--- a/apresentacao-orientador/relatorios-por-etapa/E5-paralelismo.docx
+++ b/apresentacao-orientador/relatorios-por-etapa/E5-paralelismo.docx
@@ -821,34 +821,6 @@
           </w:p>
         </w:tc>
       </w:tr>
-      <w:tr>
-        <w:tc>
-          <w:tcPr>
-            <w:tcW w:type="dxa" w:w="5669"/>
-          </w:tcPr>
-          <w:p>
-            <w:r>
-              <w:rPr>
-                <w:sz w:val="19"/>
-              </w:rPr>
-              <w:t>Custo medido dos agentes (dólar-equivalente da cota)</w:t>
-            </w:r>
-          </w:p>
-        </w:tc>
-        <w:tc>
-          <w:tcPr>
-            <w:tcW w:type="dxa" w:w="3685"/>
-          </w:tcPr>
-          <w:p>
-            <w:r>
-              <w:rPr>
-                <w:sz w:val="19"/>
-              </w:rPr>
-              <w:t>US$ 127,33</w:t>
-            </w:r>
-          </w:p>
-        </w:tc>
-      </w:tr>
     </w:tbl>
     <w:p/>
     <w:p>

--- a/apresentacao-orientador/relatorios-por-etapa/E5-paralelismo.docx
+++ b/apresentacao-orientador/relatorios-por-etapa/E5-paralelismo.docx
@@ -3,85 +3,114 @@
 <w:document xmlns:wpc="http://schemas.microsoft.com/office/word/2010/wordprocessingCanvas" xmlns:mo="http://schemas.microsoft.com/office/mac/office/2008/main" xmlns:mc="http://schemas.openxmlformats.org/markup-compatibility/2006" xmlns:mv="urn:schemas-microsoft-com:mac:vml" xmlns:o="urn:schemas-microsoft-com:office:office" xmlns:r="http://schemas.openxmlformats.org/officeDocument/2006/relationships" xmlns:m="http://schemas.openxmlformats.org/officeDocument/2006/math" xmlns:v="urn:schemas-microsoft-com:vml" xmlns:wp14="http://schemas.microsoft.com/office/word/2010/wordprocessingDrawing" xmlns:wp="http://schemas.openxmlformats.org/drawingml/2006/wordprocessingDrawing" xmlns:w10="urn:schemas-microsoft-com:office:word" xmlns:w="http://schemas.openxmlformats.org/wordprocessingml/2006/main" xmlns:w14="http://schemas.microsoft.com/office/word/2010/wordml" xmlns:wpg="http://schemas.microsoft.com/office/word/2010/wordprocessingGroup" xmlns:wpi="http://schemas.microsoft.com/office/word/2010/wordprocessingInk" xmlns:wne="http://schemas.microsoft.com/office/word/2006/wordml" xmlns:wps="http://schemas.microsoft.com/office/word/2010/wordprocessingShape" mc:Ignorable="w14 wp14">
   <w:body>
     <w:p>
+      <w:pPr>
+        <w:spacing w:before="80" w:after="0"/>
+      </w:pPr>
       <w:r>
         <w:rPr>
           <w:b/>
-          <w:color w:val="555555"/>
-          <w:sz w:val="17"/>
+          <w:i w:val="0"/>
+          <w:color w:val="6B7480"/>
+          <w:sz w:val="26"/>
         </w:rPr>
-        <w:t>FÁBRICA DE SOFTWARE MULTI-AGENTE · TCC · ENZO CONSULO</w:t>
+        <w:t>ETAPA 5 DE 10</w:t>
       </w:r>
     </w:p>
     <w:p>
       <w:pPr>
-        <w:pStyle w:val="Title"/>
+        <w:spacing w:before="0" w:after="40"/>
       </w:pPr>
       <w:r>
         <w:rPr>
-          <w:color w:val="222222"/>
+          <w:rFonts w:ascii="Cambria" w:hAnsi="Cambria"/>
+          <w:b/>
+          <w:i w:val="0"/>
+          <w:color w:val="1B2A41"/>
+          <w:sz w:val="68"/>
         </w:rPr>
-        <w:t>E5 — Paralelismo e tolerância a falhas</w:t>
+        <w:t>Paralelismo e tolerância a falhas</w:t>
       </w:r>
     </w:p>
     <w:p>
+      <w:pPr>
+        <w:spacing w:before="0" w:after="280"/>
+      </w:pPr>
       <w:r>
         <w:rPr>
-          <w:color w:val="555555"/>
+          <w:b w:val="0"/>
+          <w:i w:val="0"/>
+          <w:color w:val="6B7480"/>
+          <w:sz w:val="24"/>
         </w:rPr>
-        <w:t>Período planejado: 03/11 – 17/11/2026   ·   Branch: etapa/e5-paralelismo</w:t>
+        <w:t xml:space="preserve">Período planejado: 03/11 – 17/11/2026     ·     branch </w:t>
+      </w:r>
+      <w:r>
+        <w:rPr>
+          <w:rFonts w:ascii="Consolas" w:hAnsi="Consolas"/>
+          <w:b/>
+          <w:i w:val="0"/>
+          <w:color w:val="4A6FA5"/>
+          <w:sz w:val="24"/>
+        </w:rPr>
+        <w:t>etapa/e5-paralelismo</w:t>
       </w:r>
     </w:p>
     <w:tbl>
       <w:tblPr>
-        <w:tblStyle w:val="LightGrid-Accent1"/>
         <w:tblW w:type="auto" w:w="0"/>
         <w:jc w:val="center"/>
         <w:tblLayout w:type="fixed"/>
         <w:tblLook w:firstColumn="1" w:firstRow="1" w:lastColumn="0" w:lastRow="0" w:noHBand="0" w:noVBand="1" w:val="04A0"/>
+        <w:tblBorders>
+          <w:top w:val="nil"/>
+          <w:left w:val="nil"/>
+          <w:bottom w:val="nil"/>
+          <w:right w:val="nil"/>
+          <w:insideH w:val="nil"/>
+          <w:insideV w:val="nil"/>
+        </w:tblBorders>
       </w:tblPr>
       <w:tblGrid>
-        <w:gridCol w:w="7087"/>
-        <w:gridCol w:w="2268"/>
+        <w:gridCol w:w="7370"/>
+        <w:gridCol w:w="7654"/>
       </w:tblGrid>
       <w:tr>
         <w:tc>
           <w:tcPr>
-            <w:tcW w:type="dxa" w:w="7087"/>
+            <w:tcW w:type="dxa" w:w="7370"/>
+            <w:shd w:val="clear" w:color="auto" w:fill="1B2A41"/>
+            <w:tcMar>
+              <w:top w:w="283" w:type="dxa"/>
+              <w:left w:w="283" w:type="dxa"/>
+              <w:bottom w:w="283" w:type="dxa"/>
+              <w:right w:w="283" w:type="dxa"/>
+            </w:tcMar>
           </w:tcPr>
           <w:p>
+            <w:pPr>
+              <w:spacing w:before="0" w:after="120"/>
+            </w:pPr>
             <w:r>
               <w:rPr>
                 <w:b/>
-                <w:sz w:val="19"/>
+                <w:i w:val="0"/>
+                <w:color w:val="E9A23B"/>
+                <w:sz w:val="22"/>
               </w:rPr>
-              <w:t>Entrega combinada no plano</w:t>
+              <w:t>PROPOSTA DO PLANO</w:t>
             </w:r>
           </w:p>
-        </w:tc>
-        <w:tc>
-          <w:tcPr>
-            <w:tcW w:type="dxa" w:w="2268"/>
-          </w:tcPr>
           <w:p>
+            <w:pPr>
+              <w:spacing w:before="0" w:after="0"/>
+            </w:pPr>
             <w:r>
               <w:rPr>
+                <w:rFonts w:ascii="Cambria" w:hAnsi="Cambria"/>
                 <w:b/>
-                <w:sz w:val="19"/>
-              </w:rPr>
-              <w:t>Situação</w:t>
-            </w:r>
-          </w:p>
-        </w:tc>
-      </w:tr>
-      <w:tr>
-        <w:tc>
-          <w:tcPr>
-            <w:tcW w:type="dxa" w:w="7087"/>
-          </w:tcPr>
-          <w:p>
-            <w:r>
-              <w:rPr>
-                <w:sz w:val="19"/>
+                <w:i w:val="0"/>
+                <w:color w:val="FFFFFF"/>
+                <w:sz w:val="38"/>
               </w:rPr>
               <w:t>Três tarefas em paralelo; encerrar uma no meio não afeta as outras, e ela volta à fila.</w:t>
             </w:r>
@@ -89,441 +118,42 @@
         </w:tc>
         <w:tc>
           <w:tcPr>
-            <w:tcW w:type="dxa" w:w="2268"/>
-            <w:shd w:val="clear" w:color="auto" w:fill="E3F3E8"/>
+            <w:tcW w:type="dxa" w:w="7654"/>
+            <w:shd w:val="clear" w:color="auto" w:fill="2A9D8F"/>
+            <w:tcMar>
+              <w:top w:w="283" w:type="dxa"/>
+              <w:left w:w="283" w:type="dxa"/>
+              <w:bottom w:w="283" w:type="dxa"/>
+              <w:right w:w="283" w:type="dxa"/>
+            </w:tcMar>
           </w:tcPr>
           <w:p>
-            <w:r>
-              <w:rPr>
-                <w:sz w:val="19"/>
-              </w:rPr>
-              <w:t>Entrega aprovada</w:t>
-            </w:r>
-          </w:p>
-        </w:tc>
-      </w:tr>
-    </w:tbl>
-    <w:p/>
-    <w:p>
-      <w:r>
-        <w:rPr>
-          <w:b/>
-        </w:rPr>
-        <w:t xml:space="preserve">Em uma frase: </w:t>
-      </w:r>
-      <w:r>
-        <w:t>Três tarefas rodam em paralelo; matar uma no meio não afeta as outras, e ela volta à fila sem perder trabalho.</w:t>
-      </w:r>
-    </w:p>
-    <w:p>
-      <w:pPr>
-        <w:pStyle w:val="Heading1"/>
-      </w:pPr>
-      <w:r>
-        <w:rPr>
-          <w:color w:val="2A78D6"/>
-        </w:rPr>
-        <w:t>O que foi feito</w:t>
-      </w:r>
-    </w:p>
-    <w:tbl>
-      <w:tblPr>
-        <w:tblStyle w:val="LightGrid-Accent1"/>
-        <w:tblW w:type="auto" w:w="0"/>
-        <w:jc w:val="center"/>
-        <w:tblLayout w:type="fixed"/>
-        <w:tblLook w:firstColumn="1" w:firstRow="1" w:lastColumn="0" w:lastRow="0" w:noHBand="0" w:noVBand="1" w:val="04A0"/>
-      </w:tblPr>
-      <w:tblGrid>
-        <w:gridCol w:w="1247"/>
-        <w:gridCol w:w="907"/>
-        <w:gridCol w:w="5783"/>
-        <w:gridCol w:w="1474"/>
-      </w:tblGrid>
-      <w:tr>
-        <w:tc>
-          <w:tcPr>
-            <w:tcW w:type="dxa" w:w="1247"/>
-          </w:tcPr>
-          <w:p>
+            <w:pPr>
+              <w:spacing w:before="0" w:after="120"/>
+            </w:pPr>
             <w:r>
               <w:rPr>
                 <w:b/>
-                <w:sz w:val="19"/>
+                <w:i w:val="0"/>
+                <w:color w:val="FFFFFF"/>
+                <w:sz w:val="22"/>
               </w:rPr>
-              <w:t>Tarefa</w:t>
+              <w:t>ENTREGA APROVADA</w:t>
             </w:r>
           </w:p>
-        </w:tc>
-        <w:tc>
-          <w:tcPr>
-            <w:tcW w:type="dxa" w:w="907"/>
-          </w:tcPr>
           <w:p>
+            <w:pPr>
+              <w:spacing w:before="0" w:after="0"/>
+            </w:pPr>
             <w:r>
               <w:rPr>
+                <w:rFonts w:ascii="Cambria" w:hAnsi="Cambria"/>
                 <w:b/>
-                <w:sz w:val="19"/>
+                <w:i w:val="0"/>
+                <w:color w:val="FFFFFF"/>
+                <w:sz w:val="30"/>
               </w:rPr>
-              <w:t>Pacote</w:t>
-            </w:r>
-          </w:p>
-        </w:tc>
-        <w:tc>
-          <w:tcPr>
-            <w:tcW w:type="dxa" w:w="5783"/>
-          </w:tcPr>
-          <w:p>
-            <w:r>
-              <w:rPr>
-                <w:b/>
-                <w:sz w:val="19"/>
-              </w:rPr>
-              <w:t>Descrição</w:t>
-            </w:r>
-          </w:p>
-        </w:tc>
-        <w:tc>
-          <w:tcPr>
-            <w:tcW w:type="dxa" w:w="1474"/>
-          </w:tcPr>
-          <w:p>
-            <w:r>
-              <w:rPr>
-                <w:b/>
-                <w:sz w:val="19"/>
-              </w:rPr>
-              <w:t>Status</w:t>
-            </w:r>
-          </w:p>
-        </w:tc>
-      </w:tr>
-      <w:tr>
-        <w:tc>
-          <w:tcPr>
-            <w:tcW w:type="dxa" w:w="1247"/>
-          </w:tcPr>
-          <w:p>
-            <w:r>
-              <w:rPr>
-                <w:sz w:val="19"/>
-              </w:rPr>
-              <w:t>FAB-501</w:t>
-            </w:r>
-          </w:p>
-        </w:tc>
-        <w:tc>
-          <w:tcPr>
-            <w:tcW w:type="dxa" w:w="907"/>
-          </w:tcPr>
-          <w:p>
-            <w:r>
-              <w:rPr>
-                <w:sz w:val="19"/>
-              </w:rPr>
-              <w:t>5.1</w:t>
-            </w:r>
-          </w:p>
-        </w:tc>
-        <w:tc>
-          <w:tcPr>
-            <w:tcW w:type="dxa" w:w="5783"/>
-          </w:tcPr>
-          <w:p>
-            <w:r>
-              <w:rPr>
-                <w:sz w:val="19"/>
-              </w:rPr>
-              <w:t>Um processo supervisionado por tarefa</w:t>
-            </w:r>
-          </w:p>
-        </w:tc>
-        <w:tc>
-          <w:tcPr>
-            <w:tcW w:type="dxa" w:w="1474"/>
-            <w:shd w:val="clear" w:color="auto" w:fill="E3F3E8"/>
-          </w:tcPr>
-          <w:p>
-            <w:r>
-              <w:rPr>
-                <w:sz w:val="19"/>
-              </w:rPr>
-              <w:t>Concluída</w:t>
-            </w:r>
-          </w:p>
-        </w:tc>
-      </w:tr>
-      <w:tr>
-        <w:tc>
-          <w:tcPr>
-            <w:tcW w:type="dxa" w:w="1247"/>
-          </w:tcPr>
-          <w:p>
-            <w:r>
-              <w:rPr>
-                <w:sz w:val="19"/>
-              </w:rPr>
-              <w:t>FAB-502</w:t>
-            </w:r>
-          </w:p>
-        </w:tc>
-        <w:tc>
-          <w:tcPr>
-            <w:tcW w:type="dxa" w:w="907"/>
-          </w:tcPr>
-          <w:p>
-            <w:r>
-              <w:rPr>
-                <w:sz w:val="19"/>
-              </w:rPr>
-              <w:t>5.2</w:t>
-            </w:r>
-          </w:p>
-        </w:tc>
-        <w:tc>
-          <w:tcPr>
-            <w:tcW w:type="dxa" w:w="5783"/>
-          </w:tcPr>
-          <w:p>
-            <w:r>
-              <w:rPr>
-                <w:sz w:val="19"/>
-              </w:rPr>
-              <w:t>Fila durável no banco</w:t>
-            </w:r>
-          </w:p>
-        </w:tc>
-        <w:tc>
-          <w:tcPr>
-            <w:tcW w:type="dxa" w:w="1474"/>
-            <w:shd w:val="clear" w:color="auto" w:fill="E3F3E8"/>
-          </w:tcPr>
-          <w:p>
-            <w:r>
-              <w:rPr>
-                <w:sz w:val="19"/>
-              </w:rPr>
-              <w:t>Concluída</w:t>
-            </w:r>
-          </w:p>
-        </w:tc>
-      </w:tr>
-      <w:tr>
-        <w:tc>
-          <w:tcPr>
-            <w:tcW w:type="dxa" w:w="1247"/>
-          </w:tcPr>
-          <w:p>
-            <w:r>
-              <w:rPr>
-                <w:sz w:val="19"/>
-              </w:rPr>
-              <w:t>FAB-503</w:t>
-            </w:r>
-          </w:p>
-        </w:tc>
-        <w:tc>
-          <w:tcPr>
-            <w:tcW w:type="dxa" w:w="907"/>
-          </w:tcPr>
-          <w:p>
-            <w:r>
-              <w:rPr>
-                <w:sz w:val="19"/>
-              </w:rPr>
-              <w:t>5.3</w:t>
-            </w:r>
-          </w:p>
-        </w:tc>
-        <w:tc>
-          <w:tcPr>
-            <w:tcW w:type="dxa" w:w="5783"/>
-          </w:tcPr>
-          <w:p>
-            <w:r>
-              <w:rPr>
-                <w:sz w:val="19"/>
-              </w:rPr>
-              <w:t>Tarefas em paralelo sem disputar arquivo</w:t>
-            </w:r>
-          </w:p>
-        </w:tc>
-        <w:tc>
-          <w:tcPr>
-            <w:tcW w:type="dxa" w:w="1474"/>
-            <w:shd w:val="clear" w:color="auto" w:fill="E3F3E8"/>
-          </w:tcPr>
-          <w:p>
-            <w:r>
-              <w:rPr>
-                <w:sz w:val="19"/>
-              </w:rPr>
-              <w:t>Concluída</w:t>
-            </w:r>
-          </w:p>
-        </w:tc>
-      </w:tr>
-      <w:tr>
-        <w:tc>
-          <w:tcPr>
-            <w:tcW w:type="dxa" w:w="1247"/>
-          </w:tcPr>
-          <w:p>
-            <w:r>
-              <w:rPr>
-                <w:sz w:val="19"/>
-              </w:rPr>
-              <w:t>FAB-504</w:t>
-            </w:r>
-          </w:p>
-        </w:tc>
-        <w:tc>
-          <w:tcPr>
-            <w:tcW w:type="dxa" w:w="907"/>
-          </w:tcPr>
-          <w:p>
-            <w:r>
-              <w:rPr>
-                <w:sz w:val="19"/>
-              </w:rPr>
-              <w:t>5.4</w:t>
-            </w:r>
-          </w:p>
-        </w:tc>
-        <w:tc>
-          <w:tcPr>
-            <w:tcW w:type="dxa" w:w="5783"/>
-          </w:tcPr>
-          <w:p>
-            <w:r>
-              <w:rPr>
-                <w:sz w:val="19"/>
-              </w:rPr>
-              <w:t>Reconhecer o limite de uso do fornecedor e retomar</w:t>
-            </w:r>
-          </w:p>
-        </w:tc>
-        <w:tc>
-          <w:tcPr>
-            <w:tcW w:type="dxa" w:w="1474"/>
-            <w:shd w:val="clear" w:color="auto" w:fill="E3F3E8"/>
-          </w:tcPr>
-          <w:p>
-            <w:r>
-              <w:rPr>
-                <w:sz w:val="19"/>
-              </w:rPr>
-              <w:t>Concluída</w:t>
-            </w:r>
-          </w:p>
-        </w:tc>
-      </w:tr>
-      <w:tr>
-        <w:tc>
-          <w:tcPr>
-            <w:tcW w:type="dxa" w:w="1247"/>
-          </w:tcPr>
-          <w:p>
-            <w:r>
-              <w:rPr>
-                <w:sz w:val="19"/>
-              </w:rPr>
-              <w:t>FAB-505</w:t>
-            </w:r>
-          </w:p>
-        </w:tc>
-        <w:tc>
-          <w:tcPr>
-            <w:tcW w:type="dxa" w:w="907"/>
-          </w:tcPr>
-          <w:p>
-            <w:r>
-              <w:rPr>
-                <w:sz w:val="19"/>
-              </w:rPr>
-              <w:t>5.5</w:t>
-            </w:r>
-          </w:p>
-        </w:tc>
-        <w:tc>
-          <w:tcPr>
-            <w:tcW w:type="dxa" w:w="5783"/>
-          </w:tcPr>
-          <w:p>
-            <w:r>
-              <w:rPr>
-                <w:sz w:val="19"/>
-              </w:rPr>
-              <w:t>Recuperar trabalho interrompido</w:t>
-            </w:r>
-          </w:p>
-        </w:tc>
-        <w:tc>
-          <w:tcPr>
-            <w:tcW w:type="dxa" w:w="1474"/>
-            <w:shd w:val="clear" w:color="auto" w:fill="E3F3E8"/>
-          </w:tcPr>
-          <w:p>
-            <w:r>
-              <w:rPr>
-                <w:sz w:val="19"/>
-              </w:rPr>
-              <w:t>Concluída</w:t>
-            </w:r>
-          </w:p>
-        </w:tc>
-      </w:tr>
-      <w:tr>
-        <w:tc>
-          <w:tcPr>
-            <w:tcW w:type="dxa" w:w="1247"/>
-          </w:tcPr>
-          <w:p>
-            <w:r>
-              <w:rPr>
-                <w:sz w:val="19"/>
-              </w:rPr>
-              <w:t>FAB-506</w:t>
-            </w:r>
-          </w:p>
-        </w:tc>
-        <w:tc>
-          <w:tcPr>
-            <w:tcW w:type="dxa" w:w="907"/>
-          </w:tcPr>
-          <w:p>
-            <w:r>
-              <w:rPr>
-                <w:sz w:val="19"/>
-              </w:rPr>
-              <w:t>Marco</w:t>
-            </w:r>
-          </w:p>
-        </w:tc>
-        <w:tc>
-          <w:tcPr>
-            <w:tcW w:type="dxa" w:w="5783"/>
-          </w:tcPr>
-          <w:p>
-            <w:r>
-              <w:rPr>
-                <w:sz w:val="19"/>
-              </w:rPr>
-              <w:t>MARCO E5 — três em paralelo, e matar uma não derruba as outras</w:t>
-            </w:r>
-          </w:p>
-        </w:tc>
-        <w:tc>
-          <w:tcPr>
-            <w:tcW w:type="dxa" w:w="1474"/>
-            <w:shd w:val="clear" w:color="auto" w:fill="E3F3E8"/>
-          </w:tcPr>
-          <w:p>
-            <w:r>
-              <w:rPr>
-                <w:sz w:val="19"/>
-              </w:rPr>
-              <w:t>Concluída</w:t>
+              <w:t>Três tarefas rodam em paralelo; matar uma no meio não afeta as outras, e ela volta à fila sem perder trabalho.</w:t>
             </w:r>
           </w:p>
         </w:tc>
@@ -531,303 +161,490 @@
     </w:tbl>
     <w:p>
       <w:pPr>
-        <w:pStyle w:val="Heading1"/>
+        <w:spacing w:before="0" w:after="200"/>
       </w:pPr>
-      <w:r>
-        <w:rPr>
-          <w:color w:val="2A78D6"/>
-        </w:rPr>
-        <w:t>Como foi feito</w:t>
-      </w:r>
-    </w:p>
-    <w:p>
-      <w:pPr>
-        <w:pStyle w:val="ListBullet"/>
-      </w:pPr>
-      <w:r>
-        <w:t>Um processo supervisionado por tarefa, com registro dos agentes em voo (R13).</w:t>
-      </w:r>
-    </w:p>
-    <w:p>
-      <w:pPr>
-        <w:pStyle w:val="ListBullet"/>
-      </w:pPr>
-      <w:r>
-        <w:t>Fila durável no banco (Oban): enfileirar e mudar o estado da tarefa na mesma transação.</w:t>
-      </w:r>
-    </w:p>
-    <w:p>
-      <w:pPr>
-        <w:pStyle w:val="ListBullet"/>
-      </w:pPr>
-      <w:r>
-        <w:t>As áreas de cada tarefa são exclusão mútua; o número em voo segue o perfil de 8 GB (R6, R9).</w:t>
-      </w:r>
-    </w:p>
-    <w:p>
-      <w:pPr>
-        <w:pStyle w:val="ListBullet"/>
-      </w:pPr>
-      <w:r>
-        <w:t>Parede de cota do fornecedor reconhecida: o sistema dorme até a reabertura e rearma sozinho.</w:t>
-      </w:r>
-    </w:p>
-    <w:p>
-      <w:pPr>
-        <w:pStyle w:val="ListBullet"/>
-      </w:pPr>
-      <w:r>
-        <w:t>Na subida após uma queda, o trabalho parcial é commitado em nome da tarefa certa.</w:t>
-      </w:r>
-    </w:p>
-    <w:p>
-      <w:pPr>
-        <w:pStyle w:val="Heading1"/>
-      </w:pPr>
-      <w:r>
-        <w:rPr>
-          <w:color w:val="2A78D6"/>
-        </w:rPr>
-        <w:t>Como se prova</w:t>
-      </w:r>
-    </w:p>
-    <w:p>
-      <w:r>
-        <w:rPr>
-          <w:rFonts w:ascii="Consolas" w:hAnsi="Consolas"/>
-          <w:sz w:val="19"/>
-        </w:rPr>
-        <w:t>mix test test/factory/milestone_e5_test.exs — três agentes reais em voo, um é morto, os outros seguem e o morto volta à fila.</w:t>
-      </w:r>
-    </w:p>
-    <w:p>
-      <w:pPr>
-        <w:pStyle w:val="Heading1"/>
-      </w:pPr>
-      <w:r>
-        <w:rPr>
-          <w:color w:val="2A78D6"/>
-        </w:rPr>
-        <w:t>Números da etapa</w:t>
-      </w:r>
     </w:p>
     <w:tbl>
       <w:tblPr>
-        <w:tblStyle w:val="LightGrid-Accent1"/>
         <w:tblW w:type="auto" w:w="0"/>
         <w:jc w:val="center"/>
         <w:tblLayout w:type="fixed"/>
         <w:tblLook w:firstColumn="1" w:firstRow="1" w:lastColumn="0" w:lastRow="0" w:noHBand="0" w:noVBand="1" w:val="04A0"/>
+        <w:tblBorders>
+          <w:top w:val="nil"/>
+          <w:left w:val="nil"/>
+          <w:bottom w:val="nil"/>
+          <w:right w:val="nil"/>
+          <w:insideH w:val="nil"/>
+          <w:insideV w:val="nil"/>
+        </w:tblBorders>
       </w:tblPr>
       <w:tblGrid>
-        <w:gridCol w:w="5669"/>
-        <w:gridCol w:w="3685"/>
+        <w:gridCol w:w="3742"/>
+        <w:gridCol w:w="3742"/>
+        <w:gridCol w:w="3742"/>
+        <w:gridCol w:w="3742"/>
       </w:tblGrid>
       <w:tr>
         <w:tc>
           <w:tcPr>
-            <w:tcW w:type="dxa" w:w="5669"/>
+            <w:tcW w:type="dxa" w:w="3742"/>
+            <w:shd w:val="clear" w:color="auto" w:fill="F2F4F7"/>
+            <w:tcMar>
+              <w:top w:w="198" w:type="dxa"/>
+              <w:left w:w="198" w:type="dxa"/>
+              <w:bottom w:w="198" w:type="dxa"/>
+              <w:right w:w="198" w:type="dxa"/>
+            </w:tcMar>
           </w:tcPr>
           <w:p>
+            <w:pPr>
+              <w:spacing w:before="0" w:after="0"/>
+            </w:pPr>
             <w:r>
               <w:rPr>
+                <w:rFonts w:ascii="Cambria" w:hAnsi="Cambria"/>
                 <w:b/>
-                <w:sz w:val="19"/>
+                <w:i w:val="0"/>
+                <w:color w:val="1B2A41"/>
+                <w:sz w:val="60"/>
               </w:rPr>
-              <w:t>Indicador</w:t>
+              <w:t>6/6</w:t>
+            </w:r>
+          </w:p>
+          <w:p>
+            <w:pPr>
+              <w:spacing w:before="0" w:after="0"/>
+            </w:pPr>
+            <w:r>
+              <w:rPr>
+                <w:b w:val="0"/>
+                <w:i w:val="0"/>
+                <w:color w:val="6B7480"/>
+                <w:sz w:val="22"/>
+              </w:rPr>
+              <w:t>tarefas concluídas</w:t>
             </w:r>
           </w:p>
         </w:tc>
         <w:tc>
           <w:tcPr>
-            <w:tcW w:type="dxa" w:w="3685"/>
+            <w:tcW w:type="dxa" w:w="3742"/>
+            <w:shd w:val="clear" w:color="auto" w:fill="F2F4F7"/>
+            <w:tcMar>
+              <w:top w:w="198" w:type="dxa"/>
+              <w:left w:w="198" w:type="dxa"/>
+              <w:bottom w:w="198" w:type="dxa"/>
+              <w:right w:w="198" w:type="dxa"/>
+            </w:tcMar>
           </w:tcPr>
           <w:p>
+            <w:pPr>
+              <w:spacing w:before="0" w:after="0"/>
+            </w:pPr>
             <w:r>
               <w:rPr>
+                <w:rFonts w:ascii="Cambria" w:hAnsi="Cambria"/>
                 <w:b/>
-                <w:sz w:val="19"/>
+                <w:i w:val="0"/>
+                <w:color w:val="1B2A41"/>
+                <w:sz w:val="60"/>
               </w:rPr>
-              <w:t>Valor</w:t>
+              <w:t>10</w:t>
             </w:r>
           </w:p>
-        </w:tc>
-      </w:tr>
-      <w:tr>
-        <w:tc>
-          <w:tcPr>
-            <w:tcW w:type="dxa" w:w="5669"/>
-          </w:tcPr>
           <w:p>
+            <w:pPr>
+              <w:spacing w:before="0" w:after="0"/>
+            </w:pPr>
             <w:r>
               <w:rPr>
-                <w:sz w:val="19"/>
+                <w:b w:val="0"/>
+                <w:i w:val="0"/>
+                <w:color w:val="6B7480"/>
+                <w:sz w:val="22"/>
               </w:rPr>
-              <w:t>Tarefas concluídas</w:t>
+              <w:t>commits nesta etapa</w:t>
             </w:r>
           </w:p>
         </w:tc>
         <w:tc>
           <w:tcPr>
-            <w:tcW w:type="dxa" w:w="3685"/>
+            <w:tcW w:type="dxa" w:w="3742"/>
+            <w:shd w:val="clear" w:color="auto" w:fill="F2F4F7"/>
+            <w:tcMar>
+              <w:top w:w="198" w:type="dxa"/>
+              <w:left w:w="198" w:type="dxa"/>
+              <w:bottom w:w="198" w:type="dxa"/>
+              <w:right w:w="198" w:type="dxa"/>
+            </w:tcMar>
           </w:tcPr>
           <w:p>
+            <w:pPr>
+              <w:spacing w:before="0" w:after="0"/>
+            </w:pPr>
             <w:r>
               <w:rPr>
-                <w:sz w:val="19"/>
+                <w:rFonts w:ascii="Cambria" w:hAnsi="Cambria"/>
+                <w:b/>
+                <w:i w:val="0"/>
+                <w:color w:val="1B2A41"/>
+                <w:sz w:val="60"/>
               </w:rPr>
-              <w:t>6 de 6</w:t>
+              <w:t>995</w:t>
             </w:r>
           </w:p>
-        </w:tc>
-      </w:tr>
-      <w:tr>
-        <w:tc>
-          <w:tcPr>
-            <w:tcW w:type="dxa" w:w="5669"/>
-          </w:tcPr>
           <w:p>
+            <w:pPr>
+              <w:spacing w:before="0" w:after="0"/>
+            </w:pPr>
             <w:r>
               <w:rPr>
-                <w:sz w:val="19"/>
+                <w:b w:val="0"/>
+                <w:i w:val="0"/>
+                <w:color w:val="6B7480"/>
+                <w:sz w:val="22"/>
               </w:rPr>
-              <w:t>Commits na branch da etapa</w:t>
+              <w:t>testes automáticos</w:t>
             </w:r>
           </w:p>
         </w:tc>
         <w:tc>
           <w:tcPr>
-            <w:tcW w:type="dxa" w:w="3685"/>
+            <w:tcW w:type="dxa" w:w="3742"/>
+            <w:shd w:val="clear" w:color="auto" w:fill="F2F4F7"/>
+            <w:tcMar>
+              <w:top w:w="198" w:type="dxa"/>
+              <w:left w:w="198" w:type="dxa"/>
+              <w:bottom w:w="198" w:type="dxa"/>
+              <w:right w:w="198" w:type="dxa"/>
+            </w:tcMar>
           </w:tcPr>
           <w:p>
+            <w:pPr>
+              <w:spacing w:before="0" w:after="0"/>
+            </w:pPr>
             <w:r>
               <w:rPr>
-                <w:sz w:val="19"/>
+                <w:rFonts w:ascii="Cambria" w:hAnsi="Cambria"/>
+                <w:b/>
+                <w:i w:val="0"/>
+                <w:color w:val="1B2A41"/>
+                <w:sz w:val="60"/>
               </w:rPr>
-              <w:t>10</w:t>
+              <w:t>83</w:t>
+            </w:r>
+          </w:p>
+          <w:p>
+            <w:pPr>
+              <w:spacing w:before="0" w:after="0"/>
+            </w:pPr>
+            <w:r>
+              <w:rPr>
+                <w:b w:val="0"/>
+                <w:i w:val="0"/>
+                <w:color w:val="6B7480"/>
+                <w:sz w:val="22"/>
+              </w:rPr>
+              <w:t>módulos Elixir</w:t>
             </w:r>
           </w:p>
         </w:tc>
       </w:tr>
+    </w:tbl>
+    <w:p>
+      <w:pPr>
+        <w:spacing w:before="0" w:after="240"/>
+      </w:pPr>
+    </w:p>
+    <w:p>
+      <w:pPr>
+        <w:spacing w:before="0" w:after="80"/>
+      </w:pPr>
+      <w:r>
+        <w:rPr>
+          <w:b/>
+          <w:i w:val="0"/>
+          <w:color w:val="4A6FA5"/>
+          <w:sz w:val="21"/>
+        </w:rPr>
+        <w:t>NESTA APRESENTAÇÃO</w:t>
+      </w:r>
+    </w:p>
+    <w:tbl>
+      <w:tblPr>
+        <w:tblW w:type="auto" w:w="0"/>
+        <w:jc w:val="center"/>
+        <w:tblLayout w:type="fixed"/>
+        <w:tblLook w:firstColumn="1" w:firstRow="1" w:lastColumn="0" w:lastRow="0" w:noHBand="0" w:noVBand="1" w:val="04A0"/>
+        <w:tblBorders>
+          <w:top w:val="nil"/>
+          <w:left w:val="nil"/>
+          <w:bottom w:val="nil"/>
+          <w:right w:val="nil"/>
+          <w:insideH w:val="nil"/>
+          <w:insideV w:val="nil"/>
+        </w:tblBorders>
+      </w:tblPr>
+      <w:tblGrid>
+        <w:gridCol w:w="2504"/>
+        <w:gridCol w:w="2504"/>
+        <w:gridCol w:w="2504"/>
+        <w:gridCol w:w="2504"/>
+        <w:gridCol w:w="2504"/>
+        <w:gridCol w:w="2504"/>
+      </w:tblGrid>
       <w:tr>
         <w:tc>
           <w:tcPr>
-            <w:tcW w:type="dxa" w:w="5669"/>
+            <w:tcW w:type="dxa" w:w="2504"/>
+            <w:shd w:val="clear" w:color="auto" w:fill="FFFFFF"/>
+            <w:tcMar>
+              <w:top w:w="85" w:type="dxa"/>
+              <w:left w:w="85" w:type="dxa"/>
+              <w:bottom w:w="85" w:type="dxa"/>
+              <w:right w:w="85" w:type="dxa"/>
+            </w:tcMar>
           </w:tcPr>
           <w:p>
+            <w:pPr>
+              <w:spacing w:before="0" w:after="0"/>
+            </w:pPr>
             <w:r>
               <w:rPr>
-                <w:sz w:val="19"/>
+                <w:b/>
+                <w:i w:val="0"/>
+                <w:color w:val="E9A23B"/>
+                <w:sz w:val="28"/>
               </w:rPr>
-              <w:t>Módulos Elixir</w:t>
+              <w:t xml:space="preserve">1  </w:t>
+            </w:r>
+            <w:r>
+              <w:rPr>
+                <w:b/>
+                <w:i w:val="0"/>
+                <w:color w:val="1B2A41"/>
+                <w:sz w:val="23"/>
+              </w:rPr>
+              <w:t>Onde entra no sistema</w:t>
             </w:r>
           </w:p>
         </w:tc>
         <w:tc>
           <w:tcPr>
-            <w:tcW w:type="dxa" w:w="3685"/>
+            <w:tcW w:type="dxa" w:w="2504"/>
+            <w:shd w:val="clear" w:color="auto" w:fill="FFFFFF"/>
+            <w:tcMar>
+              <w:top w:w="85" w:type="dxa"/>
+              <w:left w:w="85" w:type="dxa"/>
+              <w:bottom w:w="85" w:type="dxa"/>
+              <w:right w:w="85" w:type="dxa"/>
+            </w:tcMar>
           </w:tcPr>
           <w:p>
+            <w:pPr>
+              <w:spacing w:before="0" w:after="0"/>
+            </w:pPr>
             <w:r>
               <w:rPr>
-                <w:sz w:val="19"/>
+                <w:b/>
+                <w:i w:val="0"/>
+                <w:color w:val="E9A23B"/>
+                <w:sz w:val="28"/>
               </w:rPr>
-              <w:t>83 (+7)</w:t>
+              <w:t xml:space="preserve">2  </w:t>
             </w:r>
-          </w:p>
-        </w:tc>
-      </w:tr>
-      <w:tr>
-        <w:tc>
-          <w:tcPr>
-            <w:tcW w:type="dxa" w:w="5669"/>
-          </w:tcPr>
-          <w:p>
             <w:r>
               <w:rPr>
-                <w:sz w:val="19"/>
+                <w:b/>
+                <w:i w:val="0"/>
+                <w:color w:val="1B2A41"/>
+                <w:sz w:val="23"/>
               </w:rPr>
-              <w:t>Linhas de código (lib/)</w:t>
+              <w:t>Como funciona</w:t>
             </w:r>
           </w:p>
         </w:tc>
         <w:tc>
           <w:tcPr>
-            <w:tcW w:type="dxa" w:w="3685"/>
+            <w:tcW w:type="dxa" w:w="2504"/>
+            <w:shd w:val="clear" w:color="auto" w:fill="FFFFFF"/>
+            <w:tcMar>
+              <w:top w:w="85" w:type="dxa"/>
+              <w:left w:w="85" w:type="dxa"/>
+              <w:bottom w:w="85" w:type="dxa"/>
+              <w:right w:w="85" w:type="dxa"/>
+            </w:tcMar>
           </w:tcPr>
           <w:p>
+            <w:pPr>
+              <w:spacing w:before="0" w:after="0"/>
+            </w:pPr>
             <w:r>
               <w:rPr>
-                <w:sz w:val="19"/>
+                <w:b/>
+                <w:i w:val="0"/>
+                <w:color w:val="E9A23B"/>
+                <w:sz w:val="28"/>
               </w:rPr>
-              <w:t>10.482 (+1285)</w:t>
+              <w:t xml:space="preserve">3  </w:t>
             </w:r>
-          </w:p>
-        </w:tc>
-      </w:tr>
-      <w:tr>
-        <w:tc>
-          <w:tcPr>
-            <w:tcW w:type="dxa" w:w="5669"/>
-          </w:tcPr>
-          <w:p>
             <w:r>
               <w:rPr>
-                <w:sz w:val="19"/>
+                <w:b/>
+                <w:i w:val="0"/>
+                <w:color w:val="1B2A41"/>
+                <w:sz w:val="23"/>
               </w:rPr>
-              <w:t>Testes automáticos</w:t>
+              <w:t>Tarefa por tarefa</w:t>
             </w:r>
           </w:p>
         </w:tc>
         <w:tc>
           <w:tcPr>
-            <w:tcW w:type="dxa" w:w="3685"/>
+            <w:tcW w:type="dxa" w:w="2504"/>
+            <w:shd w:val="clear" w:color="auto" w:fill="FFFFFF"/>
+            <w:tcMar>
+              <w:top w:w="85" w:type="dxa"/>
+              <w:left w:w="85" w:type="dxa"/>
+              <w:bottom w:w="85" w:type="dxa"/>
+              <w:right w:w="85" w:type="dxa"/>
+            </w:tcMar>
           </w:tcPr>
           <w:p>
+            <w:pPr>
+              <w:spacing w:before="0" w:after="0"/>
+            </w:pPr>
             <w:r>
               <w:rPr>
-                <w:sz w:val="19"/>
+                <w:b/>
+                <w:i w:val="0"/>
+                <w:color w:val="E9A23B"/>
+                <w:sz w:val="28"/>
               </w:rPr>
-              <w:t>995 (+87)</w:t>
+              <w:t xml:space="preserve">4  </w:t>
             </w:r>
-          </w:p>
-        </w:tc>
-      </w:tr>
-      <w:tr>
-        <w:tc>
-          <w:tcPr>
-            <w:tcW w:type="dxa" w:w="5669"/>
-          </w:tcPr>
-          <w:p>
             <w:r>
               <w:rPr>
-                <w:sz w:val="19"/>
+                <w:b/>
+                <w:i w:val="0"/>
+                <w:color w:val="1B2A41"/>
+                <w:sz w:val="23"/>
               </w:rPr>
-              <w:t>Execuções de agente por item de trabalho (média)</w:t>
+              <w:t>Como se prova</w:t>
             </w:r>
           </w:p>
         </w:tc>
         <w:tc>
           <w:tcPr>
-            <w:tcW w:type="dxa" w:w="3685"/>
+            <w:tcW w:type="dxa" w:w="2504"/>
+            <w:shd w:val="clear" w:color="auto" w:fill="FFFFFF"/>
+            <w:tcMar>
+              <w:top w:w="85" w:type="dxa"/>
+              <w:left w:w="85" w:type="dxa"/>
+              <w:bottom w:w="85" w:type="dxa"/>
+              <w:right w:w="85" w:type="dxa"/>
+            </w:tcMar>
           </w:tcPr>
           <w:p>
+            <w:pPr>
+              <w:spacing w:before="0" w:after="0"/>
+            </w:pPr>
             <w:r>
               <w:rPr>
-                <w:sz w:val="19"/>
+                <w:b/>
+                <w:i w:val="0"/>
+                <w:color w:val="E9A23B"/>
+                <w:sz w:val="28"/>
               </w:rPr>
-              <w:t>1,67  (critério: ≤ 2)</w:t>
+              <w:t xml:space="preserve">5  </w:t>
+            </w:r>
+            <w:r>
+              <w:rPr>
+                <w:b/>
+                <w:i w:val="0"/>
+                <w:color w:val="1B2A41"/>
+                <w:sz w:val="23"/>
+              </w:rPr>
+              <w:t>Números</w:t>
+            </w:r>
+          </w:p>
+        </w:tc>
+        <w:tc>
+          <w:tcPr>
+            <w:tcW w:type="dxa" w:w="2504"/>
+            <w:shd w:val="clear" w:color="auto" w:fill="FFFFFF"/>
+            <w:tcMar>
+              <w:top w:w="85" w:type="dxa"/>
+              <w:left w:w="85" w:type="dxa"/>
+              <w:bottom w:w="85" w:type="dxa"/>
+              <w:right w:w="85" w:type="dxa"/>
+            </w:tcMar>
+          </w:tcPr>
+          <w:p>
+            <w:pPr>
+              <w:spacing w:before="0" w:after="0"/>
+            </w:pPr>
+            <w:r>
+              <w:rPr>
+                <w:b/>
+                <w:i w:val="0"/>
+                <w:color w:val="E9A23B"/>
+                <w:sz w:val="28"/>
+              </w:rPr>
+              <w:t xml:space="preserve">6  </w:t>
+            </w:r>
+            <w:r>
+              <w:rPr>
+                <w:b/>
+                <w:i w:val="0"/>
+                <w:color w:val="1B2A41"/>
+                <w:sz w:val="23"/>
+              </w:rPr>
+              <w:t>Próximos passos</w:t>
             </w:r>
           </w:p>
         </w:tc>
       </w:tr>
     </w:tbl>
-    <w:p/>
     <w:p>
+      <w:pPr>
+        <w:pageBreakBefore/>
+        <w:spacing w:before="0" w:after="40"/>
+      </w:pPr>
+      <w:r>
+        <w:rPr>
+          <w:rFonts w:ascii="Cambria" w:hAnsi="Cambria"/>
+          <w:b/>
+          <w:i w:val="0"/>
+          <w:color w:val="1B2A41"/>
+          <w:sz w:val="48"/>
+        </w:rPr>
+        <w:t>Onde esta etapa entra no sistema</w:t>
+      </w:r>
+    </w:p>
+    <w:p>
+      <w:pPr>
+        <w:spacing w:before="0" w:after="200"/>
+      </w:pPr>
+      <w:r>
+        <w:rPr>
+          <w:b w:val="0"/>
+          <w:i w:val="0"/>
+          <w:color w:val="6B7480"/>
+          <w:sz w:val="25"/>
+        </w:rPr>
+        <w:t>O sistema é construído de baixo para cima; cada etapa acrescenta uma camada. Em destaque, a camada desta etapa.</w:t>
+      </w:r>
+    </w:p>
+    <w:p>
+      <w:pPr>
+        <w:jc w:val="center"/>
+      </w:pPr>
       <w:r>
         <w:drawing>
           <wp:inline xmlns:a="http://schemas.openxmlformats.org/drawingml/2006/main" xmlns:pic="http://schemas.openxmlformats.org/drawingml/2006/picture">
-            <wp:extent cx="5760000" cy="1920000"/>
+            <wp:extent cx="7560000" cy="3190539"/>
             <wp:docPr id="1" name="Picture 1"/>
             <wp:cNvGraphicFramePr>
               <a:graphicFrameLocks noChangeAspect="1"/>
@@ -836,11 +653,11 @@
               <a:graphicData uri="http://schemas.openxmlformats.org/drawingml/2006/picture">
                 <pic:pic>
                   <pic:nvPicPr>
-                    <pic:cNvPr id="0" name="grafico-e5.png"/>
+                    <pic:cNvPr id="0" name="mapa.png"/>
                     <pic:cNvPicPr/>
                   </pic:nvPicPr>
                   <pic:blipFill>
-                    <a:blip r:embed="rId9"/>
+                    <a:blip r:embed="rId11"/>
                     <a:stretch>
                       <a:fillRect/>
                     </a:stretch>
@@ -848,7 +665,7 @@
                   <pic:spPr>
                     <a:xfrm>
                       <a:off x="0" y="0"/>
-                      <a:ext cx="5760000" cy="1920000"/>
+                      <a:ext cx="7560000" cy="3190539"/>
                     </a:xfrm>
                     <a:prstGeom prst="rect"/>
                   </pic:spPr>
@@ -861,65 +678,2880 @@
     </w:p>
     <w:p>
       <w:pPr>
-        <w:jc w:val="center"/>
+        <w:pageBreakBefore/>
+        <w:spacing w:before="0" w:after="40"/>
       </w:pPr>
       <w:r>
         <w:rPr>
-          <w:color w:val="555555"/>
-          <w:sz w:val="17"/>
+          <w:rFonts w:ascii="Cambria" w:hAnsi="Cambria"/>
+          <w:b/>
+          <w:i w:val="0"/>
+          <w:color w:val="1B2A41"/>
+          <w:sz w:val="48"/>
         </w:rPr>
-        <w:t>Crescimento do sistema até esta etapa (em destaque).</w:t>
+        <w:t>Como funciona</w:t>
       </w:r>
     </w:p>
     <w:p>
       <w:pPr>
-        <w:pStyle w:val="Heading1"/>
+        <w:spacing w:before="0" w:after="200"/>
       </w:pPr>
       <w:r>
         <w:rPr>
-          <w:color w:val="2A78D6"/>
+          <w:b w:val="0"/>
+          <w:i w:val="0"/>
+          <w:color w:val="6B7480"/>
+          <w:sz w:val="25"/>
         </w:rPr>
-        <w:t>Requisitos desta etapa</w:t>
+        <w:t>O desenho mostra as peças desta etapa e como elas conversam.</w:t>
+      </w:r>
+    </w:p>
+    <w:p>
+      <w:pPr>
+        <w:jc w:val="center"/>
+      </w:pPr>
+      <w:r>
+        <w:drawing>
+          <wp:inline xmlns:a="http://schemas.openxmlformats.org/drawingml/2006/main" xmlns:pic="http://schemas.openxmlformats.org/drawingml/2006/picture">
+            <wp:extent cx="8460000" cy="3689999"/>
+            <wp:docPr id="2" name="Picture 2"/>
+            <wp:cNvGraphicFramePr>
+              <a:graphicFrameLocks noChangeAspect="1"/>
+            </wp:cNvGraphicFramePr>
+            <a:graphic>
+              <a:graphicData uri="http://schemas.openxmlformats.org/drawingml/2006/picture">
+                <pic:pic>
+                  <pic:nvPicPr>
+                    <pic:cNvPr id="0" name="diag.png"/>
+                    <pic:cNvPicPr/>
+                  </pic:nvPicPr>
+                  <pic:blipFill>
+                    <a:blip r:embed="rId12"/>
+                    <a:stretch>
+                      <a:fillRect/>
+                    </a:stretch>
+                  </pic:blipFill>
+                  <pic:spPr>
+                    <a:xfrm>
+                      <a:off x="0" y="0"/>
+                      <a:ext cx="8460000" cy="3689999"/>
+                    </a:xfrm>
+                    <a:prstGeom prst="rect"/>
+                  </pic:spPr>
+                </pic:pic>
+              </a:graphicData>
+            </a:graphic>
+          </wp:inline>
+        </w:drawing>
+      </w:r>
+    </w:p>
+    <w:p>
+      <w:pPr>
+        <w:pStyle w:val="ListBullet"/>
+        <w:spacing w:after="40"/>
+      </w:pPr>
+      <w:r>
+        <w:rPr>
+          <w:b w:val="0"/>
+          <w:i w:val="0"/>
+          <w:color w:val="1F2328"/>
+          <w:sz w:val="24"/>
+        </w:rPr>
+        <w:t>Um processo supervisionado por tarefa, com registro dos agentes em voo (R13).</w:t>
+      </w:r>
+    </w:p>
+    <w:p>
+      <w:pPr>
+        <w:pStyle w:val="ListBullet"/>
+        <w:spacing w:after="40"/>
+      </w:pPr>
+      <w:r>
+        <w:rPr>
+          <w:b w:val="0"/>
+          <w:i w:val="0"/>
+          <w:color w:val="1F2328"/>
+          <w:sz w:val="24"/>
+        </w:rPr>
+        <w:t>Fila durável no banco (Oban): enfileirar e mudar o estado da tarefa na mesma transação.</w:t>
+      </w:r>
+    </w:p>
+    <w:p>
+      <w:pPr>
+        <w:pStyle w:val="ListBullet"/>
+        <w:spacing w:after="40"/>
+      </w:pPr>
+      <w:r>
+        <w:rPr>
+          <w:b w:val="0"/>
+          <w:i w:val="0"/>
+          <w:color w:val="1F2328"/>
+          <w:sz w:val="24"/>
+        </w:rPr>
+        <w:t>As áreas de cada tarefa são exclusão mútua; o número em voo segue o perfil de 8 GB (R6, R9).</w:t>
+      </w:r>
+    </w:p>
+    <w:p>
+      <w:pPr>
+        <w:pStyle w:val="ListBullet"/>
+        <w:spacing w:after="40"/>
+      </w:pPr>
+      <w:r>
+        <w:rPr>
+          <w:b w:val="0"/>
+          <w:i w:val="0"/>
+          <w:color w:val="1F2328"/>
+          <w:sz w:val="24"/>
+        </w:rPr>
+        <w:t>Parede de cota do fornecedor reconhecida: o sistema dorme até a reabertura e rearma sozinho.</w:t>
+      </w:r>
+    </w:p>
+    <w:p>
+      <w:pPr>
+        <w:pStyle w:val="ListBullet"/>
+        <w:spacing w:after="40"/>
+      </w:pPr>
+      <w:r>
+        <w:rPr>
+          <w:b w:val="0"/>
+          <w:i w:val="0"/>
+          <w:color w:val="1F2328"/>
+          <w:sz w:val="24"/>
+        </w:rPr>
+        <w:t>Na subida após uma queda, o trabalho parcial é commitado em nome da tarefa certa.</w:t>
+      </w:r>
+    </w:p>
+    <w:p>
+      <w:pPr>
+        <w:pageBreakBefore/>
+        <w:spacing w:before="0" w:after="40"/>
+      </w:pPr>
+      <w:r>
+        <w:rPr>
+          <w:rFonts w:ascii="Cambria" w:hAnsi="Cambria"/>
+          <w:b/>
+          <w:i w:val="0"/>
+          <w:color w:val="1B2A41"/>
+          <w:sz w:val="48"/>
+        </w:rPr>
+        <w:t>O que foi feito, tarefa por tarefa</w:t>
+      </w:r>
+    </w:p>
+    <w:p>
+      <w:pPr>
+        <w:spacing w:before="0" w:after="200"/>
+      </w:pPr>
+      <w:r>
+        <w:rPr>
+          <w:b w:val="0"/>
+          <w:i w:val="0"/>
+          <w:color w:val="6B7480"/>
+          <w:sz w:val="25"/>
+        </w:rPr>
+        <w:t>Cada tarefa é um pacote do plano de desenvolvimento. Detalhes completos em docs/tasks/pt/.</w:t>
       </w:r>
     </w:p>
     <w:tbl>
       <w:tblPr>
-        <w:tblStyle w:val="LightGrid-Accent1"/>
         <w:tblW w:type="auto" w:w="0"/>
         <w:jc w:val="center"/>
         <w:tblLayout w:type="fixed"/>
         <w:tblLook w:firstColumn="1" w:firstRow="1" w:lastColumn="0" w:lastRow="0" w:noHBand="0" w:noVBand="1" w:val="04A0"/>
+        <w:tblBorders>
+          <w:top w:val="nil"/>
+          <w:left w:val="nil"/>
+          <w:bottom w:val="nil"/>
+          <w:right w:val="nil"/>
+          <w:insideH w:val="nil"/>
+          <w:insideV w:val="nil"/>
+        </w:tblBorders>
       </w:tblPr>
       <w:tblGrid>
-        <w:gridCol w:w="1020"/>
-        <w:gridCol w:w="8334"/>
+        <w:gridCol w:w="11622"/>
+        <w:gridCol w:w="3402"/>
       </w:tblGrid>
       <w:tr>
+        <w:trPr>
+          <w:cantSplit/>
+        </w:trPr>
         <w:tc>
           <w:tcPr>
-            <w:tcW w:type="dxa" w:w="1020"/>
+            <w:tcW w:type="dxa" w:w="11622"/>
+            <w:shd w:val="clear" w:color="auto" w:fill="1B2A41"/>
+            <w:tcMar>
+              <w:top w:w="158" w:type="dxa"/>
+              <w:left w:w="158" w:type="dxa"/>
+              <w:bottom w:w="158" w:type="dxa"/>
+              <w:right w:w="158" w:type="dxa"/>
+            </w:tcMar>
           </w:tcPr>
           <w:p>
+            <w:pPr>
+              <w:keepNext/>
+              <w:spacing w:before="0" w:after="0"/>
+            </w:pPr>
+            <w:r>
+              <w:rPr>
+                <w:rFonts w:ascii="Consolas" w:hAnsi="Consolas"/>
+                <w:b/>
+                <w:i w:val="0"/>
+                <w:color w:val="E9A23B"/>
+                <w:sz w:val="24"/>
+              </w:rPr>
+              <w:t xml:space="preserve">FAB-501   </w:t>
+            </w:r>
             <w:r>
               <w:rPr>
                 <w:b/>
-                <w:sz w:val="19"/>
+                <w:i w:val="0"/>
+                <w:color w:val="FFFFFF"/>
+                <w:sz w:val="27"/>
               </w:rPr>
-              <w:t>Req.</w:t>
+              <w:t>Um processo supervisionado por tarefa</w:t>
             </w:r>
           </w:p>
         </w:tc>
         <w:tc>
           <w:tcPr>
-            <w:tcW w:type="dxa" w:w="8334"/>
+            <w:tcW w:type="dxa" w:w="3402"/>
+            <w:shd w:val="clear" w:color="auto" w:fill="2A9D8F"/>
+            <w:tcMar>
+              <w:top w:w="158" w:type="dxa"/>
+              <w:left w:w="158" w:type="dxa"/>
+              <w:bottom w:w="158" w:type="dxa"/>
+              <w:right w:w="158" w:type="dxa"/>
+            </w:tcMar>
           </w:tcPr>
           <w:p>
+            <w:pPr>
+              <w:keepNext/>
+              <w:spacing w:before="0" w:after="0"/>
+              <w:jc w:val="center"/>
+            </w:pPr>
             <w:r>
               <w:rPr>
                 <w:b/>
+                <w:i w:val="0"/>
+                <w:color w:val="FFFFFF"/>
+                <w:sz w:val="25"/>
+              </w:rPr>
+              <w:t>✓ Concluída</w:t>
+            </w:r>
+          </w:p>
+        </w:tc>
+      </w:tr>
+      <w:tr>
+        <w:trPr>
+          <w:cantSplit/>
+        </w:trPr>
+        <w:tc>
+          <w:tcPr>
+            <w:tcW w:type="dxa" w:w="15024"/>
+            <w:gridSpan w:val="2"/>
+            <w:shd w:val="clear" w:color="auto" w:fill="F2F4F7"/>
+            <w:tcMar>
+              <w:top w:w="198" w:type="dxa"/>
+              <w:left w:w="198" w:type="dxa"/>
+              <w:bottom w:w="198" w:type="dxa"/>
+              <w:right w:w="198" w:type="dxa"/>
+            </w:tcMar>
+          </w:tcPr>
+          <w:p>
+            <w:pPr>
+              <w:keepNext/>
+              <w:spacing w:before="0" w:after="80"/>
+            </w:pPr>
+            <w:r>
+              <w:rPr>
+                <w:b/>
+                <w:i w:val="0"/>
+                <w:color w:val="4A6FA5"/>
+                <w:sz w:val="22"/>
+              </w:rPr>
+              <w:t xml:space="preserve">O que é   </w:t>
+            </w:r>
+            <w:r>
+              <w:rPr>
+                <w:b w:val="0"/>
+                <w:i w:val="0"/>
+                <w:color w:val="1F2328"/>
+                <w:sz w:val="23"/>
+              </w:rPr>
+              <w:t>Cria a árvore de supervisão dos agentes em execução: cada agente é um processo Erlang isolado, com endereço (</w:t>
+            </w:r>
+            <w:r>
+              <w:rPr>
+                <w:rFonts w:ascii="Consolas" w:hAnsi="Consolas"/>
+                <w:b w:val="0"/>
+                <w:i w:val="0"/>
+                <w:color w:val="2A4A7F"/>
+                <w:sz w:val="22"/>
+              </w:rPr>
+              <w:t>{:agent, task_id}</w:t>
+            </w:r>
+            <w:r>
+              <w:rPr>
+                <w:b w:val="0"/>
+                <w:i w:val="0"/>
+                <w:color w:val="1F2328"/>
+                <w:sz w:val="23"/>
+              </w:rPr>
+              <w:t xml:space="preserve"> num Registry) e um supervisor dinâmico. A morte de um agente não afeta os outros e é detectada na hora.</w:t>
+            </w:r>
+          </w:p>
+          <w:p>
+            <w:pPr>
+              <w:keepNext/>
+              <w:spacing w:before="0" w:after="80"/>
+            </w:pPr>
+            <w:r>
+              <w:rPr>
+                <w:b/>
+                <w:i w:val="0"/>
+                <w:color w:val="4A6FA5"/>
+                <w:sz w:val="22"/>
+              </w:rPr>
+              <w:t xml:space="preserve">Por que   </w:t>
+            </w:r>
+            <w:r>
+              <w:rPr>
+                <w:b w:val="0"/>
+                <w:i w:val="0"/>
+                <w:color w:val="1F2328"/>
+                <w:sz w:val="23"/>
+              </w:rPr>
+              <w:t>Garante R13 (tolerância a falhas): o estado do trabalho vive no banco, não no processo, então um agente pode morrer a qualquer momento sem perder nada.</w:t>
+            </w:r>
+          </w:p>
+          <w:p>
+            <w:pPr>
+              <w:pStyle w:val="ListBullet"/>
+              <w:keepNext/>
+              <w:spacing w:after="20"/>
+            </w:pPr>
+            <w:r>
+              <w:rPr>
+                <w:rFonts w:ascii="Consolas" w:hAnsi="Consolas"/>
+                <w:b w:val="0"/>
+                <w:i w:val="0"/>
+                <w:color w:val="2A4A7F"/>
+                <w:sz w:val="20"/>
+              </w:rPr>
+              <w:t>Factory.Agents.Supervisor.start_agent/4</w:t>
+            </w:r>
+            <w:r>
+              <w:rPr>
+                <w:b w:val="0"/>
+                <w:i w:val="0"/>
+                <w:color w:val="1F2328"/>
+                <w:sz w:val="21"/>
+              </w:rPr>
+              <w:t xml:space="preserve"> sob </w:t>
+            </w:r>
+            <w:r>
+              <w:rPr>
+                <w:rFonts w:ascii="Consolas" w:hAnsi="Consolas"/>
+                <w:b w:val="0"/>
+                <w:i w:val="0"/>
+                <w:color w:val="2A4A7F"/>
+                <w:sz w:val="20"/>
+              </w:rPr>
+              <w:t>DynamicSupervisor</w:t>
+            </w:r>
+            <w:r>
+              <w:rPr>
+                <w:b w:val="0"/>
+                <w:i w:val="0"/>
+                <w:color w:val="1F2328"/>
+                <w:sz w:val="21"/>
+              </w:rPr>
+              <w:t xml:space="preserve"> </w:t>
+            </w:r>
+            <w:r>
+              <w:rPr>
+                <w:rFonts w:ascii="Consolas" w:hAnsi="Consolas"/>
+                <w:b w:val="0"/>
+                <w:i w:val="0"/>
+                <w:color w:val="2A4A7F"/>
+                <w:sz w:val="20"/>
+              </w:rPr>
+              <w:t>:one_for_one</w:t>
+            </w:r>
+          </w:p>
+          <w:p>
+            <w:pPr>
+              <w:pStyle w:val="ListBullet"/>
+              <w:keepNext/>
+              <w:spacing w:after="20"/>
+            </w:pPr>
+            <w:r>
+              <w:rPr>
+                <w:b w:val="0"/>
+                <w:i w:val="0"/>
+                <w:color w:val="1F2328"/>
+                <w:sz w:val="21"/>
+              </w:rPr>
+              <w:t xml:space="preserve">Filhos com </w:t>
+            </w:r>
+            <w:r>
+              <w:rPr>
+                <w:rFonts w:ascii="Consolas" w:hAnsi="Consolas"/>
+                <w:b w:val="0"/>
+                <w:i w:val="0"/>
+                <w:color w:val="2A4A7F"/>
+                <w:sz w:val="20"/>
+              </w:rPr>
+              <w:t>restart: :temporary</w:t>
+            </w:r>
+            <w:r>
+              <w:rPr>
+                <w:b w:val="0"/>
+                <w:i w:val="0"/>
+                <w:color w:val="1F2328"/>
+                <w:sz w:val="21"/>
+              </w:rPr>
+              <w:t>: reiniciar às cegas criaria um agente sem memória da conversa e pagaria de novo</w:t>
+            </w:r>
+          </w:p>
+          <w:p>
+            <w:pPr>
+              <w:pStyle w:val="ListBullet"/>
+              <w:keepNext/>
+              <w:spacing w:after="20"/>
+            </w:pPr>
+            <w:r>
+              <w:rPr>
+                <w:b w:val="0"/>
+                <w:i w:val="0"/>
+                <w:color w:val="1F2328"/>
+                <w:sz w:val="21"/>
+              </w:rPr>
+              <w:t xml:space="preserve">Mortes detectadas por </w:t>
+            </w:r>
+            <w:r>
+              <w:rPr>
+                <w:rFonts w:ascii="Consolas" w:hAnsi="Consolas"/>
+                <w:b w:val="0"/>
+                <w:i w:val="0"/>
+                <w:color w:val="2A4A7F"/>
+                <w:sz w:val="20"/>
+              </w:rPr>
+              <w:t>Process.monitor/1</w:t>
+            </w:r>
+            <w:r>
+              <w:rPr>
+                <w:b w:val="0"/>
+                <w:i w:val="0"/>
+                <w:color w:val="1F2328"/>
+                <w:sz w:val="21"/>
+              </w:rPr>
+              <w:t xml:space="preserve"> (pega até </w:t>
+            </w:r>
+            <w:r>
+              <w:rPr>
+                <w:rFonts w:ascii="Consolas" w:hAnsi="Consolas"/>
+                <w:b w:val="0"/>
+                <w:i w:val="0"/>
+                <w:color w:val="2A4A7F"/>
+                <w:sz w:val="20"/>
+              </w:rPr>
+              <w:t>:kill</w:t>
+            </w:r>
+            <w:r>
+              <w:rPr>
+                <w:b w:val="0"/>
+                <w:i w:val="0"/>
+                <w:color w:val="1F2328"/>
+                <w:sz w:val="21"/>
+              </w:rPr>
+              <w:t xml:space="preserve">), chamando </w:t>
+            </w:r>
+            <w:r>
+              <w:rPr>
+                <w:rFonts w:ascii="Consolas" w:hAnsi="Consolas"/>
+                <w:b w:val="0"/>
+                <w:i w:val="0"/>
+                <w:color w:val="2A4A7F"/>
+                <w:sz w:val="20"/>
+              </w:rPr>
+              <w:t>on_crash(task_id, reason)</w:t>
+            </w:r>
+          </w:p>
+          <w:p>
+            <w:pPr>
+              <w:pStyle w:val="ListBullet"/>
+              <w:keepNext/>
+              <w:spacing w:after="20"/>
+            </w:pPr>
+            <w:r>
+              <w:rPr>
+                <w:rFonts w:ascii="Consolas" w:hAnsi="Consolas"/>
+                <w:b w:val="0"/>
+                <w:i w:val="0"/>
+                <w:color w:val="2A4A7F"/>
+                <w:sz w:val="20"/>
+              </w:rPr>
+              <w:t>list/0</w:t>
+            </w:r>
+            <w:r>
+              <w:rPr>
+                <w:b w:val="0"/>
+                <w:i w:val="0"/>
+                <w:color w:val="1F2328"/>
+                <w:sz w:val="21"/>
+              </w:rPr>
+              <w:t xml:space="preserve"> e </w:t>
+            </w:r>
+            <w:r>
+              <w:rPr>
+                <w:rFonts w:ascii="Consolas" w:hAnsi="Consolas"/>
+                <w:b w:val="0"/>
+                <w:i w:val="0"/>
+                <w:color w:val="2A4A7F"/>
+                <w:sz w:val="20"/>
+              </w:rPr>
+              <w:t>stop_agent/1</w:t>
+            </w:r>
+            <w:r>
+              <w:rPr>
+                <w:b w:val="0"/>
+                <w:i w:val="0"/>
+                <w:color w:val="1F2328"/>
+                <w:sz w:val="21"/>
+              </w:rPr>
+              <w:t xml:space="preserve"> consultam e encerram pelo Registry</w:t>
+            </w:r>
+          </w:p>
+          <w:p>
+            <w:pPr>
+              <w:keepNext/>
+              <w:spacing w:before="80" w:after="0"/>
+            </w:pPr>
+            <w:r>
+              <w:rPr>
+                <w:b/>
+                <w:i w:val="0"/>
+                <w:color w:val="4A6FA5"/>
+                <w:sz w:val="22"/>
+              </w:rPr>
+              <w:t xml:space="preserve">Verificar   </w:t>
+            </w:r>
+            <w:r>
+              <w:rPr>
+                <w:rFonts w:ascii="Consolas" w:hAnsi="Consolas"/>
+                <w:b w:val="0"/>
+                <w:i w:val="0"/>
+                <w:color w:val="1F2328"/>
                 <w:sz w:val="19"/>
               </w:rPr>
-              <w:t>Requisito</w:t>
+              <w:t>mix test test/factory/agents/supervisor_test.exs</w:t>
+            </w:r>
+          </w:p>
+        </w:tc>
+      </w:tr>
+    </w:tbl>
+    <w:p>
+      <w:pPr>
+        <w:spacing w:before="0" w:after="120"/>
+      </w:pPr>
+    </w:p>
+    <w:tbl>
+      <w:tblPr>
+        <w:tblW w:type="auto" w:w="0"/>
+        <w:jc w:val="center"/>
+        <w:tblLayout w:type="fixed"/>
+        <w:tblLook w:firstColumn="1" w:firstRow="1" w:lastColumn="0" w:lastRow="0" w:noHBand="0" w:noVBand="1" w:val="04A0"/>
+        <w:tblBorders>
+          <w:top w:val="nil"/>
+          <w:left w:val="nil"/>
+          <w:bottom w:val="nil"/>
+          <w:right w:val="nil"/>
+          <w:insideH w:val="nil"/>
+          <w:insideV w:val="nil"/>
+        </w:tblBorders>
+      </w:tblPr>
+      <w:tblGrid>
+        <w:gridCol w:w="11622"/>
+        <w:gridCol w:w="3402"/>
+      </w:tblGrid>
+      <w:tr>
+        <w:trPr>
+          <w:cantSplit/>
+        </w:trPr>
+        <w:tc>
+          <w:tcPr>
+            <w:tcW w:type="dxa" w:w="11622"/>
+            <w:shd w:val="clear" w:color="auto" w:fill="1B2A41"/>
+            <w:tcMar>
+              <w:top w:w="158" w:type="dxa"/>
+              <w:left w:w="158" w:type="dxa"/>
+              <w:bottom w:w="158" w:type="dxa"/>
+              <w:right w:w="158" w:type="dxa"/>
+            </w:tcMar>
+          </w:tcPr>
+          <w:p>
+            <w:pPr>
+              <w:keepNext/>
+              <w:spacing w:before="0" w:after="0"/>
+            </w:pPr>
+            <w:r>
+              <w:rPr>
+                <w:rFonts w:ascii="Consolas" w:hAnsi="Consolas"/>
+                <w:b/>
+                <w:i w:val="0"/>
+                <w:color w:val="E9A23B"/>
+                <w:sz w:val="24"/>
+              </w:rPr>
+              <w:t xml:space="preserve">FAB-502   </w:t>
+            </w:r>
+            <w:r>
+              <w:rPr>
+                <w:b/>
+                <w:i w:val="0"/>
+                <w:color w:val="FFFFFF"/>
+                <w:sz w:val="27"/>
+              </w:rPr>
+              <w:t>Fila durável no banco</w:t>
+            </w:r>
+          </w:p>
+        </w:tc>
+        <w:tc>
+          <w:tcPr>
+            <w:tcW w:type="dxa" w:w="3402"/>
+            <w:shd w:val="clear" w:color="auto" w:fill="2A9D8F"/>
+            <w:tcMar>
+              <w:top w:w="158" w:type="dxa"/>
+              <w:left w:w="158" w:type="dxa"/>
+              <w:bottom w:w="158" w:type="dxa"/>
+              <w:right w:w="158" w:type="dxa"/>
+            </w:tcMar>
+          </w:tcPr>
+          <w:p>
+            <w:pPr>
+              <w:keepNext/>
+              <w:spacing w:before="0" w:after="0"/>
+              <w:jc w:val="center"/>
+            </w:pPr>
+            <w:r>
+              <w:rPr>
+                <w:b/>
+                <w:i w:val="0"/>
+                <w:color w:val="FFFFFF"/>
+                <w:sz w:val="25"/>
+              </w:rPr>
+              <w:t>✓ Concluída</w:t>
+            </w:r>
+          </w:p>
+        </w:tc>
+      </w:tr>
+      <w:tr>
+        <w:trPr>
+          <w:cantSplit/>
+        </w:trPr>
+        <w:tc>
+          <w:tcPr>
+            <w:tcW w:type="dxa" w:w="15024"/>
+            <w:gridSpan w:val="2"/>
+            <w:shd w:val="clear" w:color="auto" w:fill="F2F4F7"/>
+            <w:tcMar>
+              <w:top w:w="198" w:type="dxa"/>
+              <w:left w:w="198" w:type="dxa"/>
+              <w:bottom w:w="198" w:type="dxa"/>
+              <w:right w:w="198" w:type="dxa"/>
+            </w:tcMar>
+          </w:tcPr>
+          <w:p>
+            <w:pPr>
+              <w:keepNext/>
+              <w:spacing w:before="0" w:after="80"/>
+            </w:pPr>
+            <w:r>
+              <w:rPr>
+                <w:b/>
+                <w:i w:val="0"/>
+                <w:color w:val="4A6FA5"/>
+                <w:sz w:val="22"/>
+              </w:rPr>
+              <w:t xml:space="preserve">O que é   </w:t>
+            </w:r>
+            <w:r>
+              <w:rPr>
+                <w:b w:val="0"/>
+                <w:i w:val="0"/>
+                <w:color w:val="1F2328"/>
+                <w:sz w:val="23"/>
+              </w:rPr>
+              <w:t>Cria a fila durável de trabalho usando Oban, no mesmo PostgreSQL. Enfileirar o próximo passo de uma tarefa e mudar seu estado acontecem na mesma transação, e o trabalho enfileirado sobrevive a reinícios. O worker da fila é quem sobe o agente e aplica o julgamento do papel.</w:t>
+            </w:r>
+          </w:p>
+          <w:p>
+            <w:pPr>
+              <w:keepNext/>
+              <w:spacing w:before="0" w:after="80"/>
+            </w:pPr>
+            <w:r>
+              <w:rPr>
+                <w:b/>
+                <w:i w:val="0"/>
+                <w:color w:val="4A6FA5"/>
+                <w:sz w:val="22"/>
+              </w:rPr>
+              <w:t xml:space="preserve">Por que   </w:t>
+            </w:r>
+            <w:r>
+              <w:rPr>
+                <w:b w:val="0"/>
+                <w:i w:val="0"/>
+                <w:color w:val="1F2328"/>
+                <w:sz w:val="23"/>
+              </w:rPr>
+              <w:t>Evita o estado impossível 'em execução sem ninguém executando': ou o job e a mudança de estado existem juntos, ou nenhum dos dois.</w:t>
+            </w:r>
+          </w:p>
+          <w:p>
+            <w:pPr>
+              <w:pStyle w:val="ListBullet"/>
+              <w:keepNext/>
+              <w:spacing w:after="20"/>
+            </w:pPr>
+            <w:r>
+              <w:rPr>
+                <w:rFonts w:ascii="Consolas" w:hAnsi="Consolas"/>
+                <w:b w:val="0"/>
+                <w:i w:val="0"/>
+                <w:color w:val="2A4A7F"/>
+                <w:sz w:val="20"/>
+              </w:rPr>
+              <w:t>Factory.Queue.Worker.dispatch/3</w:t>
+            </w:r>
+            <w:r>
+              <w:rPr>
+                <w:b w:val="0"/>
+                <w:i w:val="0"/>
+                <w:color w:val="1F2328"/>
+                <w:sz w:val="21"/>
+              </w:rPr>
+              <w:t xml:space="preserve"> enxerta </w:t>
+            </w:r>
+            <w:r>
+              <w:rPr>
+                <w:rFonts w:ascii="Consolas" w:hAnsi="Consolas"/>
+                <w:b w:val="0"/>
+                <w:i w:val="0"/>
+                <w:color w:val="2A4A7F"/>
+                <w:sz w:val="20"/>
+              </w:rPr>
+              <w:t>Transition.append/4</w:t>
+            </w:r>
+            <w:r>
+              <w:rPr>
+                <w:b w:val="0"/>
+                <w:i w:val="0"/>
+                <w:color w:val="1F2328"/>
+                <w:sz w:val="21"/>
+              </w:rPr>
+              <w:t xml:space="preserve"> num </w:t>
+            </w:r>
+            <w:r>
+              <w:rPr>
+                <w:rFonts w:ascii="Consolas" w:hAnsi="Consolas"/>
+                <w:b w:val="0"/>
+                <w:i w:val="0"/>
+                <w:color w:val="2A4A7F"/>
+                <w:sz w:val="20"/>
+              </w:rPr>
+              <w:t>Ecto.Multi</w:t>
+            </w:r>
+            <w:r>
+              <w:rPr>
+                <w:b w:val="0"/>
+                <w:i w:val="0"/>
+                <w:color w:val="1F2328"/>
+                <w:sz w:val="21"/>
+              </w:rPr>
+              <w:t xml:space="preserve"> que também insere o </w:t>
+            </w:r>
+            <w:r>
+              <w:rPr>
+                <w:rFonts w:ascii="Consolas" w:hAnsi="Consolas"/>
+                <w:b w:val="0"/>
+                <w:i w:val="0"/>
+                <w:color w:val="2A4A7F"/>
+                <w:sz w:val="20"/>
+              </w:rPr>
+              <w:t>Oban.Job</w:t>
+            </w:r>
+          </w:p>
+          <w:p>
+            <w:pPr>
+              <w:pStyle w:val="ListBullet"/>
+              <w:keepNext/>
+              <w:spacing w:after="20"/>
+            </w:pPr>
+            <w:r>
+              <w:rPr>
+                <w:b w:val="0"/>
+                <w:i w:val="0"/>
+                <w:color w:val="1F2328"/>
+                <w:sz w:val="21"/>
+              </w:rPr>
+              <w:t xml:space="preserve">Jobs únicos por </w:t>
+            </w:r>
+            <w:r>
+              <w:rPr>
+                <w:rFonts w:ascii="Consolas" w:hAnsi="Consolas"/>
+                <w:b w:val="0"/>
+                <w:i w:val="0"/>
+                <w:color w:val="2A4A7F"/>
+                <w:sz w:val="20"/>
+              </w:rPr>
+              <w:t>{task_id, role}</w:t>
+            </w:r>
+            <w:r>
+              <w:rPr>
+                <w:b w:val="0"/>
+                <w:i w:val="0"/>
+                <w:color w:val="1F2328"/>
+                <w:sz w:val="21"/>
+              </w:rPr>
+              <w:t xml:space="preserve">; </w:t>
+            </w:r>
+            <w:r>
+              <w:rPr>
+                <w:rFonts w:ascii="Consolas" w:hAnsi="Consolas"/>
+                <w:b w:val="0"/>
+                <w:i w:val="0"/>
+                <w:color w:val="2A4A7F"/>
+                <w:sz w:val="20"/>
+              </w:rPr>
+              <w:t>max_attempts: 1</w:t>
+            </w:r>
+            <w:r>
+              <w:rPr>
+                <w:b w:val="0"/>
+                <w:i w:val="0"/>
+                <w:color w:val="1F2328"/>
+                <w:sz w:val="21"/>
+              </w:rPr>
+              <w:t xml:space="preserve"> porque retentativa é da escada de retrabalho</w:t>
+            </w:r>
+          </w:p>
+          <w:p>
+            <w:pPr>
+              <w:pStyle w:val="ListBullet"/>
+              <w:keepNext/>
+              <w:spacing w:after="20"/>
+            </w:pPr>
+            <w:r>
+              <w:rPr>
+                <w:b w:val="0"/>
+                <w:i w:val="0"/>
+                <w:color w:val="1F2328"/>
+                <w:sz w:val="21"/>
+              </w:rPr>
+              <w:t>Exceção: parede de cota ou sandbox indisponível reagenda o mesmo job (</w:t>
+            </w:r>
+            <w:r>
+              <w:rPr>
+                <w:rFonts w:ascii="Consolas" w:hAnsi="Consolas"/>
+                <w:b w:val="0"/>
+                <w:i w:val="0"/>
+                <w:color w:val="2A4A7F"/>
+                <w:sz w:val="20"/>
+              </w:rPr>
+              <w:t>{:snooze, s}</w:t>
+            </w:r>
+            <w:r>
+              <w:rPr>
+                <w:b w:val="0"/>
+                <w:i w:val="0"/>
+                <w:color w:val="1F2328"/>
+                <w:sz w:val="21"/>
+              </w:rPr>
+              <w:t>) sem gastar tentativa</w:t>
+            </w:r>
+          </w:p>
+          <w:p>
+            <w:pPr>
+              <w:pStyle w:val="ListBullet"/>
+              <w:keepNext/>
+              <w:spacing w:after="20"/>
+            </w:pPr>
+            <w:r>
+              <w:rPr>
+                <w:rFonts w:ascii="Consolas" w:hAnsi="Consolas"/>
+                <w:b w:val="0"/>
+                <w:i w:val="0"/>
+                <w:color w:val="2A4A7F"/>
+                <w:sz w:val="20"/>
+              </w:rPr>
+              <w:t>Factory.Queue.Rescue</w:t>
+            </w:r>
+            <w:r>
+              <w:rPr>
+                <w:b w:val="0"/>
+                <w:i w:val="0"/>
+                <w:color w:val="1F2328"/>
+                <w:sz w:val="21"/>
+              </w:rPr>
+              <w:t xml:space="preserve"> devolve a </w:t>
+            </w:r>
+            <w:r>
+              <w:rPr>
+                <w:rFonts w:ascii="Consolas" w:hAnsi="Consolas"/>
+                <w:b w:val="0"/>
+                <w:i w:val="0"/>
+                <w:color w:val="2A4A7F"/>
+                <w:sz w:val="20"/>
+              </w:rPr>
+              <w:t>available</w:t>
+            </w:r>
+            <w:r>
+              <w:rPr>
+                <w:b w:val="0"/>
+                <w:i w:val="0"/>
+                <w:color w:val="1F2328"/>
+                <w:sz w:val="21"/>
+              </w:rPr>
+              <w:t xml:space="preserve"> jobs presos em </w:t>
+            </w:r>
+            <w:r>
+              <w:rPr>
+                <w:rFonts w:ascii="Consolas" w:hAnsi="Consolas"/>
+                <w:b w:val="0"/>
+                <w:i w:val="0"/>
+                <w:color w:val="2A4A7F"/>
+                <w:sz w:val="20"/>
+              </w:rPr>
+              <w:t>executing</w:t>
+            </w:r>
+            <w:r>
+              <w:rPr>
+                <w:b w:val="0"/>
+                <w:i w:val="0"/>
+                <w:color w:val="1F2328"/>
+                <w:sz w:val="21"/>
+              </w:rPr>
+              <w:t xml:space="preserve"> após queda do nó</w:t>
+            </w:r>
+          </w:p>
+          <w:p>
+            <w:pPr>
+              <w:keepNext/>
+              <w:spacing w:before="80" w:after="0"/>
+            </w:pPr>
+            <w:r>
+              <w:rPr>
+                <w:b/>
+                <w:i w:val="0"/>
+                <w:color w:val="4A6FA5"/>
+                <w:sz w:val="22"/>
+              </w:rPr>
+              <w:t xml:space="preserve">Verificar   </w:t>
+            </w:r>
+            <w:r>
+              <w:rPr>
+                <w:rFonts w:ascii="Consolas" w:hAnsi="Consolas"/>
+                <w:b w:val="0"/>
+                <w:i w:val="0"/>
+                <w:color w:val="1F2328"/>
+                <w:sz w:val="19"/>
+              </w:rPr>
+              <w:t>mix test test/factory/queue/worker_test.exs</w:t>
+            </w:r>
+          </w:p>
+        </w:tc>
+      </w:tr>
+    </w:tbl>
+    <w:p>
+      <w:pPr>
+        <w:spacing w:before="0" w:after="120"/>
+      </w:pPr>
+    </w:p>
+    <w:tbl>
+      <w:tblPr>
+        <w:tblW w:type="auto" w:w="0"/>
+        <w:jc w:val="center"/>
+        <w:tblLayout w:type="fixed"/>
+        <w:tblLook w:firstColumn="1" w:firstRow="1" w:lastColumn="0" w:lastRow="0" w:noHBand="0" w:noVBand="1" w:val="04A0"/>
+        <w:tblBorders>
+          <w:top w:val="nil"/>
+          <w:left w:val="nil"/>
+          <w:bottom w:val="nil"/>
+          <w:right w:val="nil"/>
+          <w:insideH w:val="nil"/>
+          <w:insideV w:val="nil"/>
+        </w:tblBorders>
+      </w:tblPr>
+      <w:tblGrid>
+        <w:gridCol w:w="11622"/>
+        <w:gridCol w:w="3402"/>
+      </w:tblGrid>
+      <w:tr>
+        <w:trPr>
+          <w:cantSplit/>
+        </w:trPr>
+        <w:tc>
+          <w:tcPr>
+            <w:tcW w:type="dxa" w:w="11622"/>
+            <w:shd w:val="clear" w:color="auto" w:fill="1B2A41"/>
+            <w:tcMar>
+              <w:top w:w="158" w:type="dxa"/>
+              <w:left w:w="158" w:type="dxa"/>
+              <w:bottom w:w="158" w:type="dxa"/>
+              <w:right w:w="158" w:type="dxa"/>
+            </w:tcMar>
+          </w:tcPr>
+          <w:p>
+            <w:pPr>
+              <w:keepNext/>
+              <w:spacing w:before="0" w:after="0"/>
+            </w:pPr>
+            <w:r>
+              <w:rPr>
+                <w:rFonts w:ascii="Consolas" w:hAnsi="Consolas"/>
+                <w:b/>
+                <w:i w:val="0"/>
+                <w:color w:val="E9A23B"/>
+                <w:sz w:val="24"/>
+              </w:rPr>
+              <w:t xml:space="preserve">FAB-503   </w:t>
+            </w:r>
+            <w:r>
+              <w:rPr>
+                <w:b/>
+                <w:i w:val="0"/>
+                <w:color w:val="FFFFFF"/>
+                <w:sz w:val="27"/>
+              </w:rPr>
+              <w:t>Tarefas em paralelo sem disputar arquivo</w:t>
+            </w:r>
+          </w:p>
+        </w:tc>
+        <w:tc>
+          <w:tcPr>
+            <w:tcW w:type="dxa" w:w="3402"/>
+            <w:shd w:val="clear" w:color="auto" w:fill="2A9D8F"/>
+            <w:tcMar>
+              <w:top w:w="158" w:type="dxa"/>
+              <w:left w:w="158" w:type="dxa"/>
+              <w:bottom w:w="158" w:type="dxa"/>
+              <w:right w:w="158" w:type="dxa"/>
+            </w:tcMar>
+          </w:tcPr>
+          <w:p>
+            <w:pPr>
+              <w:keepNext/>
+              <w:spacing w:before="0" w:after="0"/>
+              <w:jc w:val="center"/>
+            </w:pPr>
+            <w:r>
+              <w:rPr>
+                <w:b/>
+                <w:i w:val="0"/>
+                <w:color w:val="FFFFFF"/>
+                <w:sz w:val="25"/>
+              </w:rPr>
+              <w:t>✓ Concluída</w:t>
+            </w:r>
+          </w:p>
+        </w:tc>
+      </w:tr>
+      <w:tr>
+        <w:trPr>
+          <w:cantSplit/>
+        </w:trPr>
+        <w:tc>
+          <w:tcPr>
+            <w:tcW w:type="dxa" w:w="15024"/>
+            <w:gridSpan w:val="2"/>
+            <w:shd w:val="clear" w:color="auto" w:fill="F2F4F7"/>
+            <w:tcMar>
+              <w:top w:w="198" w:type="dxa"/>
+              <w:left w:w="198" w:type="dxa"/>
+              <w:bottom w:w="198" w:type="dxa"/>
+              <w:right w:w="198" w:type="dxa"/>
+            </w:tcMar>
+          </w:tcPr>
+          <w:p>
+            <w:pPr>
+              <w:keepNext/>
+              <w:spacing w:before="0" w:after="80"/>
+            </w:pPr>
+            <w:r>
+              <w:rPr>
+                <w:b/>
+                <w:i w:val="0"/>
+                <w:color w:val="4A6FA5"/>
+                <w:sz w:val="22"/>
+              </w:rPr>
+              <w:t xml:space="preserve">O que é   </w:t>
+            </w:r>
+            <w:r>
+              <w:rPr>
+                <w:b w:val="0"/>
+                <w:i w:val="0"/>
+                <w:color w:val="1F2328"/>
+                <w:sz w:val="23"/>
+              </w:rPr>
+              <w:t>Permite várias tarefas em paralelo sem que duas editem o mesmo arquivo. As áreas declaradas de cada tarefa funcionam como exclusão mútua em dois pontos: antes de despachar e dentro da ferramenta de escrita. O número de agentes simultâneos respeita o perfil da máquina (8 GB).</w:t>
+            </w:r>
+          </w:p>
+          <w:p>
+            <w:pPr>
+              <w:keepNext/>
+              <w:spacing w:before="0" w:after="80"/>
+            </w:pPr>
+            <w:r>
+              <w:rPr>
+                <w:b/>
+                <w:i w:val="0"/>
+                <w:color w:val="4A6FA5"/>
+                <w:sz w:val="22"/>
+              </w:rPr>
+              <w:t xml:space="preserve">Por que   </w:t>
+            </w:r>
+            <w:r>
+              <w:rPr>
+                <w:b w:val="0"/>
+                <w:i w:val="0"/>
+                <w:color w:val="1F2328"/>
+                <w:sz w:val="23"/>
+              </w:rPr>
+              <w:t>Garante R6 (paralelismo seguro) e R9 (cabe na máquina-alvo): a regra é do sistema, não uma instrução que um prompt mal escrito poderia furar.</w:t>
+            </w:r>
+          </w:p>
+          <w:p>
+            <w:pPr>
+              <w:pStyle w:val="ListBullet"/>
+              <w:keepNext/>
+              <w:spacing w:after="20"/>
+            </w:pPr>
+            <w:r>
+              <w:rPr>
+                <w:rFonts w:ascii="Consolas" w:hAnsi="Consolas"/>
+                <w:b w:val="0"/>
+                <w:i w:val="0"/>
+                <w:color w:val="2A4A7F"/>
+                <w:sz w:val="20"/>
+              </w:rPr>
+              <w:t>Factory.Queue.Exclusion.batch/2</w:t>
+            </w:r>
+            <w:r>
+              <w:rPr>
+                <w:b w:val="0"/>
+                <w:i w:val="0"/>
+                <w:color w:val="1F2328"/>
+                <w:sz w:val="21"/>
+              </w:rPr>
+              <w:t xml:space="preserve"> delega a </w:t>
+            </w:r>
+            <w:r>
+              <w:rPr>
+                <w:rFonts w:ascii="Consolas" w:hAnsi="Consolas"/>
+                <w:b w:val="0"/>
+                <w:i w:val="0"/>
+                <w:color w:val="2A4A7F"/>
+                <w:sz w:val="20"/>
+              </w:rPr>
+              <w:t>Scheduler.next_steps/2</w:t>
+            </w:r>
+            <w:r>
+              <w:rPr>
+                <w:b w:val="0"/>
+                <w:i w:val="0"/>
+                <w:color w:val="1F2328"/>
+                <w:sz w:val="21"/>
+              </w:rPr>
+              <w:t xml:space="preserve"> e reconfere as garantias, levantando erro se alguma quebrar</w:t>
+            </w:r>
+          </w:p>
+          <w:p>
+            <w:pPr>
+              <w:pStyle w:val="ListBullet"/>
+              <w:keepNext/>
+              <w:spacing w:after="20"/>
+            </w:pPr>
+            <w:r>
+              <w:rPr>
+                <w:b w:val="0"/>
+                <w:i w:val="0"/>
+                <w:color w:val="1F2328"/>
+                <w:sz w:val="21"/>
+              </w:rPr>
+              <w:t>Regra: até N construtores com áreas disjuntas, verificador só com projeto quieto, revisor junto de qualquer um</w:t>
+            </w:r>
+          </w:p>
+          <w:p>
+            <w:pPr>
+              <w:pStyle w:val="ListBullet"/>
+              <w:keepNext/>
+              <w:spacing w:after="20"/>
+            </w:pPr>
+            <w:r>
+              <w:rPr>
+                <w:rFonts w:ascii="Consolas" w:hAnsi="Consolas"/>
+                <w:b w:val="0"/>
+                <w:i w:val="0"/>
+                <w:color w:val="2A4A7F"/>
+                <w:sz w:val="20"/>
+              </w:rPr>
+              <w:t>Factory.Queue.Exclusion.allow?/2</w:t>
+            </w:r>
+            <w:r>
+              <w:rPr>
+                <w:b w:val="0"/>
+                <w:i w:val="0"/>
+                <w:color w:val="1F2328"/>
+                <w:sz w:val="21"/>
+              </w:rPr>
+              <w:t xml:space="preserve"> é chamada por </w:t>
+            </w:r>
+            <w:r>
+              <w:rPr>
+                <w:rFonts w:ascii="Consolas" w:hAnsi="Consolas"/>
+                <w:b w:val="0"/>
+                <w:i w:val="0"/>
+                <w:color w:val="2A4A7F"/>
+                <w:sz w:val="20"/>
+              </w:rPr>
+              <w:t>Factory.Tools.Files.write/4</w:t>
+            </w:r>
+            <w:r>
+              <w:rPr>
+                <w:b w:val="0"/>
+                <w:i w:val="0"/>
+                <w:color w:val="1F2328"/>
+                <w:sz w:val="21"/>
+              </w:rPr>
+              <w:t xml:space="preserve"> e </w:t>
+            </w:r>
+            <w:r>
+              <w:rPr>
+                <w:rFonts w:ascii="Consolas" w:hAnsi="Consolas"/>
+                <w:b w:val="0"/>
+                <w:i w:val="0"/>
+                <w:color w:val="2A4A7F"/>
+                <w:sz w:val="20"/>
+              </w:rPr>
+              <w:t>edit/5</w:t>
+            </w:r>
+            <w:r>
+              <w:rPr>
+                <w:b w:val="0"/>
+                <w:i w:val="0"/>
+                <w:color w:val="1F2328"/>
+                <w:sz w:val="21"/>
+              </w:rPr>
+              <w:t xml:space="preserve">, que devolvem </w:t>
+            </w:r>
+            <w:r>
+              <w:rPr>
+                <w:rFonts w:ascii="Consolas" w:hAnsi="Consolas"/>
+                <w:b w:val="0"/>
+                <w:i w:val="0"/>
+                <w:color w:val="2A4A7F"/>
+                <w:sz w:val="20"/>
+              </w:rPr>
+              <w:t>{:error, :outside_areas}</w:t>
+            </w:r>
+          </w:p>
+          <w:p>
+            <w:pPr>
+              <w:pStyle w:val="ListBullet"/>
+              <w:keepNext/>
+              <w:spacing w:after="20"/>
+            </w:pPr>
+            <w:r>
+              <w:rPr>
+                <w:rFonts w:ascii="Consolas" w:hAnsi="Consolas"/>
+                <w:b w:val="0"/>
+                <w:i w:val="0"/>
+                <w:color w:val="2A4A7F"/>
+                <w:sz w:val="20"/>
+              </w:rPr>
+              <w:t>all_disjoint?/1</w:t>
+            </w:r>
+            <w:r>
+              <w:rPr>
+                <w:b w:val="0"/>
+                <w:i w:val="0"/>
+                <w:color w:val="1F2328"/>
+                <w:sz w:val="21"/>
+              </w:rPr>
+              <w:t xml:space="preserve"> checa a interseção arquivo a arquivo</w:t>
+            </w:r>
+          </w:p>
+          <w:p>
+            <w:pPr>
+              <w:keepNext/>
+              <w:spacing w:before="80" w:after="0"/>
+            </w:pPr>
+            <w:r>
+              <w:rPr>
+                <w:b/>
+                <w:i w:val="0"/>
+                <w:color w:val="4A6FA5"/>
+                <w:sz w:val="22"/>
+              </w:rPr>
+              <w:t xml:space="preserve">Verificar   </w:t>
+            </w:r>
+            <w:r>
+              <w:rPr>
+                <w:rFonts w:ascii="Consolas" w:hAnsi="Consolas"/>
+                <w:b w:val="0"/>
+                <w:i w:val="0"/>
+                <w:color w:val="1F2328"/>
+                <w:sz w:val="19"/>
+              </w:rPr>
+              <w:t>mix test test/factory/queue/exclusion_test.exs</w:t>
+            </w:r>
+          </w:p>
+        </w:tc>
+      </w:tr>
+    </w:tbl>
+    <w:p>
+      <w:pPr>
+        <w:spacing w:before="0" w:after="120"/>
+      </w:pPr>
+    </w:p>
+    <w:tbl>
+      <w:tblPr>
+        <w:tblW w:type="auto" w:w="0"/>
+        <w:jc w:val="center"/>
+        <w:tblLayout w:type="fixed"/>
+        <w:tblLook w:firstColumn="1" w:firstRow="1" w:lastColumn="0" w:lastRow="0" w:noHBand="0" w:noVBand="1" w:val="04A0"/>
+        <w:tblBorders>
+          <w:top w:val="nil"/>
+          <w:left w:val="nil"/>
+          <w:bottom w:val="nil"/>
+          <w:right w:val="nil"/>
+          <w:insideH w:val="nil"/>
+          <w:insideV w:val="nil"/>
+        </w:tblBorders>
+      </w:tblPr>
+      <w:tblGrid>
+        <w:gridCol w:w="11622"/>
+        <w:gridCol w:w="3402"/>
+      </w:tblGrid>
+      <w:tr>
+        <w:trPr>
+          <w:cantSplit/>
+        </w:trPr>
+        <w:tc>
+          <w:tcPr>
+            <w:tcW w:type="dxa" w:w="11622"/>
+            <w:shd w:val="clear" w:color="auto" w:fill="1B2A41"/>
+            <w:tcMar>
+              <w:top w:w="158" w:type="dxa"/>
+              <w:left w:w="158" w:type="dxa"/>
+              <w:bottom w:w="158" w:type="dxa"/>
+              <w:right w:w="158" w:type="dxa"/>
+            </w:tcMar>
+          </w:tcPr>
+          <w:p>
+            <w:pPr>
+              <w:keepNext/>
+              <w:spacing w:before="0" w:after="0"/>
+            </w:pPr>
+            <w:r>
+              <w:rPr>
+                <w:rFonts w:ascii="Consolas" w:hAnsi="Consolas"/>
+                <w:b/>
+                <w:i w:val="0"/>
+                <w:color w:val="E9A23B"/>
+                <w:sz w:val="24"/>
+              </w:rPr>
+              <w:t xml:space="preserve">FAB-504   </w:t>
+            </w:r>
+            <w:r>
+              <w:rPr>
+                <w:b/>
+                <w:i w:val="0"/>
+                <w:color w:val="FFFFFF"/>
+                <w:sz w:val="27"/>
+              </w:rPr>
+              <w:t>Reconhecer o limite de uso do fornecedor e retomar</w:t>
+            </w:r>
+          </w:p>
+        </w:tc>
+        <w:tc>
+          <w:tcPr>
+            <w:tcW w:type="dxa" w:w="3402"/>
+            <w:shd w:val="clear" w:color="auto" w:fill="2A9D8F"/>
+            <w:tcMar>
+              <w:top w:w="158" w:type="dxa"/>
+              <w:left w:w="158" w:type="dxa"/>
+              <w:bottom w:w="158" w:type="dxa"/>
+              <w:right w:w="158" w:type="dxa"/>
+            </w:tcMar>
+          </w:tcPr>
+          <w:p>
+            <w:pPr>
+              <w:keepNext/>
+              <w:spacing w:before="0" w:after="0"/>
+              <w:jc w:val="center"/>
+            </w:pPr>
+            <w:r>
+              <w:rPr>
+                <w:b/>
+                <w:i w:val="0"/>
+                <w:color w:val="FFFFFF"/>
+                <w:sz w:val="25"/>
+              </w:rPr>
+              <w:t>✓ Concluída</w:t>
+            </w:r>
+          </w:p>
+        </w:tc>
+      </w:tr>
+      <w:tr>
+        <w:trPr>
+          <w:cantSplit/>
+        </w:trPr>
+        <w:tc>
+          <w:tcPr>
+            <w:tcW w:type="dxa" w:w="15024"/>
+            <w:gridSpan w:val="2"/>
+            <w:shd w:val="clear" w:color="auto" w:fill="F2F4F7"/>
+            <w:tcMar>
+              <w:top w:w="198" w:type="dxa"/>
+              <w:left w:w="198" w:type="dxa"/>
+              <w:bottom w:w="198" w:type="dxa"/>
+              <w:right w:w="198" w:type="dxa"/>
+            </w:tcMar>
+          </w:tcPr>
+          <w:p>
+            <w:pPr>
+              <w:keepNext/>
+              <w:spacing w:before="0" w:after="80"/>
+            </w:pPr>
+            <w:r>
+              <w:rPr>
+                <w:b/>
+                <w:i w:val="0"/>
+                <w:color w:val="4A6FA5"/>
+                <w:sz w:val="22"/>
+              </w:rPr>
+              <w:t xml:space="preserve">O que é   </w:t>
+            </w:r>
+            <w:r>
+              <w:rPr>
+                <w:b w:val="0"/>
+                <w:i w:val="0"/>
+                <w:color w:val="1F2328"/>
+                <w:sz w:val="23"/>
+              </w:rPr>
+              <w:t>Trata o limite de uso da assinatura como um estado do sistema, não como falha de um despacho. Ao bater na cota, o sistema pausa as filas sem cancelar nada, dorme até o horário de reabertura anunciado e retoma sozinho.</w:t>
+            </w:r>
+          </w:p>
+          <w:p>
+            <w:pPr>
+              <w:keepNext/>
+              <w:spacing w:before="0" w:after="80"/>
+            </w:pPr>
+            <w:r>
+              <w:rPr>
+                <w:b/>
+                <w:i w:val="0"/>
+                <w:color w:val="4A6FA5"/>
+                <w:sz w:val="22"/>
+              </w:rPr>
+              <w:t xml:space="preserve">Por que   </w:t>
+            </w:r>
+            <w:r>
+              <w:rPr>
+                <w:b w:val="0"/>
+                <w:i w:val="0"/>
+                <w:color w:val="1F2328"/>
+                <w:sz w:val="23"/>
+              </w:rPr>
+              <w:t>Sob assinatura o recurso escasso é cota, não dinheiro; sem isso, cada parede de cota seria julgada como reprovação e queimaria ciclos.</w:t>
+            </w:r>
+          </w:p>
+          <w:p>
+            <w:pPr>
+              <w:pStyle w:val="ListBullet"/>
+              <w:keepNext/>
+              <w:spacing w:after="20"/>
+            </w:pPr>
+            <w:r>
+              <w:rPr>
+                <w:b w:val="0"/>
+                <w:i w:val="0"/>
+                <w:color w:val="1F2328"/>
+                <w:sz w:val="21"/>
+              </w:rPr>
+              <w:t xml:space="preserve">Os adaptadores convertem a resposta do fornecedor em </w:t>
+            </w:r>
+            <w:r>
+              <w:rPr>
+                <w:rFonts w:ascii="Consolas" w:hAnsi="Consolas"/>
+                <w:b w:val="0"/>
+                <w:i w:val="0"/>
+                <w:color w:val="2A4A7F"/>
+                <w:sz w:val="20"/>
+              </w:rPr>
+              <w:t>{:error, {:quota, reopens_at}}</w:t>
+            </w:r>
+          </w:p>
+          <w:p>
+            <w:pPr>
+              <w:pStyle w:val="ListBullet"/>
+              <w:keepNext/>
+              <w:spacing w:after="20"/>
+            </w:pPr>
+            <w:r>
+              <w:rPr>
+                <w:rFonts w:ascii="Consolas" w:hAnsi="Consolas"/>
+                <w:b w:val="0"/>
+                <w:i w:val="0"/>
+                <w:color w:val="2A4A7F"/>
+                <w:sz w:val="20"/>
+              </w:rPr>
+              <w:t>Factory.Quota.hit/2</w:t>
+            </w:r>
+            <w:r>
+              <w:rPr>
+                <w:b w:val="0"/>
+                <w:i w:val="0"/>
+                <w:color w:val="1F2328"/>
+                <w:sz w:val="21"/>
+              </w:rPr>
+              <w:t xml:space="preserve"> pausa as filas Oban sem tocar em </w:t>
+            </w:r>
+            <w:r>
+              <w:rPr>
+                <w:rFonts w:ascii="Consolas" w:hAnsi="Consolas"/>
+                <w:b w:val="0"/>
+                <w:i w:val="0"/>
+                <w:color w:val="2A4A7F"/>
+                <w:sz w:val="20"/>
+              </w:rPr>
+              <w:t>oban_jobs</w:t>
+            </w:r>
+          </w:p>
+          <w:p>
+            <w:pPr>
+              <w:pStyle w:val="ListBullet"/>
+              <w:keepNext/>
+              <w:spacing w:after="20"/>
+            </w:pPr>
+            <w:r>
+              <w:rPr>
+                <w:b w:val="0"/>
+                <w:i w:val="0"/>
+                <w:color w:val="1F2328"/>
+                <w:sz w:val="21"/>
+              </w:rPr>
+              <w:t>Um timer rearma no horário de reabertura + margem; sem horário legível, backoff exponencial limitado</w:t>
+            </w:r>
+          </w:p>
+          <w:p>
+            <w:pPr>
+              <w:pStyle w:val="ListBullet"/>
+              <w:keepNext/>
+              <w:spacing w:after="20"/>
+            </w:pPr>
+            <w:r>
+              <w:rPr>
+                <w:rFonts w:ascii="Consolas" w:hAnsi="Consolas"/>
+                <w:b w:val="0"/>
+                <w:i w:val="0"/>
+                <w:color w:val="2A4A7F"/>
+                <w:sz w:val="20"/>
+              </w:rPr>
+              <w:t>reopen_time/1</w:t>
+            </w:r>
+            <w:r>
+              <w:rPr>
+                <w:b w:val="0"/>
+                <w:i w:val="0"/>
+                <w:color w:val="1F2328"/>
+                <w:sz w:val="21"/>
+              </w:rPr>
+              <w:t xml:space="preserve"> aceita também texto como '5:30pm (America/Sao_Paulo)'</w:t>
+            </w:r>
+          </w:p>
+          <w:p>
+            <w:pPr>
+              <w:keepNext/>
+              <w:spacing w:before="80" w:after="0"/>
+            </w:pPr>
+            <w:r>
+              <w:rPr>
+                <w:b/>
+                <w:i w:val="0"/>
+                <w:color w:val="4A6FA5"/>
+                <w:sz w:val="22"/>
+              </w:rPr>
+              <w:t xml:space="preserve">Verificar   </w:t>
+            </w:r>
+            <w:r>
+              <w:rPr>
+                <w:rFonts w:ascii="Consolas" w:hAnsi="Consolas"/>
+                <w:b w:val="0"/>
+                <w:i w:val="0"/>
+                <w:color w:val="1F2328"/>
+                <w:sz w:val="19"/>
+              </w:rPr>
+              <w:t>mix test test/factory/quota_test.exs</w:t>
+            </w:r>
+          </w:p>
+        </w:tc>
+      </w:tr>
+    </w:tbl>
+    <w:p>
+      <w:pPr>
+        <w:spacing w:before="0" w:after="120"/>
+      </w:pPr>
+    </w:p>
+    <w:tbl>
+      <w:tblPr>
+        <w:tblW w:type="auto" w:w="0"/>
+        <w:jc w:val="center"/>
+        <w:tblLayout w:type="fixed"/>
+        <w:tblLook w:firstColumn="1" w:firstRow="1" w:lastColumn="0" w:lastRow="0" w:noHBand="0" w:noVBand="1" w:val="04A0"/>
+        <w:tblBorders>
+          <w:top w:val="nil"/>
+          <w:left w:val="nil"/>
+          <w:bottom w:val="nil"/>
+          <w:right w:val="nil"/>
+          <w:insideH w:val="nil"/>
+          <w:insideV w:val="nil"/>
+        </w:tblBorders>
+      </w:tblPr>
+      <w:tblGrid>
+        <w:gridCol w:w="11622"/>
+        <w:gridCol w:w="3402"/>
+      </w:tblGrid>
+      <w:tr>
+        <w:trPr>
+          <w:cantSplit/>
+        </w:trPr>
+        <w:tc>
+          <w:tcPr>
+            <w:tcW w:type="dxa" w:w="11622"/>
+            <w:shd w:val="clear" w:color="auto" w:fill="1B2A41"/>
+            <w:tcMar>
+              <w:top w:w="158" w:type="dxa"/>
+              <w:left w:w="158" w:type="dxa"/>
+              <w:bottom w:w="158" w:type="dxa"/>
+              <w:right w:w="158" w:type="dxa"/>
+            </w:tcMar>
+          </w:tcPr>
+          <w:p>
+            <w:pPr>
+              <w:keepNext/>
+              <w:spacing w:before="0" w:after="0"/>
+            </w:pPr>
+            <w:r>
+              <w:rPr>
+                <w:rFonts w:ascii="Consolas" w:hAnsi="Consolas"/>
+                <w:b/>
+                <w:i w:val="0"/>
+                <w:color w:val="E9A23B"/>
+                <w:sz w:val="24"/>
+              </w:rPr>
+              <w:t xml:space="preserve">FAB-505   </w:t>
+            </w:r>
+            <w:r>
+              <w:rPr>
+                <w:b/>
+                <w:i w:val="0"/>
+                <w:color w:val="FFFFFF"/>
+                <w:sz w:val="27"/>
+              </w:rPr>
+              <w:t>Recuperar trabalho interrompido</w:t>
+            </w:r>
+          </w:p>
+        </w:tc>
+        <w:tc>
+          <w:tcPr>
+            <w:tcW w:type="dxa" w:w="3402"/>
+            <w:shd w:val="clear" w:color="auto" w:fill="2A9D8F"/>
+            <w:tcMar>
+              <w:top w:w="158" w:type="dxa"/>
+              <w:left w:w="158" w:type="dxa"/>
+              <w:bottom w:w="158" w:type="dxa"/>
+              <w:right w:w="158" w:type="dxa"/>
+            </w:tcMar>
+          </w:tcPr>
+          <w:p>
+            <w:pPr>
+              <w:keepNext/>
+              <w:spacing w:before="0" w:after="0"/>
+              <w:jc w:val="center"/>
+            </w:pPr>
+            <w:r>
+              <w:rPr>
+                <w:b/>
+                <w:i w:val="0"/>
+                <w:color w:val="FFFFFF"/>
+                <w:sz w:val="25"/>
+              </w:rPr>
+              <w:t>✓ Concluída</w:t>
+            </w:r>
+          </w:p>
+        </w:tc>
+      </w:tr>
+      <w:tr>
+        <w:trPr>
+          <w:cantSplit/>
+        </w:trPr>
+        <w:tc>
+          <w:tcPr>
+            <w:tcW w:type="dxa" w:w="15024"/>
+            <w:gridSpan w:val="2"/>
+            <w:shd w:val="clear" w:color="auto" w:fill="F2F4F7"/>
+            <w:tcMar>
+              <w:top w:w="198" w:type="dxa"/>
+              <w:left w:w="198" w:type="dxa"/>
+              <w:bottom w:w="198" w:type="dxa"/>
+              <w:right w:w="198" w:type="dxa"/>
+            </w:tcMar>
+          </w:tcPr>
+          <w:p>
+            <w:pPr>
+              <w:keepNext/>
+              <w:spacing w:before="0" w:after="80"/>
+            </w:pPr>
+            <w:r>
+              <w:rPr>
+                <w:b/>
+                <w:i w:val="0"/>
+                <w:color w:val="4A6FA5"/>
+                <w:sz w:val="22"/>
+              </w:rPr>
+              <w:t xml:space="preserve">O que é   </w:t>
+            </w:r>
+            <w:r>
+              <w:rPr>
+                <w:b w:val="0"/>
+                <w:i w:val="0"/>
+                <w:color w:val="1F2328"/>
+                <w:sz w:val="23"/>
+              </w:rPr>
+              <w:t>Recupera trabalho interrompido quando o sistema sobe depois de uma queda. Cruza o banco (tarefas em estado transitório) com o Registry (agentes vivos) e com o git (arquivos alterados e não commitados), e commita o trabalho parcial em nome da tarefa certa.</w:t>
+            </w:r>
+          </w:p>
+          <w:p>
+            <w:pPr>
+              <w:keepNext/>
+              <w:spacing w:before="0" w:after="80"/>
+            </w:pPr>
+            <w:r>
+              <w:rPr>
+                <w:b/>
+                <w:i w:val="0"/>
+                <w:color w:val="4A6FA5"/>
+                <w:sz w:val="22"/>
+              </w:rPr>
+              <w:t xml:space="preserve">Por que   </w:t>
+            </w:r>
+            <w:r>
+              <w:rPr>
+                <w:b w:val="0"/>
+                <w:i w:val="0"/>
+                <w:color w:val="1F2328"/>
+                <w:sz w:val="23"/>
+              </w:rPr>
+              <w:t>Garante R13: nada se perde em silêncio. Um portão que morreu deixou veredito desconhecido, nunca favorável, então volta para execução.</w:t>
+            </w:r>
+          </w:p>
+          <w:p>
+            <w:pPr>
+              <w:pStyle w:val="ListBullet"/>
+              <w:keepNext/>
+              <w:spacing w:after="20"/>
+            </w:pPr>
+            <w:r>
+              <w:rPr>
+                <w:rFonts w:ascii="Consolas" w:hAnsi="Consolas"/>
+                <w:b w:val="0"/>
+                <w:i w:val="0"/>
+                <w:color w:val="2A4A7F"/>
+                <w:sz w:val="20"/>
+              </w:rPr>
+              <w:t>Factory.Recovery.reconcile/1</w:t>
+            </w:r>
+            <w:r>
+              <w:rPr>
+                <w:b w:val="0"/>
+                <w:i w:val="0"/>
+                <w:color w:val="1F2328"/>
+                <w:sz w:val="21"/>
+              </w:rPr>
+              <w:t xml:space="preserve"> acha tarefas em </w:t>
+            </w:r>
+            <w:r>
+              <w:rPr>
+                <w:rFonts w:ascii="Consolas" w:hAnsi="Consolas"/>
+                <w:b w:val="0"/>
+                <w:i w:val="0"/>
+                <w:color w:val="2A4A7F"/>
+                <w:sz w:val="20"/>
+              </w:rPr>
+              <w:t>in_progress</w:t>
+            </w:r>
+            <w:r>
+              <w:rPr>
+                <w:b w:val="0"/>
+                <w:i w:val="0"/>
+                <w:color w:val="1F2328"/>
+                <w:sz w:val="21"/>
+              </w:rPr>
+              <w:t>/</w:t>
+            </w:r>
+            <w:r>
+              <w:rPr>
+                <w:rFonts w:ascii="Consolas" w:hAnsi="Consolas"/>
+                <w:b w:val="0"/>
+                <w:i w:val="0"/>
+                <w:color w:val="2A4A7F"/>
+                <w:sz w:val="20"/>
+              </w:rPr>
+              <w:t>in_testing</w:t>
+            </w:r>
+            <w:r>
+              <w:rPr>
+                <w:b w:val="0"/>
+                <w:i w:val="0"/>
+                <w:color w:val="1F2328"/>
+                <w:sz w:val="21"/>
+              </w:rPr>
+              <w:t>/</w:t>
+            </w:r>
+            <w:r>
+              <w:rPr>
+                <w:rFonts w:ascii="Consolas" w:hAnsi="Consolas"/>
+                <w:b w:val="0"/>
+                <w:i w:val="0"/>
+                <w:color w:val="2A4A7F"/>
+                <w:sz w:val="20"/>
+              </w:rPr>
+              <w:t>in_review</w:t>
+            </w:r>
+            <w:r>
+              <w:rPr>
+                <w:b w:val="0"/>
+                <w:i w:val="0"/>
+                <w:color w:val="1F2328"/>
+                <w:sz w:val="21"/>
+              </w:rPr>
+              <w:t xml:space="preserve"> sem agente vivo (órfãs)</w:t>
+            </w:r>
+          </w:p>
+          <w:p>
+            <w:pPr>
+              <w:pStyle w:val="ListBullet"/>
+              <w:keepNext/>
+              <w:spacing w:after="20"/>
+            </w:pPr>
+            <w:r>
+              <w:rPr>
+                <w:rFonts w:ascii="Consolas" w:hAnsi="Consolas"/>
+                <w:b w:val="0"/>
+                <w:i w:val="0"/>
+                <w:color w:val="2A4A7F"/>
+                <w:sz w:val="20"/>
+              </w:rPr>
+              <w:t>in_progress</w:t>
+            </w:r>
+            <w:r>
+              <w:rPr>
+                <w:b w:val="0"/>
+                <w:i w:val="0"/>
+                <w:color w:val="1F2328"/>
+                <w:sz w:val="21"/>
+              </w:rPr>
+              <w:t xml:space="preserve"> fica como está (já é despachável como construtor); teste e revisão voltam a </w:t>
+            </w:r>
+            <w:r>
+              <w:rPr>
+                <w:rFonts w:ascii="Consolas" w:hAnsi="Consolas"/>
+                <w:b w:val="0"/>
+                <w:i w:val="0"/>
+                <w:color w:val="2A4A7F"/>
+                <w:sz w:val="20"/>
+              </w:rPr>
+              <w:t>in_progress</w:t>
+            </w:r>
+            <w:r>
+              <w:rPr>
+                <w:b w:val="0"/>
+                <w:i w:val="0"/>
+                <w:color w:val="1F2328"/>
+                <w:sz w:val="21"/>
+              </w:rPr>
+              <w:t xml:space="preserve"> com resultado </w:t>
+            </w:r>
+            <w:r>
+              <w:rPr>
+                <w:rFonts w:ascii="Consolas" w:hAnsi="Consolas"/>
+                <w:b w:val="0"/>
+                <w:i w:val="0"/>
+                <w:color w:val="2A4A7F"/>
+                <w:sz w:val="20"/>
+              </w:rPr>
+              <w:t>recovery</w:t>
+            </w:r>
+          </w:p>
+          <w:p>
+            <w:pPr>
+              <w:pStyle w:val="ListBullet"/>
+              <w:keepNext/>
+              <w:spacing w:after="20"/>
+            </w:pPr>
+            <w:r>
+              <w:rPr>
+                <w:b w:val="0"/>
+                <w:i w:val="0"/>
+                <w:color w:val="1F2328"/>
+                <w:sz w:val="21"/>
+              </w:rPr>
+              <w:t xml:space="preserve">Mudanças não commitadas nas áreas da órfã são commitadas via </w:t>
+            </w:r>
+            <w:r>
+              <w:rPr>
+                <w:rFonts w:ascii="Consolas" w:hAnsi="Consolas"/>
+                <w:b w:val="0"/>
+                <w:i w:val="0"/>
+                <w:color w:val="2A4A7F"/>
+                <w:sz w:val="20"/>
+              </w:rPr>
+              <w:t>Factory.Publishing.Git.commit/3</w:t>
+            </w:r>
+          </w:p>
+          <w:p>
+            <w:pPr>
+              <w:pStyle w:val="ListBullet"/>
+              <w:keepNext/>
+              <w:spacing w:after="20"/>
+            </w:pPr>
+            <w:r>
+              <w:rPr>
+                <w:b w:val="0"/>
+                <w:i w:val="0"/>
+                <w:color w:val="1F2328"/>
+                <w:sz w:val="21"/>
+              </w:rPr>
+              <w:t>Sempre devolve um relatório, mesmo vazio: limpeza que só fala quando acha algo não se distingue de uma quebrada</w:t>
+            </w:r>
+          </w:p>
+          <w:p>
+            <w:pPr>
+              <w:keepNext/>
+              <w:spacing w:before="80" w:after="0"/>
+            </w:pPr>
+            <w:r>
+              <w:rPr>
+                <w:b/>
+                <w:i w:val="0"/>
+                <w:color w:val="4A6FA5"/>
+                <w:sz w:val="22"/>
+              </w:rPr>
+              <w:t xml:space="preserve">Verificar   </w:t>
+            </w:r>
+            <w:r>
+              <w:rPr>
+                <w:rFonts w:ascii="Consolas" w:hAnsi="Consolas"/>
+                <w:b w:val="0"/>
+                <w:i w:val="0"/>
+                <w:color w:val="1F2328"/>
+                <w:sz w:val="19"/>
+              </w:rPr>
+              <w:t>mix test test/factory/recovery_test.exs</w:t>
+            </w:r>
+          </w:p>
+        </w:tc>
+      </w:tr>
+    </w:tbl>
+    <w:p>
+      <w:pPr>
+        <w:spacing w:before="0" w:after="120"/>
+      </w:pPr>
+    </w:p>
+    <w:p>
+      <w:pPr>
+        <w:pageBreakBefore/>
+        <w:spacing w:before="0" w:after="40"/>
+      </w:pPr>
+      <w:r>
+        <w:rPr>
+          <w:rFonts w:ascii="Cambria" w:hAnsi="Cambria"/>
+          <w:b/>
+          <w:i w:val="0"/>
+          <w:color w:val="1B2A41"/>
+          <w:sz w:val="48"/>
+        </w:rPr>
+        <w:t>Como se prova a entrega</w:t>
+      </w:r>
+    </w:p>
+    <w:p>
+      <w:pPr>
+        <w:spacing w:before="0" w:after="200"/>
+      </w:pPr>
+      <w:r>
+        <w:rPr>
+          <w:b w:val="0"/>
+          <w:i w:val="0"/>
+          <w:color w:val="6B7480"/>
+          <w:sz w:val="25"/>
+        </w:rPr>
+        <w:t>A entrega combinada no plano, demonstrada por um teste ou execução real.</w:t>
+      </w:r>
+    </w:p>
+    <w:tbl>
+      <w:tblPr>
+        <w:tblW w:type="auto" w:w="0"/>
+        <w:jc w:val="center"/>
+        <w:tblLayout w:type="fixed"/>
+        <w:tblLook w:firstColumn="1" w:firstRow="1" w:lastColumn="0" w:lastRow="0" w:noHBand="0" w:noVBand="1" w:val="04A0"/>
+        <w:tblBorders>
+          <w:top w:val="nil"/>
+          <w:left w:val="nil"/>
+          <w:bottom w:val="nil"/>
+          <w:right w:val="nil"/>
+          <w:insideH w:val="nil"/>
+          <w:insideV w:val="nil"/>
+        </w:tblBorders>
+      </w:tblPr>
+      <w:tblGrid>
+        <w:gridCol w:w="15024"/>
+      </w:tblGrid>
+      <w:tr>
+        <w:tc>
+          <w:tcPr>
+            <w:tcW w:type="dxa" w:w="15024"/>
+            <w:shd w:val="clear" w:color="auto" w:fill="1B2A41"/>
+            <w:tcMar>
+              <w:top w:w="255" w:type="dxa"/>
+              <w:left w:w="255" w:type="dxa"/>
+              <w:bottom w:w="255" w:type="dxa"/>
+              <w:right w:w="255" w:type="dxa"/>
+            </w:tcMar>
+          </w:tcPr>
+          <w:p>
+            <w:pPr>
+              <w:spacing w:before="0" w:after="80"/>
+            </w:pPr>
+            <w:r>
+              <w:rPr>
+                <w:b/>
+                <w:i w:val="0"/>
+                <w:color w:val="FFFFFF"/>
+                <w:sz w:val="21"/>
+              </w:rPr>
+              <w:t>ENTREGA COMBINADA</w:t>
+            </w:r>
+          </w:p>
+          <w:p>
+            <w:pPr>
+              <w:spacing w:before="0" w:after="0"/>
+            </w:pPr>
+            <w:r>
+              <w:rPr>
+                <w:rFonts w:ascii="Cambria" w:hAnsi="Cambria"/>
+                <w:b/>
+                <w:i w:val="0"/>
+                <w:color w:val="FFFFFF"/>
+                <w:sz w:val="32"/>
+              </w:rPr>
+              <w:t>Três tarefas em paralelo; encerrar uma no meio não afeta as outras, e ela volta à fila.</w:t>
+            </w:r>
+          </w:p>
+        </w:tc>
+      </w:tr>
+    </w:tbl>
+    <w:p>
+      <w:pPr>
+        <w:spacing w:before="0" w:after="160"/>
+      </w:pPr>
+    </w:p>
+    <w:p>
+      <w:pPr>
+        <w:spacing w:before="0" w:after="80"/>
+      </w:pPr>
+      <w:r>
+        <w:rPr>
+          <w:b/>
+          <w:i w:val="0"/>
+          <w:color w:val="1B2A41"/>
+          <w:sz w:val="28"/>
+        </w:rPr>
+        <w:t>O que o teste faz, passo a passo</w:t>
+      </w:r>
+    </w:p>
+    <w:p>
+      <w:pPr>
+        <w:spacing w:before="0" w:after="60"/>
+      </w:pPr>
+      <w:r>
+        <w:rPr>
+          <w:b/>
+          <w:i w:val="0"/>
+          <w:color w:val="E9A23B"/>
+          <w:sz w:val="26"/>
+        </w:rPr>
+        <w:t xml:space="preserve">1.  </w:t>
+      </w:r>
+      <w:r>
+        <w:rPr>
+          <w:rFonts w:ascii="Consolas" w:hAnsi="Consolas"/>
+          <w:b w:val="0"/>
+          <w:i w:val="0"/>
+          <w:color w:val="2A4A7F"/>
+          <w:sz w:val="23"/>
+        </w:rPr>
+        <w:t>Queue.Exclusion.batch/2</w:t>
+      </w:r>
+      <w:r>
+        <w:rPr>
+          <w:b w:val="0"/>
+          <w:i w:val="0"/>
+          <w:color w:val="1F2328"/>
+          <w:sz w:val="24"/>
+        </w:rPr>
+        <w:t xml:space="preserve"> libera 3 construtores com áreas disjuntas; o Registry confirma os três em voo</w:t>
+      </w:r>
+    </w:p>
+    <w:p>
+      <w:pPr>
+        <w:spacing w:before="0" w:after="60"/>
+      </w:pPr>
+      <w:r>
+        <w:rPr>
+          <w:b/>
+          <w:i w:val="0"/>
+          <w:color w:val="E9A23B"/>
+          <w:sz w:val="26"/>
+        </w:rPr>
+        <w:t xml:space="preserve">2.  </w:t>
+      </w:r>
+      <w:r>
+        <w:rPr>
+          <w:b w:val="0"/>
+          <w:i w:val="0"/>
+          <w:color w:val="1F2328"/>
+          <w:sz w:val="24"/>
+        </w:rPr>
+        <w:t xml:space="preserve">A e B esperam um sinal; C escreve trabalho parcial em </w:t>
+      </w:r>
+      <w:r>
+        <w:rPr>
+          <w:rFonts w:ascii="Consolas" w:hAnsi="Consolas"/>
+          <w:b w:val="0"/>
+          <w:i w:val="0"/>
+          <w:color w:val="2A4A7F"/>
+          <w:sz w:val="23"/>
+        </w:rPr>
+        <w:t>c.txt</w:t>
+      </w:r>
+      <w:r>
+        <w:rPr>
+          <w:b w:val="0"/>
+          <w:i w:val="0"/>
+          <w:color w:val="1F2328"/>
+          <w:sz w:val="24"/>
+        </w:rPr>
+        <w:t xml:space="preserve"> e trava — e é morto com </w:t>
+      </w:r>
+      <w:r>
+        <w:rPr>
+          <w:rFonts w:ascii="Consolas" w:hAnsi="Consolas"/>
+          <w:b w:val="0"/>
+          <w:i w:val="0"/>
+          <w:color w:val="2A4A7F"/>
+          <w:sz w:val="23"/>
+        </w:rPr>
+        <w:t>stop_agent/1</w:t>
+      </w:r>
+    </w:p>
+    <w:p>
+      <w:pPr>
+        <w:spacing w:before="0" w:after="60"/>
+      </w:pPr>
+      <w:r>
+        <w:rPr>
+          <w:b/>
+          <w:i w:val="0"/>
+          <w:color w:val="E9A23B"/>
+          <w:sz w:val="26"/>
+        </w:rPr>
+        <w:t xml:space="preserve">3.  </w:t>
+      </w:r>
+      <w:r>
+        <w:rPr>
+          <w:b w:val="0"/>
+          <w:i w:val="0"/>
+          <w:color w:val="1F2328"/>
+          <w:sz w:val="24"/>
+        </w:rPr>
+        <w:t xml:space="preserve">A e B chegam a </w:t>
+      </w:r>
+      <w:r>
+        <w:rPr>
+          <w:rFonts w:ascii="Consolas" w:hAnsi="Consolas"/>
+          <w:b w:val="0"/>
+          <w:i w:val="0"/>
+          <w:color w:val="2A4A7F"/>
+          <w:sz w:val="23"/>
+        </w:rPr>
+        <w:t>in_testing</w:t>
+      </w:r>
+      <w:r>
+        <w:rPr>
+          <w:b w:val="0"/>
+          <w:i w:val="0"/>
+          <w:color w:val="1F2328"/>
+          <w:sz w:val="24"/>
+        </w:rPr>
+        <w:t xml:space="preserve">; C volta à fila com motivo, em </w:t>
+      </w:r>
+      <w:r>
+        <w:rPr>
+          <w:rFonts w:ascii="Consolas" w:hAnsi="Consolas"/>
+          <w:b w:val="0"/>
+          <w:i w:val="0"/>
+          <w:color w:val="2A4A7F"/>
+          <w:sz w:val="23"/>
+        </w:rPr>
+        <w:t>in_progress</w:t>
+      </w:r>
+      <w:r>
+        <w:rPr>
+          <w:b w:val="0"/>
+          <w:i w:val="0"/>
+          <w:color w:val="1F2328"/>
+          <w:sz w:val="24"/>
+        </w:rPr>
+        <w:t>, despachável como construtor</w:t>
+      </w:r>
+    </w:p>
+    <w:p>
+      <w:pPr>
+        <w:spacing w:before="0" w:after="60"/>
+      </w:pPr>
+      <w:r>
+        <w:rPr>
+          <w:b/>
+          <w:i w:val="0"/>
+          <w:color w:val="E9A23B"/>
+          <w:sz w:val="26"/>
+        </w:rPr>
+        <w:t xml:space="preserve">4.  </w:t>
+      </w:r>
+      <w:r>
+        <w:rPr>
+          <w:b w:val="0"/>
+          <w:i w:val="0"/>
+          <w:color w:val="1F2328"/>
+          <w:sz w:val="24"/>
+        </w:rPr>
+        <w:t xml:space="preserve">Nenhum consumo perdido (1 linha para A e B, 0 para C); </w:t>
+      </w:r>
+      <w:r>
+        <w:rPr>
+          <w:rFonts w:ascii="Consolas" w:hAnsi="Consolas"/>
+          <w:b w:val="0"/>
+          <w:i w:val="0"/>
+          <w:color w:val="2A4A7F"/>
+          <w:sz w:val="23"/>
+        </w:rPr>
+        <w:t>Recovery.reconcile/1</w:t>
+      </w:r>
+      <w:r>
+        <w:rPr>
+          <w:b w:val="0"/>
+          <w:i w:val="0"/>
+          <w:color w:val="1F2328"/>
+          <w:sz w:val="24"/>
+        </w:rPr>
+        <w:t xml:space="preserve"> commita </w:t>
+      </w:r>
+      <w:r>
+        <w:rPr>
+          <w:rFonts w:ascii="Consolas" w:hAnsi="Consolas"/>
+          <w:b w:val="0"/>
+          <w:i w:val="0"/>
+          <w:color w:val="2A4A7F"/>
+          <w:sz w:val="23"/>
+        </w:rPr>
+        <w:t>c.txt</w:t>
+      </w:r>
+      <w:r>
+        <w:rPr>
+          <w:b w:val="0"/>
+          <w:i w:val="0"/>
+          <w:color w:val="1F2328"/>
+          <w:sz w:val="24"/>
+        </w:rPr>
+        <w:t xml:space="preserve"> citando a tarefa</w:t>
+      </w:r>
+    </w:p>
+    <w:p>
+      <w:pPr>
+        <w:spacing w:before="0" w:after="60"/>
+      </w:pPr>
+      <w:r>
+        <w:rPr>
+          <w:b/>
+          <w:i w:val="0"/>
+          <w:color w:val="E9A23B"/>
+          <w:sz w:val="26"/>
+        </w:rPr>
+        <w:t xml:space="preserve">5.  </w:t>
+      </w:r>
+      <w:r>
+        <w:rPr>
+          <w:b w:val="0"/>
+          <w:i w:val="0"/>
+          <w:color w:val="1F2328"/>
+          <w:sz w:val="24"/>
+        </w:rPr>
+        <w:t xml:space="preserve">Segundo teste: um erro de cota injetado pausa as filas, o job continua </w:t>
+      </w:r>
+      <w:r>
+        <w:rPr>
+          <w:rFonts w:ascii="Consolas" w:hAnsi="Consolas"/>
+          <w:b w:val="0"/>
+          <w:i w:val="0"/>
+          <w:color w:val="2A4A7F"/>
+          <w:sz w:val="23"/>
+        </w:rPr>
+        <w:t>available</w:t>
+      </w:r>
+      <w:r>
+        <w:rPr>
+          <w:b w:val="0"/>
+          <w:i w:val="0"/>
+          <w:color w:val="1F2328"/>
+          <w:sz w:val="24"/>
+        </w:rPr>
+        <w:t xml:space="preserve"> e o rearme retoma</w:t>
+      </w:r>
+    </w:p>
+    <w:p>
+      <w:pPr>
+        <w:spacing w:before="0" w:after="120"/>
+      </w:pPr>
+    </w:p>
+    <w:tbl>
+      <w:tblPr>
+        <w:tblW w:type="auto" w:w="0"/>
+        <w:jc w:val="center"/>
+        <w:tblLayout w:type="fixed"/>
+        <w:tblLook w:firstColumn="1" w:firstRow="1" w:lastColumn="0" w:lastRow="0" w:noHBand="0" w:noVBand="1" w:val="04A0"/>
+        <w:tblBorders>
+          <w:top w:val="nil"/>
+          <w:left w:val="nil"/>
+          <w:bottom w:val="nil"/>
+          <w:right w:val="nil"/>
+          <w:insideH w:val="nil"/>
+          <w:insideV w:val="nil"/>
+        </w:tblBorders>
+      </w:tblPr>
+      <w:tblGrid>
+        <w:gridCol w:w="15024"/>
+      </w:tblGrid>
+      <w:tr>
+        <w:tc>
+          <w:tcPr>
+            <w:tcW w:type="dxa" w:w="15024"/>
+            <w:shd w:val="clear" w:color="auto" w:fill="EEF2F7"/>
+            <w:tcMar>
+              <w:top w:w="198" w:type="dxa"/>
+              <w:left w:w="198" w:type="dxa"/>
+              <w:bottom w:w="198" w:type="dxa"/>
+              <w:right w:w="198" w:type="dxa"/>
+            </w:tcMar>
+          </w:tcPr>
+          <w:p>
+            <w:pPr>
+              <w:spacing w:before="0" w:after="60"/>
+            </w:pPr>
+            <w:r>
+              <w:rPr>
+                <w:b/>
+                <w:i w:val="0"/>
+                <w:color w:val="4A6FA5"/>
+                <w:sz w:val="21"/>
+              </w:rPr>
+              <w:t>COMO DEMONSTRAR</w:t>
+            </w:r>
+          </w:p>
+          <w:p>
+            <w:pPr>
+              <w:spacing w:before="0" w:after="0"/>
+            </w:pPr>
+            <w:r>
+              <w:rPr>
+                <w:rFonts w:ascii="Consolas" w:hAnsi="Consolas"/>
+                <w:b w:val="0"/>
+                <w:i w:val="0"/>
+                <w:color w:val="1F2328"/>
+                <w:sz w:val="24"/>
+              </w:rPr>
+              <w:t>mix test test/factory/milestone_e5_test.exs — três agentes reais em voo, um é morto, os outros seguem e o morto volta à fila.</w:t>
+            </w:r>
+          </w:p>
+        </w:tc>
+      </w:tr>
+    </w:tbl>
+    <w:p>
+      <w:pPr>
+        <w:spacing w:before="120" w:after="80"/>
+      </w:pPr>
+      <w:r>
+        <w:rPr>
+          <w:b w:val="0"/>
+          <w:i w:val="0"/>
+          <w:color w:val="6B7480"/>
+          <w:sz w:val="23"/>
+        </w:rPr>
+        <w:t>Na branch desta etapa, a verificação completa (mix factory.ci) passa nos 6 estágios, com 995 testes automáticos.</w:t>
+      </w:r>
+    </w:p>
+    <w:p>
+      <w:pPr>
+        <w:pageBreakBefore/>
+        <w:spacing w:before="0" w:after="40"/>
+      </w:pPr>
+      <w:r>
+        <w:rPr>
+          <w:rFonts w:ascii="Cambria" w:hAnsi="Cambria"/>
+          <w:b/>
+          <w:i w:val="0"/>
+          <w:color w:val="1B2A41"/>
+          <w:sz w:val="48"/>
+        </w:rPr>
+        <w:t>Números da etapa</w:t>
+      </w:r>
+    </w:p>
+    <w:p>
+      <w:pPr>
+        <w:spacing w:before="0" w:after="200"/>
+      </w:pPr>
+      <w:r>
+        <w:rPr>
+          <w:b w:val="0"/>
+          <w:i w:val="0"/>
+          <w:color w:val="6B7480"/>
+          <w:sz w:val="25"/>
+        </w:rPr>
+        <w:t>Medidos no código da branch desta etapa; o crescimento compara com a etapa anterior.</w:t>
+      </w:r>
+    </w:p>
+    <w:tbl>
+      <w:tblPr>
+        <w:tblW w:type="auto" w:w="0"/>
+        <w:jc w:val="center"/>
+        <w:tblLayout w:type="fixed"/>
+        <w:tblLook w:firstColumn="1" w:firstRow="1" w:lastColumn="0" w:lastRow="0" w:noHBand="0" w:noVBand="1" w:val="04A0"/>
+        <w:tblBorders>
+          <w:top w:val="nil"/>
+          <w:left w:val="nil"/>
+          <w:bottom w:val="nil"/>
+          <w:right w:val="nil"/>
+          <w:insideH w:val="nil"/>
+          <w:insideV w:val="nil"/>
+        </w:tblBorders>
+      </w:tblPr>
+      <w:tblGrid>
+        <w:gridCol w:w="3742"/>
+        <w:gridCol w:w="3742"/>
+        <w:gridCol w:w="3742"/>
+        <w:gridCol w:w="3742"/>
+      </w:tblGrid>
+      <w:tr>
+        <w:tc>
+          <w:tcPr>
+            <w:tcW w:type="dxa" w:w="3742"/>
+            <w:shd w:val="clear" w:color="auto" w:fill="F2F4F7"/>
+            <w:tcMar>
+              <w:top w:w="198" w:type="dxa"/>
+              <w:left w:w="198" w:type="dxa"/>
+              <w:bottom w:w="198" w:type="dxa"/>
+              <w:right w:w="198" w:type="dxa"/>
+            </w:tcMar>
+          </w:tcPr>
+          <w:p>
+            <w:pPr>
+              <w:spacing w:before="0" w:after="0"/>
+            </w:pPr>
+            <w:r>
+              <w:rPr>
+                <w:rFonts w:ascii="Cambria" w:hAnsi="Cambria"/>
+                <w:b/>
+                <w:i w:val="0"/>
+                <w:color w:val="1B2A41"/>
+                <w:sz w:val="56"/>
+              </w:rPr>
+              <w:t>995</w:t>
+            </w:r>
+          </w:p>
+          <w:p>
+            <w:pPr>
+              <w:spacing w:before="0" w:after="0"/>
+            </w:pPr>
+            <w:r>
+              <w:rPr>
+                <w:b w:val="0"/>
+                <w:i w:val="0"/>
+                <w:color w:val="6B7480"/>
+                <w:sz w:val="22"/>
+              </w:rPr>
+              <w:t>testes automáticos</w:t>
+            </w:r>
+          </w:p>
+          <w:p>
+            <w:pPr>
+              <w:spacing w:before="0" w:after="0"/>
+            </w:pPr>
+            <w:r>
+              <w:rPr>
+                <w:b/>
+                <w:i w:val="0"/>
+                <w:color w:val="2A9D8F"/>
+                <w:sz w:val="21"/>
+              </w:rPr>
+              <w:t>+87 nesta etapa</w:t>
+            </w:r>
+          </w:p>
+        </w:tc>
+        <w:tc>
+          <w:tcPr>
+            <w:tcW w:type="dxa" w:w="3742"/>
+            <w:shd w:val="clear" w:color="auto" w:fill="F2F4F7"/>
+            <w:tcMar>
+              <w:top w:w="198" w:type="dxa"/>
+              <w:left w:w="198" w:type="dxa"/>
+              <w:bottom w:w="198" w:type="dxa"/>
+              <w:right w:w="198" w:type="dxa"/>
+            </w:tcMar>
+          </w:tcPr>
+          <w:p>
+            <w:pPr>
+              <w:spacing w:before="0" w:after="0"/>
+            </w:pPr>
+            <w:r>
+              <w:rPr>
+                <w:rFonts w:ascii="Cambria" w:hAnsi="Cambria"/>
+                <w:b/>
+                <w:i w:val="0"/>
+                <w:color w:val="1B2A41"/>
+                <w:sz w:val="56"/>
+              </w:rPr>
+              <w:t>10.482</w:t>
+            </w:r>
+          </w:p>
+          <w:p>
+            <w:pPr>
+              <w:spacing w:before="0" w:after="0"/>
+            </w:pPr>
+            <w:r>
+              <w:rPr>
+                <w:b w:val="0"/>
+                <w:i w:val="0"/>
+                <w:color w:val="6B7480"/>
+                <w:sz w:val="22"/>
+              </w:rPr>
+              <w:t>linhas em lib/</w:t>
+            </w:r>
+          </w:p>
+          <w:p>
+            <w:pPr>
+              <w:spacing w:before="0" w:after="0"/>
+            </w:pPr>
+            <w:r>
+              <w:rPr>
+                <w:b/>
+                <w:i w:val="0"/>
+                <w:color w:val="2A9D8F"/>
+                <w:sz w:val="21"/>
+              </w:rPr>
+              <w:t>+1.285 nesta etapa</w:t>
+            </w:r>
+          </w:p>
+        </w:tc>
+        <w:tc>
+          <w:tcPr>
+            <w:tcW w:type="dxa" w:w="3742"/>
+            <w:shd w:val="clear" w:color="auto" w:fill="F2F4F7"/>
+            <w:tcMar>
+              <w:top w:w="198" w:type="dxa"/>
+              <w:left w:w="198" w:type="dxa"/>
+              <w:bottom w:w="198" w:type="dxa"/>
+              <w:right w:w="198" w:type="dxa"/>
+            </w:tcMar>
+          </w:tcPr>
+          <w:p>
+            <w:pPr>
+              <w:spacing w:before="0" w:after="0"/>
+            </w:pPr>
+            <w:r>
+              <w:rPr>
+                <w:rFonts w:ascii="Cambria" w:hAnsi="Cambria"/>
+                <w:b/>
+                <w:i w:val="0"/>
+                <w:color w:val="1B2A41"/>
+                <w:sz w:val="56"/>
+              </w:rPr>
+              <w:t>83</w:t>
+            </w:r>
+          </w:p>
+          <w:p>
+            <w:pPr>
+              <w:spacing w:before="0" w:after="0"/>
+            </w:pPr>
+            <w:r>
+              <w:rPr>
+                <w:b w:val="0"/>
+                <w:i w:val="0"/>
+                <w:color w:val="6B7480"/>
+                <w:sz w:val="22"/>
+              </w:rPr>
+              <w:t>módulos Elixir</w:t>
+            </w:r>
+          </w:p>
+          <w:p>
+            <w:pPr>
+              <w:spacing w:before="0" w:after="0"/>
+            </w:pPr>
+            <w:r>
+              <w:rPr>
+                <w:b/>
+                <w:i w:val="0"/>
+                <w:color w:val="2A9D8F"/>
+                <w:sz w:val="21"/>
+              </w:rPr>
+              <w:t>+7 nesta etapa</w:t>
+            </w:r>
+          </w:p>
+        </w:tc>
+        <w:tc>
+          <w:tcPr>
+            <w:tcW w:type="dxa" w:w="3742"/>
+            <w:shd w:val="clear" w:color="auto" w:fill="F2F4F7"/>
+            <w:tcMar>
+              <w:top w:w="198" w:type="dxa"/>
+              <w:left w:w="198" w:type="dxa"/>
+              <w:bottom w:w="198" w:type="dxa"/>
+              <w:right w:w="198" w:type="dxa"/>
+            </w:tcMar>
+          </w:tcPr>
+          <w:p>
+            <w:pPr>
+              <w:spacing w:before="0" w:after="0"/>
+            </w:pPr>
+            <w:r>
+              <w:rPr>
+                <w:rFonts w:ascii="Cambria" w:hAnsi="Cambria"/>
+                <w:b/>
+                <w:i w:val="0"/>
+                <w:color w:val="1B2A41"/>
+                <w:sz w:val="56"/>
+              </w:rPr>
+              <w:t>1,67</w:t>
+            </w:r>
+          </w:p>
+          <w:p>
+            <w:pPr>
+              <w:spacing w:before="0" w:after="0"/>
+            </w:pPr>
+            <w:r>
+              <w:rPr>
+                <w:b w:val="0"/>
+                <w:i w:val="0"/>
+                <w:color w:val="6B7480"/>
+                <w:sz w:val="22"/>
+              </w:rPr>
+              <w:t>execuções por item</w:t>
+            </w:r>
+          </w:p>
+          <w:p>
+            <w:pPr>
+              <w:spacing w:before="0" w:after="0"/>
+            </w:pPr>
+            <w:r>
+              <w:rPr>
+                <w:b/>
+                <w:i w:val="0"/>
+                <w:color w:val="2A9D8F"/>
+                <w:sz w:val="21"/>
+              </w:rPr>
+              <w:t>critério: até 2</w:t>
+            </w:r>
+          </w:p>
+        </w:tc>
+      </w:tr>
+    </w:tbl>
+    <w:p>
+      <w:pPr>
+        <w:spacing w:before="0" w:after="120"/>
+      </w:pPr>
+    </w:p>
+    <w:p>
+      <w:pPr>
+        <w:jc w:val="center"/>
+      </w:pPr>
+      <w:r>
+        <w:drawing>
+          <wp:inline xmlns:a="http://schemas.openxmlformats.org/drawingml/2006/main" xmlns:pic="http://schemas.openxmlformats.org/drawingml/2006/picture">
+            <wp:extent cx="8280000" cy="2408727"/>
+            <wp:docPr id="3" name="Picture 3"/>
+            <wp:cNvGraphicFramePr>
+              <a:graphicFrameLocks noChangeAspect="1"/>
+            </wp:cNvGraphicFramePr>
+            <a:graphic>
+              <a:graphicData uri="http://schemas.openxmlformats.org/drawingml/2006/picture">
+                <pic:pic>
+                  <pic:nvPicPr>
+                    <pic:cNvPr id="0" name="cresc-e5.png"/>
+                    <pic:cNvPicPr/>
+                  </pic:nvPicPr>
+                  <pic:blipFill>
+                    <a:blip r:embed="rId13"/>
+                    <a:stretch>
+                      <a:fillRect/>
+                    </a:stretch>
+                  </pic:blipFill>
+                  <pic:spPr>
+                    <a:xfrm>
+                      <a:off x="0" y="0"/>
+                      <a:ext cx="8280000" cy="2408727"/>
+                    </a:xfrm>
+                    <a:prstGeom prst="rect"/>
+                  </pic:spPr>
+                </pic:pic>
+              </a:graphicData>
+            </a:graphic>
+          </wp:inline>
+        </w:drawing>
+      </w:r>
+    </w:p>
+    <w:p>
+      <w:pPr>
+        <w:spacing w:before="40" w:after="80"/>
+      </w:pPr>
+      <w:r>
+        <w:rPr>
+          <w:b w:val="0"/>
+          <w:i w:val="0"/>
+          <w:color w:val="6B7480"/>
+          <w:sz w:val="21"/>
+        </w:rPr>
+        <w:t>Execuções por item: quantas vezes um agente precisou construir cada item até ele ser aprovado pelos dois portões.</w:t>
+      </w:r>
+    </w:p>
+    <w:p>
+      <w:pPr>
+        <w:pageBreakBefore/>
+        <w:spacing w:before="0" w:after="40"/>
+      </w:pPr>
+      <w:r>
+        <w:rPr>
+          <w:rFonts w:ascii="Cambria" w:hAnsi="Cambria"/>
+          <w:b/>
+          <w:i w:val="0"/>
+          <w:color w:val="1B2A41"/>
+          <w:sz w:val="48"/>
+        </w:rPr>
+        <w:t>Requisitos, pendências e próxima etapa</w:t>
+      </w:r>
+    </w:p>
+    <w:p>
+      <w:pPr>
+        <w:spacing w:before="0" w:after="80"/>
+      </w:pPr>
+      <w:r>
+        <w:rPr>
+          <w:b/>
+          <w:i w:val="0"/>
+          <w:color w:val="1B2A41"/>
+          <w:sz w:val="28"/>
+        </w:rPr>
+        <w:t>Requisitos atendidos nesta etapa</w:t>
+      </w:r>
+    </w:p>
+    <w:tbl>
+      <w:tblPr>
+        <w:tblW w:type="auto" w:w="0"/>
+        <w:jc w:val="center"/>
+        <w:tblLayout w:type="fixed"/>
+        <w:tblLook w:firstColumn="1" w:firstRow="1" w:lastColumn="0" w:lastRow="0" w:noHBand="0" w:noVBand="1" w:val="04A0"/>
+        <w:tblBorders>
+          <w:top w:val="nil"/>
+          <w:left w:val="nil"/>
+          <w:bottom w:val="nil"/>
+          <w:right w:val="nil"/>
+          <w:insideH w:val="nil"/>
+          <w:insideV w:val="nil"/>
+        </w:tblBorders>
+      </w:tblPr>
+      <w:tblGrid>
+        <w:gridCol w:w="1247"/>
+        <w:gridCol w:w="13776"/>
+      </w:tblGrid>
+      <w:tr>
+        <w:tc>
+          <w:tcPr>
+            <w:tcW w:type="dxa" w:w="1247"/>
+            <w:shd w:val="clear" w:color="auto" w:fill="2A9D8F"/>
+            <w:tcMar>
+              <w:top w:w="113" w:type="dxa"/>
+              <w:left w:w="113" w:type="dxa"/>
+              <w:bottom w:w="113" w:type="dxa"/>
+              <w:right w:w="113" w:type="dxa"/>
+            </w:tcMar>
+          </w:tcPr>
+          <w:p>
+            <w:pPr>
+              <w:spacing w:before="0" w:after="0"/>
+              <w:jc w:val="center"/>
+            </w:pPr>
+            <w:r>
+              <w:rPr>
+                <w:b/>
+                <w:i w:val="0"/>
+                <w:color w:val="FFFFFF"/>
+                <w:sz w:val="26"/>
+              </w:rPr>
+              <w:t>R6</w:t>
+            </w:r>
+          </w:p>
+        </w:tc>
+        <w:tc>
+          <w:tcPr>
+            <w:tcW w:type="dxa" w:w="13776"/>
+            <w:shd w:val="clear" w:color="auto" w:fill="FFFFFF"/>
+            <w:tcMar>
+              <w:top w:w="113" w:type="dxa"/>
+              <w:left w:w="113" w:type="dxa"/>
+              <w:bottom w:w="113" w:type="dxa"/>
+              <w:right w:w="113" w:type="dxa"/>
+            </w:tcMar>
+          </w:tcPr>
+          <w:p>
+            <w:pPr>
+              <w:spacing w:before="0" w:after="0"/>
+            </w:pPr>
+            <w:r>
+              <w:rPr>
+                <w:b/>
+                <w:i w:val="0"/>
+                <w:color w:val="1B2A41"/>
+                <w:sz w:val="25"/>
+              </w:rPr>
+              <w:t xml:space="preserve">Paralelismo sem disputa   </w:t>
+            </w:r>
+            <w:r>
+              <w:rPr>
+                <w:b w:val="0"/>
+                <w:i w:val="0"/>
+                <w:color w:val="6B7480"/>
+                <w:sz w:val="22"/>
+              </w:rPr>
+              <w:t>atendido — teste do marco E5</w:t>
             </w:r>
           </w:p>
         </w:tc>
@@ -927,27 +3559,63 @@
       <w:tr>
         <w:tc>
           <w:tcPr>
-            <w:tcW w:type="dxa" w:w="1020"/>
+            <w:tcW w:type="dxa" w:w="1247"/>
+            <w:shd w:val="clear" w:color="auto" w:fill="E9A23B"/>
+            <w:tcMar>
+              <w:top w:w="113" w:type="dxa"/>
+              <w:left w:w="113" w:type="dxa"/>
+              <w:bottom w:w="113" w:type="dxa"/>
+              <w:right w:w="113" w:type="dxa"/>
+            </w:tcMar>
           </w:tcPr>
           <w:p>
+            <w:pPr>
+              <w:spacing w:before="0" w:after="0"/>
+              <w:jc w:val="center"/>
+            </w:pPr>
             <w:r>
               <w:rPr>
-                <w:sz w:val="19"/>
+                <w:b/>
+                <w:i w:val="0"/>
+                <w:color w:val="FFFFFF"/>
+                <w:sz w:val="26"/>
               </w:rPr>
-              <w:t>R6</w:t>
+              <w:t>R9</w:t>
             </w:r>
           </w:p>
         </w:tc>
         <w:tc>
           <w:tcPr>
-            <w:tcW w:type="dxa" w:w="8334"/>
+            <w:tcW w:type="dxa" w:w="13776"/>
+            <w:shd w:val="clear" w:color="auto" w:fill="FFFFFF"/>
+            <w:tcMar>
+              <w:top w:w="113" w:type="dxa"/>
+              <w:left w:w="113" w:type="dxa"/>
+              <w:bottom w:w="113" w:type="dxa"/>
+              <w:right w:w="113" w:type="dxa"/>
+            </w:tcMar>
           </w:tcPr>
           <w:p>
+            <w:pPr>
+              <w:spacing w:before="0" w:after="0"/>
+            </w:pPr>
             <w:r>
               <w:rPr>
-                <w:sz w:val="19"/>
+                <w:b/>
+                <w:i w:val="0"/>
+                <w:color w:val="1B2A41"/>
+                <w:sz w:val="25"/>
               </w:rPr>
-              <w:t>Paralelismo sem disputa de arquivo</w:t>
+              <w:t xml:space="preserve">Cabe em 8 GB / 4 núcleos   </w:t>
+            </w:r>
+            <w:r>
+              <w:rPr>
+                <w:b w:val="0"/>
+                <w:i w:val="0"/>
+                <w:color w:val="6B7480"/>
+                <w:sz w:val="22"/>
+              </w:rPr>
+              <w:t>parcial — busca medida; pico com 3 em paralelo a medir</w:t>
             </w:r>
           </w:p>
         </w:tc>
@@ -955,40 +3623,26 @@
       <w:tr>
         <w:tc>
           <w:tcPr>
-            <w:tcW w:type="dxa" w:w="1020"/>
+            <w:tcW w:type="dxa" w:w="1247"/>
+            <w:shd w:val="clear" w:color="auto" w:fill="2A9D8F"/>
+            <w:tcMar>
+              <w:top w:w="113" w:type="dxa"/>
+              <w:left w:w="113" w:type="dxa"/>
+              <w:bottom w:w="113" w:type="dxa"/>
+              <w:right w:w="113" w:type="dxa"/>
+            </w:tcMar>
           </w:tcPr>
           <w:p>
+            <w:pPr>
+              <w:spacing w:before="0" w:after="0"/>
+              <w:jc w:val="center"/>
+            </w:pPr>
             <w:r>
               <w:rPr>
-                <w:sz w:val="19"/>
-              </w:rPr>
-              <w:t>R9</w:t>
-            </w:r>
-          </w:p>
-        </w:tc>
-        <w:tc>
-          <w:tcPr>
-            <w:tcW w:type="dxa" w:w="8334"/>
-          </w:tcPr>
-          <w:p>
-            <w:r>
-              <w:rPr>
-                <w:sz w:val="19"/>
-              </w:rPr>
-              <w:t>Cabe em 8 GB / 4 núcleos</w:t>
-            </w:r>
-          </w:p>
-        </w:tc>
-      </w:tr>
-      <w:tr>
-        <w:tc>
-          <w:tcPr>
-            <w:tcW w:type="dxa" w:w="1020"/>
-          </w:tcPr>
-          <w:p>
-            <w:r>
-              <w:rPr>
-                <w:sz w:val="19"/>
+                <w:b/>
+                <w:i w:val="0"/>
+                <w:color w:val="FFFFFF"/>
+                <w:sz w:val="26"/>
               </w:rPr>
               <w:t>R13</w:t>
             </w:r>
@@ -996,14 +3650,36 @@
         </w:tc>
         <w:tc>
           <w:tcPr>
-            <w:tcW w:type="dxa" w:w="8334"/>
+            <w:tcW w:type="dxa" w:w="13776"/>
+            <w:shd w:val="clear" w:color="auto" w:fill="FFFFFF"/>
+            <w:tcMar>
+              <w:top w:w="113" w:type="dxa"/>
+              <w:left w:w="113" w:type="dxa"/>
+              <w:bottom w:w="113" w:type="dxa"/>
+              <w:right w:w="113" w:type="dxa"/>
+            </w:tcMar>
           </w:tcPr>
           <w:p>
+            <w:pPr>
+              <w:spacing w:before="0" w:after="0"/>
+            </w:pPr>
             <w:r>
               <w:rPr>
-                <w:sz w:val="19"/>
+                <w:b/>
+                <w:i w:val="0"/>
+                <w:color w:val="1B2A41"/>
+                <w:sz w:val="25"/>
               </w:rPr>
-              <w:t>Queda de um agente não derruba os outros</w:t>
+              <w:t xml:space="preserve">Queda isolada, sem perda   </w:t>
+            </w:r>
+            <w:r>
+              <w:rPr>
+                <w:b w:val="0"/>
+                <w:i w:val="0"/>
+                <w:color w:val="6B7480"/>
+                <w:sz w:val="22"/>
+              </w:rPr>
+              <w:t>atendido — teste do marco E5</w:t>
             </w:r>
           </w:p>
         </w:tc>
@@ -1011,40 +3687,21 @@
     </w:tbl>
     <w:p>
       <w:pPr>
-        <w:pStyle w:val="Heading1"/>
+        <w:spacing w:before="0" w:after="200"/>
+      </w:pPr>
+    </w:p>
+    <w:p>
+      <w:pPr>
+        <w:spacing w:before="0" w:after="80"/>
       </w:pPr>
       <w:r>
         <w:rPr>
-          <w:color w:val="2A78D6"/>
+          <w:b/>
+          <w:i w:val="0"/>
+          <w:color w:val="1B2A41"/>
+          <w:sz w:val="28"/>
         </w:rPr>
-        <w:t>Pendências e próxima etapa</w:t>
-      </w:r>
-    </w:p>
-    <w:p>
-      <w:r>
-        <w:t>Nenhuma pendência nesta etapa.</w:t>
-      </w:r>
-    </w:p>
-    <w:p>
-      <w:r>
-        <w:rPr>
-          <w:b/>
-        </w:rPr>
-        <w:t xml:space="preserve">Próxima etapa: </w:t>
-      </w:r>
-      <w:r>
-        <w:t>E6 — memória do projeto.</w:t>
-      </w:r>
-    </w:p>
-    <w:p>
-      <w:pPr>
-        <w:pStyle w:val="Heading2"/>
-      </w:pPr>
-      <w:r>
-        <w:rPr>
-          <w:color w:val="222222"/>
-        </w:rPr>
-        <w:t>Commits da etapa</w:t>
+        <w:t>O que ainda falta</w:t>
       </w:r>
     </w:p>
     <w:p>
@@ -1053,7 +3710,123 @@
       </w:pPr>
       <w:r>
         <w:rPr>
-          <w:sz w:val="18"/>
+          <w:b w:val="0"/>
+          <w:i w:val="0"/>
+          <w:color w:val="1F2328"/>
+          <w:sz w:val="24"/>
+        </w:rPr>
+        <w:t>Nada pendente nesta etapa.</w:t>
+      </w:r>
+    </w:p>
+    <w:p>
+      <w:pPr>
+        <w:spacing w:before="0" w:after="200"/>
+      </w:pPr>
+    </w:p>
+    <w:tbl>
+      <w:tblPr>
+        <w:tblW w:type="auto" w:w="0"/>
+        <w:jc w:val="center"/>
+        <w:tblLayout w:type="fixed"/>
+        <w:tblLook w:firstColumn="1" w:firstRow="1" w:lastColumn="0" w:lastRow="0" w:noHBand="0" w:noVBand="1" w:val="04A0"/>
+        <w:tblBorders>
+          <w:top w:val="nil"/>
+          <w:left w:val="nil"/>
+          <w:bottom w:val="nil"/>
+          <w:right w:val="nil"/>
+          <w:insideH w:val="nil"/>
+          <w:insideV w:val="nil"/>
+        </w:tblBorders>
+      </w:tblPr>
+      <w:tblGrid>
+        <w:gridCol w:w="15024"/>
+      </w:tblGrid>
+      <w:tr>
+        <w:tc>
+          <w:tcPr>
+            <w:tcW w:type="dxa" w:w="15024"/>
+            <w:shd w:val="clear" w:color="auto" w:fill="2A9D8F"/>
+            <w:tcMar>
+              <w:top w:w="255" w:type="dxa"/>
+              <w:left w:w="255" w:type="dxa"/>
+              <w:bottom w:w="255" w:type="dxa"/>
+              <w:right w:w="255" w:type="dxa"/>
+            </w:tcMar>
+          </w:tcPr>
+          <w:p>
+            <w:pPr>
+              <w:spacing w:before="0" w:after="80"/>
+            </w:pPr>
+            <w:r>
+              <w:rPr>
+                <w:b/>
+                <w:i w:val="0"/>
+                <w:color w:val="FFFFFF"/>
+                <w:sz w:val="21"/>
+              </w:rPr>
+              <w:t>PRÓXIMA ETAPA</w:t>
+            </w:r>
+          </w:p>
+          <w:p>
+            <w:pPr>
+              <w:spacing w:before="0" w:after="0"/>
+            </w:pPr>
+            <w:r>
+              <w:rPr>
+                <w:rFonts w:ascii="Cambria" w:hAnsi="Cambria"/>
+                <w:b/>
+                <w:i w:val="0"/>
+                <w:color w:val="FFFFFF"/>
+                <w:sz w:val="30"/>
+              </w:rPr>
+              <w:t>E6 — memória do projeto.</w:t>
+            </w:r>
+          </w:p>
+        </w:tc>
+      </w:tr>
+    </w:tbl>
+    <w:p>
+      <w:pPr>
+        <w:pageBreakBefore/>
+        <w:spacing w:before="0" w:after="40"/>
+      </w:pPr>
+      <w:r>
+        <w:rPr>
+          <w:rFonts w:ascii="Cambria" w:hAnsi="Cambria"/>
+          <w:b/>
+          <w:i w:val="0"/>
+          <w:color w:val="1B2A41"/>
+          <w:sz w:val="48"/>
+        </w:rPr>
+        <w:t>Commits desta etapa</w:t>
+      </w:r>
+    </w:p>
+    <w:p>
+      <w:pPr>
+        <w:spacing w:before="0" w:after="200"/>
+      </w:pPr>
+      <w:r>
+        <w:rPr>
+          <w:b w:val="0"/>
+          <w:i w:val="0"/>
+          <w:color w:val="6B7480"/>
+          <w:sz w:val="25"/>
+        </w:rPr>
+        <w:t>Na ordem em que entraram na branch.</w:t>
+      </w:r>
+    </w:p>
+    <w:p>
+      <w:pPr>
+        <w:pStyle w:val="ListBullet"/>
+        <w:spacing w:after="0"/>
+      </w:pPr>
+      <w:r>
+        <w:rPr>
+          <w:rFonts w:ascii="Consolas" w:hAnsi="Consolas"/>
+          <w:b w:val="0"/>
+          <w:i w:val="0"/>
+          <w:color w:val="1F2328"/>
+          <w:sz w:val="20"/>
         </w:rPr>
         <w:t>feat(agents): supervise one agent process per task with a registry (FAB-501)</w:t>
       </w:r>
@@ -1061,10 +3834,15 @@
     <w:p>
       <w:pPr>
         <w:pStyle w:val="ListBullet"/>
+        <w:spacing w:after="0"/>
       </w:pPr>
       <w:r>
         <w:rPr>
-          <w:sz w:val="18"/>
+          <w:rFonts w:ascii="Consolas" w:hAnsi="Consolas"/>
+          <w:b w:val="0"/>
+          <w:i w:val="0"/>
+          <w:color w:val="1F2328"/>
+          <w:sz w:val="20"/>
         </w:rPr>
         <w:t>feat(queue): add Oban on the same database with a rescue for stuck jobs (FAB-502)</w:t>
       </w:r>
@@ -1072,10 +3850,15 @@
     <w:p>
       <w:pPr>
         <w:pStyle w:val="ListBullet"/>
+        <w:spacing w:after="0"/>
       </w:pPr>
       <w:r>
         <w:rPr>
-          <w:sz w:val="18"/>
+          <w:rFonts w:ascii="Consolas" w:hAnsi="Consolas"/>
+          <w:b w:val="0"/>
+          <w:i w:val="0"/>
+          <w:color w:val="1F2328"/>
+          <w:sz w:val="20"/>
         </w:rPr>
         <w:t>feat(queue): enqueue and transition in one transaction and run the agent from the queue (FAB-502)</w:t>
       </w:r>
@@ -1083,10 +3866,15 @@
     <w:p>
       <w:pPr>
         <w:pStyle w:val="ListBullet"/>
+        <w:spacing w:after="0"/>
       </w:pPr>
       <w:r>
         <w:rPr>
-          <w:sz w:val="18"/>
+          <w:rFonts w:ascii="Consolas" w:hAnsi="Consolas"/>
+          <w:b w:val="0"/>
+          <w:i w:val="0"/>
+          <w:color w:val="1F2328"/>
+          <w:sz w:val="20"/>
         </w:rPr>
         <w:t>feat(queue): batch builders with disjoint areas under the machine's in-flight limit (FAB-503)</w:t>
       </w:r>
@@ -1094,10 +3882,15 @@
     <w:p>
       <w:pPr>
         <w:pStyle w:val="ListBullet"/>
+        <w:spacing w:after="0"/>
       </w:pPr>
       <w:r>
         <w:rPr>
-          <w:sz w:val="18"/>
+          <w:rFonts w:ascii="Consolas" w:hAnsi="Consolas"/>
+          <w:b w:val="0"/>
+          <w:i w:val="0"/>
+          <w:color w:val="1F2328"/>
+          <w:sz w:val="20"/>
         </w:rPr>
         <w:t>feat(tools): refuse writes outside the task areas (FAB-503)</w:t>
       </w:r>
@@ -1105,10 +3898,15 @@
     <w:p>
       <w:pPr>
         <w:pStyle w:val="ListBullet"/>
+        <w:spacing w:after="0"/>
       </w:pPr>
       <w:r>
         <w:rPr>
-          <w:sz w:val="18"/>
+          <w:rFonts w:ascii="Consolas" w:hAnsi="Consolas"/>
+          <w:b w:val="0"/>
+          <w:i w:val="0"/>
+          <w:color w:val="1F2328"/>
+          <w:sz w:val="20"/>
         </w:rPr>
         <w:t>feat(quota): recognise the usage wall, pause the queues and re-arm on its own (FAB-504)</w:t>
       </w:r>
@@ -1116,10 +3914,15 @@
     <w:p>
       <w:pPr>
         <w:pStyle w:val="ListBullet"/>
+        <w:spacing w:after="0"/>
       </w:pPr>
       <w:r>
         <w:rPr>
-          <w:sz w:val="18"/>
+          <w:rFonts w:ascii="Consolas" w:hAnsi="Consolas"/>
+          <w:b w:val="0"/>
+          <w:i w:val="0"/>
+          <w:color w:val="1F2328"/>
+          <w:sz w:val="20"/>
         </w:rPr>
         <w:t>feat(queue): snooze a dispatch that hit the wall instead of judging it (FAB-504)</w:t>
       </w:r>
@@ -1127,10 +3930,15 @@
     <w:p>
       <w:pPr>
         <w:pStyle w:val="ListBullet"/>
+        <w:spacing w:after="0"/>
       </w:pPr>
       <w:r>
         <w:rPr>
-          <w:sz w:val="18"/>
+          <w:rFonts w:ascii="Consolas" w:hAnsi="Consolas"/>
+          <w:b w:val="0"/>
+          <w:i w:val="0"/>
+          <w:color w:val="1F2328"/>
+          <w:sz w:val="20"/>
         </w:rPr>
         <w:t>feat(recovery): reconcile orphan tasks and commit their partial work on startup (FAB-505)</w:t>
       </w:r>
@@ -1138,10 +3946,15 @@
     <w:p>
       <w:pPr>
         <w:pStyle w:val="ListBullet"/>
+        <w:spacing w:after="0"/>
       </w:pPr>
       <w:r>
         <w:rPr>
-          <w:sz w:val="18"/>
+          <w:rFonts w:ascii="Consolas" w:hAnsi="Consolas"/>
+          <w:b w:val="0"/>
+          <w:i w:val="0"/>
+          <w:color w:val="1F2328"/>
+          <w:sz w:val="20"/>
         </w:rPr>
         <w:t>test: prove three agents run in parallel and killing one spares the others (FAB-506)</w:t>
       </w:r>
@@ -1149,22 +3962,93 @@
     <w:p>
       <w:pPr>
         <w:pStyle w:val="ListBullet"/>
+        <w:spacing w:after="0"/>
       </w:pPr>
       <w:r>
         <w:rPr>
-          <w:sz w:val="18"/>
+          <w:rFonts w:ascii="Consolas" w:hAnsi="Consolas"/>
+          <w:b w:val="0"/>
+          <w:i w:val="0"/>
+          <w:color w:val="1F2328"/>
+          <w:sz w:val="20"/>
         </w:rPr>
         <w:t>docs: update task board for E5 (FAB-501..FAB-506)</w:t>
       </w:r>
     </w:p>
     <w:sectPr>
-      <w:pgSz w:w="12240" w:h="15840"/>
-      <w:pgMar w:top="1134" w:right="1247" w:bottom="1134" w:left="1247" w:header="720" w:footer="720" w:gutter="0"/>
+      <w:headerReference w:type="default" r:id="rId9"/>
+      <w:footerReference w:type="default" r:id="rId10"/>
+      <w:pgSz w:w="16838" w:h="11906" w:orient="landscape"/>
+      <w:pgMar w:top="1871" w:right="907" w:bottom="794" w:left="907" w:header="340" w:footer="720" w:gutter="0"/>
       <w:cols w:space="720"/>
       <w:docGrid w:linePitch="360"/>
     </w:sectPr>
   </w:body>
 </w:document>
+</file>
+
+<file path=word/footer1.xml><?xml version="1.0" encoding="utf-8"?>
+<w:ftr xmlns:m="http://schemas.openxmlformats.org/officeDocument/2006/math" xmlns:mc="http://schemas.openxmlformats.org/markup-compatibility/2006" xmlns:mo="http://schemas.microsoft.com/office/mac/office/2008/main" xmlns:mv="urn:schemas-microsoft-com:mac:vml" xmlns:o="urn:schemas-microsoft-com:office:office" xmlns:r="http://schemas.openxmlformats.org/officeDocument/2006/relationships" xmlns:v="urn:schemas-microsoft-com:vml" xmlns:w10="urn:schemas-microsoft-com:office:word" xmlns:w14="http://schemas.microsoft.com/office/word/2010/wordml" xmlns:w="http://schemas.openxmlformats.org/wordprocessingml/2006/main" xmlns:wne="http://schemas.microsoft.com/office/word/2006/wordml" xmlns:wp14="http://schemas.microsoft.com/office/word/2010/wordprocessingDrawing" xmlns:wp="http://schemas.openxmlformats.org/drawingml/2006/wordprocessingDrawing" xmlns:wpc="http://schemas.microsoft.com/office/word/2010/wordprocessingCanvas" xmlns:wpg="http://schemas.microsoft.com/office/word/2010/wordprocessingGroup" xmlns:wpi="http://schemas.microsoft.com/office/word/2010/wordprocessingInk" xmlns:wps="http://schemas.microsoft.com/office/word/2010/wordprocessingShape" mc:Ignorable="w14 wp14">
+  <w:p>
+    <w:pPr>
+      <w:pStyle w:val="Footer"/>
+    </w:pPr>
+    <w:r>
+      <w:rPr>
+        <w:b w:val="0"/>
+        <w:i w:val="0"/>
+        <w:color w:val="8C96A3"/>
+        <w:sz w:val="18"/>
+      </w:rPr>
+      <w:t>Fábrica de Software Multi-Agente · TCC · Enzo Consulo   —   Etapa 5: Paralelismo e tolerância a falhas</w:t>
+    </w:r>
+  </w:p>
+</w:ftr>
+</file>
+
+<file path=word/header1.xml><?xml version="1.0" encoding="utf-8"?>
+<w:hdr xmlns:m="http://schemas.openxmlformats.org/officeDocument/2006/math" xmlns:mc="http://schemas.openxmlformats.org/markup-compatibility/2006" xmlns:mo="http://schemas.microsoft.com/office/mac/office/2008/main" xmlns:mv="urn:schemas-microsoft-com:mac:vml" xmlns:o="urn:schemas-microsoft-com:office:office" xmlns:r="http://schemas.openxmlformats.org/officeDocument/2006/relationships" xmlns:v="urn:schemas-microsoft-com:vml" xmlns:w10="urn:schemas-microsoft-com:office:word" xmlns:w14="http://schemas.microsoft.com/office/word/2010/wordml" xmlns:w="http://schemas.openxmlformats.org/wordprocessingml/2006/main" xmlns:wne="http://schemas.microsoft.com/office/word/2006/wordml" xmlns:wp14="http://schemas.microsoft.com/office/word/2010/wordprocessingDrawing" xmlns:wp="http://schemas.openxmlformats.org/drawingml/2006/wordprocessingDrawing" xmlns:wpc="http://schemas.microsoft.com/office/word/2010/wordprocessingCanvas" xmlns:wpg="http://schemas.microsoft.com/office/word/2010/wordprocessingGroup" xmlns:wpi="http://schemas.microsoft.com/office/word/2010/wordprocessingInk" xmlns:wps="http://schemas.microsoft.com/office/word/2010/wordprocessingShape" mc:Ignorable="w14 wp14">
+  <w:p>
+    <w:pPr>
+      <w:pStyle w:val="Header"/>
+      <w:jc w:val="center"/>
+    </w:pPr>
+    <w:r>
+      <w:drawing>
+        <wp:inline xmlns:a="http://schemas.openxmlformats.org/drawingml/2006/main" xmlns:pic="http://schemas.openxmlformats.org/drawingml/2006/picture">
+          <wp:extent cx="9540000" cy="796965"/>
+          <wp:docPr id="1" name="Picture 1"/>
+          <wp:cNvGraphicFramePr>
+            <a:graphicFrameLocks noChangeAspect="1"/>
+          </wp:cNvGraphicFramePr>
+          <a:graphic>
+            <a:graphicData uri="http://schemas.openxmlformats.org/drawingml/2006/picture">
+              <pic:pic>
+                <pic:nvPicPr>
+                  <pic:cNvPr id="0" name="faixa.png"/>
+                  <pic:cNvPicPr/>
+                </pic:nvPicPr>
+                <pic:blipFill>
+                  <a:blip r:embed="rId1"/>
+                  <a:stretch>
+                    <a:fillRect/>
+                  </a:stretch>
+                </pic:blipFill>
+                <pic:spPr>
+                  <a:xfrm>
+                    <a:off x="0" y="0"/>
+                    <a:ext cx="9540000" cy="796965"/>
+                  </a:xfrm>
+                  <a:prstGeom prst="rect"/>
+                </pic:spPr>
+              </pic:pic>
+            </a:graphicData>
+          </a:graphic>
+        </wp:inline>
+      </w:drawing>
+    </w:r>
+  </w:p>
+</w:hdr>
 </file>
 
 <file path=word/numbering.xml><?xml version="1.0" encoding="utf-8"?>
@@ -1532,7 +4416,7 @@
     <w:rsid w:val="00FC693F"/>
     <w:rPr>
       <w:rFonts w:ascii="Calibri" w:hAnsi="Calibri"/>
-      <w:sz w:val="21"/>
+      <w:sz w:val="24"/>
     </w:rPr>
   </w:style>
   <w:style w:type="paragraph" w:styleId="Header">

--- a/apresentacao-orientador/relatorios-por-etapa/E5-paralelismo.docx
+++ b/apresentacao-orientador/relatorios-por-etapa/E5-paralelismo.docx
@@ -833,7 +833,7 @@
           <w:color w:val="1B2A41"/>
           <w:sz w:val="48"/>
         </w:rPr>
-        <w:t>O que foi feito, tarefa por tarefa</w:t>
+        <w:t>Tarefas da etapa</w:t>
       </w:r>
     </w:p>
     <w:p>
@@ -847,7 +847,7 @@
           <w:color w:val="6B7480"/>
           <w:sz w:val="25"/>
         </w:rPr>
-        <w:t>Cada tarefa é um pacote do plano de desenvolvimento. Detalhes completos em docs/tasks/pt/.</w:t>
+        <w:t>Uma tarefa por pacote do plano. A descrição completa de cada uma está em docs/tasks/pt/.</w:t>
       </w:r>
     </w:p>
     <w:tbl>
@@ -866,8 +866,9 @@
         </w:tblBorders>
       </w:tblPr>
       <w:tblGrid>
-        <w:gridCol w:w="11622"/>
-        <w:gridCol w:w="3402"/>
+        <w:gridCol w:w="1701"/>
+        <w:gridCol w:w="10772"/>
+        <w:gridCol w:w="2551"/>
       </w:tblGrid>
       <w:tr>
         <w:trPr>
@@ -875,18 +876,100 @@
         </w:trPr>
         <w:tc>
           <w:tcPr>
-            <w:tcW w:type="dxa" w:w="11622"/>
+            <w:tcW w:type="dxa" w:w="1701"/>
             <w:shd w:val="clear" w:color="auto" w:fill="1B2A41"/>
             <w:tcMar>
-              <w:top w:w="158" w:type="dxa"/>
-              <w:left w:w="158" w:type="dxa"/>
-              <w:bottom w:w="158" w:type="dxa"/>
-              <w:right w:w="158" w:type="dxa"/>
+              <w:top w:w="113" w:type="dxa"/>
+              <w:left w:w="113" w:type="dxa"/>
+              <w:bottom w:w="113" w:type="dxa"/>
+              <w:right w:w="113" w:type="dxa"/>
             </w:tcMar>
           </w:tcPr>
           <w:p>
             <w:pPr>
-              <w:keepNext/>
+              <w:spacing w:before="0" w:after="0"/>
+            </w:pPr>
+            <w:r>
+              <w:rPr>
+                <w:b/>
+                <w:i w:val="0"/>
+                <w:color w:val="FFFFFF"/>
+                <w:sz w:val="22"/>
+              </w:rPr>
+              <w:t>Tarefa</w:t>
+            </w:r>
+          </w:p>
+        </w:tc>
+        <w:tc>
+          <w:tcPr>
+            <w:tcW w:type="dxa" w:w="10772"/>
+            <w:shd w:val="clear" w:color="auto" w:fill="1B2A41"/>
+            <w:tcMar>
+              <w:top w:w="113" w:type="dxa"/>
+              <w:left w:w="113" w:type="dxa"/>
+              <w:bottom w:w="113" w:type="dxa"/>
+              <w:right w:w="113" w:type="dxa"/>
+            </w:tcMar>
+          </w:tcPr>
+          <w:p>
+            <w:pPr>
+              <w:spacing w:before="0" w:after="0"/>
+            </w:pPr>
+            <w:r>
+              <w:rPr>
+                <w:b/>
+                <w:i w:val="0"/>
+                <w:color w:val="FFFFFF"/>
+                <w:sz w:val="22"/>
+              </w:rPr>
+              <w:t>O que foi feito</w:t>
+            </w:r>
+          </w:p>
+        </w:tc>
+        <w:tc>
+          <w:tcPr>
+            <w:tcW w:type="dxa" w:w="2551"/>
+            <w:shd w:val="clear" w:color="auto" w:fill="1B2A41"/>
+            <w:tcMar>
+              <w:top w:w="113" w:type="dxa"/>
+              <w:left w:w="113" w:type="dxa"/>
+              <w:bottom w:w="113" w:type="dxa"/>
+              <w:right w:w="113" w:type="dxa"/>
+            </w:tcMar>
+          </w:tcPr>
+          <w:p>
+            <w:pPr>
+              <w:spacing w:before="0" w:after="0"/>
+            </w:pPr>
+            <w:r>
+              <w:rPr>
+                <w:b/>
+                <w:i w:val="0"/>
+                <w:color w:val="FFFFFF"/>
+                <w:sz w:val="22"/>
+              </w:rPr>
+              <w:t>Status</w:t>
+            </w:r>
+          </w:p>
+        </w:tc>
+      </w:tr>
+      <w:tr>
+        <w:trPr>
+          <w:cantSplit/>
+        </w:trPr>
+        <w:tc>
+          <w:tcPr>
+            <w:tcW w:type="dxa" w:w="1701"/>
+            <w:shd w:val="clear" w:color="auto" w:fill="F2F4F7"/>
+            <w:tcMar>
+              <w:top w:w="68" w:type="dxa"/>
+              <w:left w:w="68" w:type="dxa"/>
+              <w:bottom w:w="68" w:type="dxa"/>
+              <w:right w:w="68" w:type="dxa"/>
+            </w:tcMar>
+          </w:tcPr>
+          <w:p>
+            <w:pPr>
               <w:spacing w:before="0" w:after="0"/>
             </w:pPr>
             <w:r>
@@ -894,36 +977,66 @@
                 <w:rFonts w:ascii="Consolas" w:hAnsi="Consolas"/>
                 <w:b/>
                 <w:i w:val="0"/>
-                <w:color w:val="E9A23B"/>
-                <w:sz w:val="24"/>
+                <w:color w:val="4A6FA5"/>
+                <w:sz w:val="23"/>
               </w:rPr>
-              <w:t xml:space="preserve">FAB-501   </w:t>
-            </w:r>
-            <w:r>
-              <w:rPr>
-                <w:b/>
-                <w:i w:val="0"/>
-                <w:color w:val="FFFFFF"/>
-                <w:sz w:val="27"/>
-              </w:rPr>
-              <w:t>Um processo supervisionado por tarefa</w:t>
+              <w:t>FAB-501</w:t>
             </w:r>
           </w:p>
         </w:tc>
         <w:tc>
           <w:tcPr>
-            <w:tcW w:type="dxa" w:w="3402"/>
-            <w:shd w:val="clear" w:color="auto" w:fill="2A9D8F"/>
+            <w:tcW w:type="dxa" w:w="10772"/>
+            <w:shd w:val="clear" w:color="auto" w:fill="F2F4F7"/>
             <w:tcMar>
-              <w:top w:w="158" w:type="dxa"/>
-              <w:left w:w="158" w:type="dxa"/>
-              <w:bottom w:w="158" w:type="dxa"/>
-              <w:right w:w="158" w:type="dxa"/>
+              <w:top w:w="68" w:type="dxa"/>
+              <w:left w:w="68" w:type="dxa"/>
+              <w:bottom w:w="68" w:type="dxa"/>
+              <w:right w:w="68" w:type="dxa"/>
             </w:tcMar>
           </w:tcPr>
           <w:p>
             <w:pPr>
-              <w:keepNext/>
+              <w:spacing w:before="0" w:after="20"/>
+            </w:pPr>
+            <w:r>
+              <w:rPr>
+                <w:b/>
+                <w:i w:val="0"/>
+                <w:color w:val="1B2A41"/>
+                <w:sz w:val="23"/>
+              </w:rPr>
+              <w:t>Um processo supervisionado por tarefa</w:t>
+            </w:r>
+          </w:p>
+          <w:p>
+            <w:pPr>
+              <w:spacing w:before="0" w:after="0"/>
+            </w:pPr>
+            <w:r>
+              <w:rPr>
+                <w:b w:val="0"/>
+                <w:i w:val="0"/>
+                <w:color w:val="4A5160"/>
+                <w:sz w:val="20"/>
+              </w:rPr>
+              <w:t>Árvore de supervisão e registro dos agentes em voo; a queda de um não afeta os outros.</w:t>
+            </w:r>
+          </w:p>
+        </w:tc>
+        <w:tc>
+          <w:tcPr>
+            <w:tcW w:type="dxa" w:w="2551"/>
+            <w:shd w:val="clear" w:color="auto" w:fill="2A9D8F"/>
+            <w:tcMar>
+              <w:top w:w="68" w:type="dxa"/>
+              <w:left w:w="68" w:type="dxa"/>
+              <w:bottom w:w="68" w:type="dxa"/>
+              <w:right w:w="68" w:type="dxa"/>
+            </w:tcMar>
+          </w:tcPr>
+          <w:p>
+            <w:pPr>
               <w:spacing w:before="0" w:after="0"/>
               <w:jc w:val="center"/>
             </w:pPr>
@@ -932,7 +1045,7 @@
                 <w:b/>
                 <w:i w:val="0"/>
                 <w:color w:val="FFFFFF"/>
-                <w:sz w:val="25"/>
+                <w:sz w:val="23"/>
               </w:rPr>
               <w:t>✓ Concluída</w:t>
             </w:r>
@@ -945,352 +1058,17 @@
         </w:trPr>
         <w:tc>
           <w:tcPr>
-            <w:tcW w:type="dxa" w:w="15024"/>
-            <w:gridSpan w:val="2"/>
-            <w:shd w:val="clear" w:color="auto" w:fill="F2F4F7"/>
+            <w:tcW w:type="dxa" w:w="1701"/>
+            <w:shd w:val="clear" w:color="auto" w:fill="FFFFFF"/>
             <w:tcMar>
-              <w:top w:w="198" w:type="dxa"/>
-              <w:left w:w="198" w:type="dxa"/>
-              <w:bottom w:w="198" w:type="dxa"/>
-              <w:right w:w="198" w:type="dxa"/>
+              <w:top w:w="68" w:type="dxa"/>
+              <w:left w:w="68" w:type="dxa"/>
+              <w:bottom w:w="68" w:type="dxa"/>
+              <w:right w:w="68" w:type="dxa"/>
             </w:tcMar>
           </w:tcPr>
           <w:p>
             <w:pPr>
-              <w:keepNext/>
-              <w:spacing w:before="0" w:after="80"/>
-            </w:pPr>
-            <w:r>
-              <w:rPr>
-                <w:b/>
-                <w:i w:val="0"/>
-                <w:color w:val="4A6FA5"/>
-                <w:sz w:val="22"/>
-              </w:rPr>
-              <w:t xml:space="preserve">O que é   </w:t>
-            </w:r>
-            <w:r>
-              <w:rPr>
-                <w:b w:val="0"/>
-                <w:i w:val="0"/>
-                <w:color w:val="1F2328"/>
-                <w:sz w:val="23"/>
-              </w:rPr>
-              <w:t>Cria a árvore de supervisão dos agentes em execução: cada agente é um processo Erlang isolado, com endereço (</w:t>
-            </w:r>
-            <w:r>
-              <w:rPr>
-                <w:rFonts w:ascii="Consolas" w:hAnsi="Consolas"/>
-                <w:b w:val="0"/>
-                <w:i w:val="0"/>
-                <w:color w:val="2A4A7F"/>
-                <w:sz w:val="22"/>
-              </w:rPr>
-              <w:t>{:agent, task_id}</w:t>
-            </w:r>
-            <w:r>
-              <w:rPr>
-                <w:b w:val="0"/>
-                <w:i w:val="0"/>
-                <w:color w:val="1F2328"/>
-                <w:sz w:val="23"/>
-              </w:rPr>
-              <w:t xml:space="preserve"> num Registry) e um supervisor dinâmico. A morte de um agente não afeta os outros e é detectada na hora.</w:t>
-            </w:r>
-          </w:p>
-          <w:p>
-            <w:pPr>
-              <w:keepNext/>
-              <w:spacing w:before="0" w:after="80"/>
-            </w:pPr>
-            <w:r>
-              <w:rPr>
-                <w:b/>
-                <w:i w:val="0"/>
-                <w:color w:val="4A6FA5"/>
-                <w:sz w:val="22"/>
-              </w:rPr>
-              <w:t xml:space="preserve">Por que   </w:t>
-            </w:r>
-            <w:r>
-              <w:rPr>
-                <w:b w:val="0"/>
-                <w:i w:val="0"/>
-                <w:color w:val="1F2328"/>
-                <w:sz w:val="23"/>
-              </w:rPr>
-              <w:t>Garante R13 (tolerância a falhas): o estado do trabalho vive no banco, não no processo, então um agente pode morrer a qualquer momento sem perder nada.</w:t>
-            </w:r>
-          </w:p>
-          <w:p>
-            <w:pPr>
-              <w:pStyle w:val="ListBullet"/>
-              <w:keepNext/>
-              <w:spacing w:after="20"/>
-            </w:pPr>
-            <w:r>
-              <w:rPr>
-                <w:rFonts w:ascii="Consolas" w:hAnsi="Consolas"/>
-                <w:b w:val="0"/>
-                <w:i w:val="0"/>
-                <w:color w:val="2A4A7F"/>
-                <w:sz w:val="20"/>
-              </w:rPr>
-              <w:t>Factory.Agents.Supervisor.start_agent/4</w:t>
-            </w:r>
-            <w:r>
-              <w:rPr>
-                <w:b w:val="0"/>
-                <w:i w:val="0"/>
-                <w:color w:val="1F2328"/>
-                <w:sz w:val="21"/>
-              </w:rPr>
-              <w:t xml:space="preserve"> sob </w:t>
-            </w:r>
-            <w:r>
-              <w:rPr>
-                <w:rFonts w:ascii="Consolas" w:hAnsi="Consolas"/>
-                <w:b w:val="0"/>
-                <w:i w:val="0"/>
-                <w:color w:val="2A4A7F"/>
-                <w:sz w:val="20"/>
-              </w:rPr>
-              <w:t>DynamicSupervisor</w:t>
-            </w:r>
-            <w:r>
-              <w:rPr>
-                <w:b w:val="0"/>
-                <w:i w:val="0"/>
-                <w:color w:val="1F2328"/>
-                <w:sz w:val="21"/>
-              </w:rPr>
-              <w:t xml:space="preserve"> </w:t>
-            </w:r>
-            <w:r>
-              <w:rPr>
-                <w:rFonts w:ascii="Consolas" w:hAnsi="Consolas"/>
-                <w:b w:val="0"/>
-                <w:i w:val="0"/>
-                <w:color w:val="2A4A7F"/>
-                <w:sz w:val="20"/>
-              </w:rPr>
-              <w:t>:one_for_one</w:t>
-            </w:r>
-          </w:p>
-          <w:p>
-            <w:pPr>
-              <w:pStyle w:val="ListBullet"/>
-              <w:keepNext/>
-              <w:spacing w:after="20"/>
-            </w:pPr>
-            <w:r>
-              <w:rPr>
-                <w:b w:val="0"/>
-                <w:i w:val="0"/>
-                <w:color w:val="1F2328"/>
-                <w:sz w:val="21"/>
-              </w:rPr>
-              <w:t xml:space="preserve">Filhos com </w:t>
-            </w:r>
-            <w:r>
-              <w:rPr>
-                <w:rFonts w:ascii="Consolas" w:hAnsi="Consolas"/>
-                <w:b w:val="0"/>
-                <w:i w:val="0"/>
-                <w:color w:val="2A4A7F"/>
-                <w:sz w:val="20"/>
-              </w:rPr>
-              <w:t>restart: :temporary</w:t>
-            </w:r>
-            <w:r>
-              <w:rPr>
-                <w:b w:val="0"/>
-                <w:i w:val="0"/>
-                <w:color w:val="1F2328"/>
-                <w:sz w:val="21"/>
-              </w:rPr>
-              <w:t>: reiniciar às cegas criaria um agente sem memória da conversa e pagaria de novo</w:t>
-            </w:r>
-          </w:p>
-          <w:p>
-            <w:pPr>
-              <w:pStyle w:val="ListBullet"/>
-              <w:keepNext/>
-              <w:spacing w:after="20"/>
-            </w:pPr>
-            <w:r>
-              <w:rPr>
-                <w:b w:val="0"/>
-                <w:i w:val="0"/>
-                <w:color w:val="1F2328"/>
-                <w:sz w:val="21"/>
-              </w:rPr>
-              <w:t xml:space="preserve">Mortes detectadas por </w:t>
-            </w:r>
-            <w:r>
-              <w:rPr>
-                <w:rFonts w:ascii="Consolas" w:hAnsi="Consolas"/>
-                <w:b w:val="0"/>
-                <w:i w:val="0"/>
-                <w:color w:val="2A4A7F"/>
-                <w:sz w:val="20"/>
-              </w:rPr>
-              <w:t>Process.monitor/1</w:t>
-            </w:r>
-            <w:r>
-              <w:rPr>
-                <w:b w:val="0"/>
-                <w:i w:val="0"/>
-                <w:color w:val="1F2328"/>
-                <w:sz w:val="21"/>
-              </w:rPr>
-              <w:t xml:space="preserve"> (pega até </w:t>
-            </w:r>
-            <w:r>
-              <w:rPr>
-                <w:rFonts w:ascii="Consolas" w:hAnsi="Consolas"/>
-                <w:b w:val="0"/>
-                <w:i w:val="0"/>
-                <w:color w:val="2A4A7F"/>
-                <w:sz w:val="20"/>
-              </w:rPr>
-              <w:t>:kill</w:t>
-            </w:r>
-            <w:r>
-              <w:rPr>
-                <w:b w:val="0"/>
-                <w:i w:val="0"/>
-                <w:color w:val="1F2328"/>
-                <w:sz w:val="21"/>
-              </w:rPr>
-              <w:t xml:space="preserve">), chamando </w:t>
-            </w:r>
-            <w:r>
-              <w:rPr>
-                <w:rFonts w:ascii="Consolas" w:hAnsi="Consolas"/>
-                <w:b w:val="0"/>
-                <w:i w:val="0"/>
-                <w:color w:val="2A4A7F"/>
-                <w:sz w:val="20"/>
-              </w:rPr>
-              <w:t>on_crash(task_id, reason)</w:t>
-            </w:r>
-          </w:p>
-          <w:p>
-            <w:pPr>
-              <w:pStyle w:val="ListBullet"/>
-              <w:keepNext/>
-              <w:spacing w:after="20"/>
-            </w:pPr>
-            <w:r>
-              <w:rPr>
-                <w:rFonts w:ascii="Consolas" w:hAnsi="Consolas"/>
-                <w:b w:val="0"/>
-                <w:i w:val="0"/>
-                <w:color w:val="2A4A7F"/>
-                <w:sz w:val="20"/>
-              </w:rPr>
-              <w:t>list/0</w:t>
-            </w:r>
-            <w:r>
-              <w:rPr>
-                <w:b w:val="0"/>
-                <w:i w:val="0"/>
-                <w:color w:val="1F2328"/>
-                <w:sz w:val="21"/>
-              </w:rPr>
-              <w:t xml:space="preserve"> e </w:t>
-            </w:r>
-            <w:r>
-              <w:rPr>
-                <w:rFonts w:ascii="Consolas" w:hAnsi="Consolas"/>
-                <w:b w:val="0"/>
-                <w:i w:val="0"/>
-                <w:color w:val="2A4A7F"/>
-                <w:sz w:val="20"/>
-              </w:rPr>
-              <w:t>stop_agent/1</w:t>
-            </w:r>
-            <w:r>
-              <w:rPr>
-                <w:b w:val="0"/>
-                <w:i w:val="0"/>
-                <w:color w:val="1F2328"/>
-                <w:sz w:val="21"/>
-              </w:rPr>
-              <w:t xml:space="preserve"> consultam e encerram pelo Registry</w:t>
-            </w:r>
-          </w:p>
-          <w:p>
-            <w:pPr>
-              <w:keepNext/>
-              <w:spacing w:before="80" w:after="0"/>
-            </w:pPr>
-            <w:r>
-              <w:rPr>
-                <w:b/>
-                <w:i w:val="0"/>
-                <w:color w:val="4A6FA5"/>
-                <w:sz w:val="22"/>
-              </w:rPr>
-              <w:t xml:space="preserve">Verificar   </w:t>
-            </w:r>
-            <w:r>
-              <w:rPr>
-                <w:rFonts w:ascii="Consolas" w:hAnsi="Consolas"/>
-                <w:b w:val="0"/>
-                <w:i w:val="0"/>
-                <w:color w:val="1F2328"/>
-                <w:sz w:val="19"/>
-              </w:rPr>
-              <w:t>mix test test/factory/agents/supervisor_test.exs</w:t>
-            </w:r>
-          </w:p>
-        </w:tc>
-      </w:tr>
-    </w:tbl>
-    <w:p>
-      <w:pPr>
-        <w:spacing w:before="0" w:after="120"/>
-      </w:pPr>
-    </w:p>
-    <w:tbl>
-      <w:tblPr>
-        <w:tblW w:type="auto" w:w="0"/>
-        <w:jc w:val="center"/>
-        <w:tblLayout w:type="fixed"/>
-        <w:tblLook w:firstColumn="1" w:firstRow="1" w:lastColumn="0" w:lastRow="0" w:noHBand="0" w:noVBand="1" w:val="04A0"/>
-        <w:tblBorders>
-          <w:top w:val="nil"/>
-          <w:left w:val="nil"/>
-          <w:bottom w:val="nil"/>
-          <w:right w:val="nil"/>
-          <w:insideH w:val="nil"/>
-          <w:insideV w:val="nil"/>
-        </w:tblBorders>
-      </w:tblPr>
-      <w:tblGrid>
-        <w:gridCol w:w="11622"/>
-        <w:gridCol w:w="3402"/>
-      </w:tblGrid>
-      <w:tr>
-        <w:trPr>
-          <w:cantSplit/>
-        </w:trPr>
-        <w:tc>
-          <w:tcPr>
-            <w:tcW w:type="dxa" w:w="11622"/>
-            <w:shd w:val="clear" w:color="auto" w:fill="1B2A41"/>
-            <w:tcMar>
-              <w:top w:w="158" w:type="dxa"/>
-              <w:left w:w="158" w:type="dxa"/>
-              <w:bottom w:w="158" w:type="dxa"/>
-              <w:right w:w="158" w:type="dxa"/>
-            </w:tcMar>
-          </w:tcPr>
-          <w:p>
-            <w:pPr>
-              <w:keepNext/>
               <w:spacing w:before="0" w:after="0"/>
             </w:pPr>
             <w:r>
@@ -1298,36 +1076,66 @@
                 <w:rFonts w:ascii="Consolas" w:hAnsi="Consolas"/>
                 <w:b/>
                 <w:i w:val="0"/>
-                <w:color w:val="E9A23B"/>
-                <w:sz w:val="24"/>
+                <w:color w:val="4A6FA5"/>
+                <w:sz w:val="23"/>
               </w:rPr>
-              <w:t xml:space="preserve">FAB-502   </w:t>
-            </w:r>
-            <w:r>
-              <w:rPr>
-                <w:b/>
-                <w:i w:val="0"/>
-                <w:color w:val="FFFFFF"/>
-                <w:sz w:val="27"/>
-              </w:rPr>
-              <w:t>Fila durável no banco</w:t>
+              <w:t>FAB-502</w:t>
             </w:r>
           </w:p>
         </w:tc>
         <w:tc>
           <w:tcPr>
-            <w:tcW w:type="dxa" w:w="3402"/>
-            <w:shd w:val="clear" w:color="auto" w:fill="2A9D8F"/>
+            <w:tcW w:type="dxa" w:w="10772"/>
+            <w:shd w:val="clear" w:color="auto" w:fill="FFFFFF"/>
             <w:tcMar>
-              <w:top w:w="158" w:type="dxa"/>
-              <w:left w:w="158" w:type="dxa"/>
-              <w:bottom w:w="158" w:type="dxa"/>
-              <w:right w:w="158" w:type="dxa"/>
+              <w:top w:w="68" w:type="dxa"/>
+              <w:left w:w="68" w:type="dxa"/>
+              <w:bottom w:w="68" w:type="dxa"/>
+              <w:right w:w="68" w:type="dxa"/>
             </w:tcMar>
           </w:tcPr>
           <w:p>
             <w:pPr>
-              <w:keepNext/>
+              <w:spacing w:before="0" w:after="20"/>
+            </w:pPr>
+            <w:r>
+              <w:rPr>
+                <w:b/>
+                <w:i w:val="0"/>
+                <w:color w:val="1B2A41"/>
+                <w:sz w:val="23"/>
+              </w:rPr>
+              <w:t>Fila durável no banco</w:t>
+            </w:r>
+          </w:p>
+          <w:p>
+            <w:pPr>
+              <w:spacing w:before="0" w:after="0"/>
+            </w:pPr>
+            <w:r>
+              <w:rPr>
+                <w:b w:val="0"/>
+                <w:i w:val="0"/>
+                <w:color w:val="4A5160"/>
+                <w:sz w:val="20"/>
+              </w:rPr>
+              <w:t>Enfileirar o trabalho e mudar o estado da tarefa na mesma transação (Oban).</w:t>
+            </w:r>
+          </w:p>
+        </w:tc>
+        <w:tc>
+          <w:tcPr>
+            <w:tcW w:type="dxa" w:w="2551"/>
+            <w:shd w:val="clear" w:color="auto" w:fill="2A9D8F"/>
+            <w:tcMar>
+              <w:top w:w="68" w:type="dxa"/>
+              <w:left w:w="68" w:type="dxa"/>
+              <w:bottom w:w="68" w:type="dxa"/>
+              <w:right w:w="68" w:type="dxa"/>
+            </w:tcMar>
+          </w:tcPr>
+          <w:p>
+            <w:pPr>
               <w:spacing w:before="0" w:after="0"/>
               <w:jc w:val="center"/>
             </w:pPr>
@@ -1336,7 +1144,7 @@
                 <w:b/>
                 <w:i w:val="0"/>
                 <w:color w:val="FFFFFF"/>
-                <w:sz w:val="25"/>
+                <w:sz w:val="23"/>
               </w:rPr>
               <w:t>✓ Concluída</w:t>
             </w:r>
@@ -1349,361 +1157,17 @@
         </w:trPr>
         <w:tc>
           <w:tcPr>
-            <w:tcW w:type="dxa" w:w="15024"/>
-            <w:gridSpan w:val="2"/>
+            <w:tcW w:type="dxa" w:w="1701"/>
             <w:shd w:val="clear" w:color="auto" w:fill="F2F4F7"/>
             <w:tcMar>
-              <w:top w:w="198" w:type="dxa"/>
-              <w:left w:w="198" w:type="dxa"/>
-              <w:bottom w:w="198" w:type="dxa"/>
-              <w:right w:w="198" w:type="dxa"/>
+              <w:top w:w="68" w:type="dxa"/>
+              <w:left w:w="68" w:type="dxa"/>
+              <w:bottom w:w="68" w:type="dxa"/>
+              <w:right w:w="68" w:type="dxa"/>
             </w:tcMar>
           </w:tcPr>
           <w:p>
             <w:pPr>
-              <w:keepNext/>
-              <w:spacing w:before="0" w:after="80"/>
-            </w:pPr>
-            <w:r>
-              <w:rPr>
-                <w:b/>
-                <w:i w:val="0"/>
-                <w:color w:val="4A6FA5"/>
-                <w:sz w:val="22"/>
-              </w:rPr>
-              <w:t xml:space="preserve">O que é   </w:t>
-            </w:r>
-            <w:r>
-              <w:rPr>
-                <w:b w:val="0"/>
-                <w:i w:val="0"/>
-                <w:color w:val="1F2328"/>
-                <w:sz w:val="23"/>
-              </w:rPr>
-              <w:t>Cria a fila durável de trabalho usando Oban, no mesmo PostgreSQL. Enfileirar o próximo passo de uma tarefa e mudar seu estado acontecem na mesma transação, e o trabalho enfileirado sobrevive a reinícios. O worker da fila é quem sobe o agente e aplica o julgamento do papel.</w:t>
-            </w:r>
-          </w:p>
-          <w:p>
-            <w:pPr>
-              <w:keepNext/>
-              <w:spacing w:before="0" w:after="80"/>
-            </w:pPr>
-            <w:r>
-              <w:rPr>
-                <w:b/>
-                <w:i w:val="0"/>
-                <w:color w:val="4A6FA5"/>
-                <w:sz w:val="22"/>
-              </w:rPr>
-              <w:t xml:space="preserve">Por que   </w:t>
-            </w:r>
-            <w:r>
-              <w:rPr>
-                <w:b w:val="0"/>
-                <w:i w:val="0"/>
-                <w:color w:val="1F2328"/>
-                <w:sz w:val="23"/>
-              </w:rPr>
-              <w:t>Evita o estado impossível 'em execução sem ninguém executando': ou o job e a mudança de estado existem juntos, ou nenhum dos dois.</w:t>
-            </w:r>
-          </w:p>
-          <w:p>
-            <w:pPr>
-              <w:pStyle w:val="ListBullet"/>
-              <w:keepNext/>
-              <w:spacing w:after="20"/>
-            </w:pPr>
-            <w:r>
-              <w:rPr>
-                <w:rFonts w:ascii="Consolas" w:hAnsi="Consolas"/>
-                <w:b w:val="0"/>
-                <w:i w:val="0"/>
-                <w:color w:val="2A4A7F"/>
-                <w:sz w:val="20"/>
-              </w:rPr>
-              <w:t>Factory.Queue.Worker.dispatch/3</w:t>
-            </w:r>
-            <w:r>
-              <w:rPr>
-                <w:b w:val="0"/>
-                <w:i w:val="0"/>
-                <w:color w:val="1F2328"/>
-                <w:sz w:val="21"/>
-              </w:rPr>
-              <w:t xml:space="preserve"> enxerta </w:t>
-            </w:r>
-            <w:r>
-              <w:rPr>
-                <w:rFonts w:ascii="Consolas" w:hAnsi="Consolas"/>
-                <w:b w:val="0"/>
-                <w:i w:val="0"/>
-                <w:color w:val="2A4A7F"/>
-                <w:sz w:val="20"/>
-              </w:rPr>
-              <w:t>Transition.append/4</w:t>
-            </w:r>
-            <w:r>
-              <w:rPr>
-                <w:b w:val="0"/>
-                <w:i w:val="0"/>
-                <w:color w:val="1F2328"/>
-                <w:sz w:val="21"/>
-              </w:rPr>
-              <w:t xml:space="preserve"> num </w:t>
-            </w:r>
-            <w:r>
-              <w:rPr>
-                <w:rFonts w:ascii="Consolas" w:hAnsi="Consolas"/>
-                <w:b w:val="0"/>
-                <w:i w:val="0"/>
-                <w:color w:val="2A4A7F"/>
-                <w:sz w:val="20"/>
-              </w:rPr>
-              <w:t>Ecto.Multi</w:t>
-            </w:r>
-            <w:r>
-              <w:rPr>
-                <w:b w:val="0"/>
-                <w:i w:val="0"/>
-                <w:color w:val="1F2328"/>
-                <w:sz w:val="21"/>
-              </w:rPr>
-              <w:t xml:space="preserve"> que também insere o </w:t>
-            </w:r>
-            <w:r>
-              <w:rPr>
-                <w:rFonts w:ascii="Consolas" w:hAnsi="Consolas"/>
-                <w:b w:val="0"/>
-                <w:i w:val="0"/>
-                <w:color w:val="2A4A7F"/>
-                <w:sz w:val="20"/>
-              </w:rPr>
-              <w:t>Oban.Job</w:t>
-            </w:r>
-          </w:p>
-          <w:p>
-            <w:pPr>
-              <w:pStyle w:val="ListBullet"/>
-              <w:keepNext/>
-              <w:spacing w:after="20"/>
-            </w:pPr>
-            <w:r>
-              <w:rPr>
-                <w:b w:val="0"/>
-                <w:i w:val="0"/>
-                <w:color w:val="1F2328"/>
-                <w:sz w:val="21"/>
-              </w:rPr>
-              <w:t xml:space="preserve">Jobs únicos por </w:t>
-            </w:r>
-            <w:r>
-              <w:rPr>
-                <w:rFonts w:ascii="Consolas" w:hAnsi="Consolas"/>
-                <w:b w:val="0"/>
-                <w:i w:val="0"/>
-                <w:color w:val="2A4A7F"/>
-                <w:sz w:val="20"/>
-              </w:rPr>
-              <w:t>{task_id, role}</w:t>
-            </w:r>
-            <w:r>
-              <w:rPr>
-                <w:b w:val="0"/>
-                <w:i w:val="0"/>
-                <w:color w:val="1F2328"/>
-                <w:sz w:val="21"/>
-              </w:rPr>
-              <w:t xml:space="preserve">; </w:t>
-            </w:r>
-            <w:r>
-              <w:rPr>
-                <w:rFonts w:ascii="Consolas" w:hAnsi="Consolas"/>
-                <w:b w:val="0"/>
-                <w:i w:val="0"/>
-                <w:color w:val="2A4A7F"/>
-                <w:sz w:val="20"/>
-              </w:rPr>
-              <w:t>max_attempts: 1</w:t>
-            </w:r>
-            <w:r>
-              <w:rPr>
-                <w:b w:val="0"/>
-                <w:i w:val="0"/>
-                <w:color w:val="1F2328"/>
-                <w:sz w:val="21"/>
-              </w:rPr>
-              <w:t xml:space="preserve"> porque retentativa é da escada de retrabalho</w:t>
-            </w:r>
-          </w:p>
-          <w:p>
-            <w:pPr>
-              <w:pStyle w:val="ListBullet"/>
-              <w:keepNext/>
-              <w:spacing w:after="20"/>
-            </w:pPr>
-            <w:r>
-              <w:rPr>
-                <w:b w:val="0"/>
-                <w:i w:val="0"/>
-                <w:color w:val="1F2328"/>
-                <w:sz w:val="21"/>
-              </w:rPr>
-              <w:t>Exceção: parede de cota ou sandbox indisponível reagenda o mesmo job (</w:t>
-            </w:r>
-            <w:r>
-              <w:rPr>
-                <w:rFonts w:ascii="Consolas" w:hAnsi="Consolas"/>
-                <w:b w:val="0"/>
-                <w:i w:val="0"/>
-                <w:color w:val="2A4A7F"/>
-                <w:sz w:val="20"/>
-              </w:rPr>
-              <w:t>{:snooze, s}</w:t>
-            </w:r>
-            <w:r>
-              <w:rPr>
-                <w:b w:val="0"/>
-                <w:i w:val="0"/>
-                <w:color w:val="1F2328"/>
-                <w:sz w:val="21"/>
-              </w:rPr>
-              <w:t>) sem gastar tentativa</w:t>
-            </w:r>
-          </w:p>
-          <w:p>
-            <w:pPr>
-              <w:pStyle w:val="ListBullet"/>
-              <w:keepNext/>
-              <w:spacing w:after="20"/>
-            </w:pPr>
-            <w:r>
-              <w:rPr>
-                <w:rFonts w:ascii="Consolas" w:hAnsi="Consolas"/>
-                <w:b w:val="0"/>
-                <w:i w:val="0"/>
-                <w:color w:val="2A4A7F"/>
-                <w:sz w:val="20"/>
-              </w:rPr>
-              <w:t>Factory.Queue.Rescue</w:t>
-            </w:r>
-            <w:r>
-              <w:rPr>
-                <w:b w:val="0"/>
-                <w:i w:val="0"/>
-                <w:color w:val="1F2328"/>
-                <w:sz w:val="21"/>
-              </w:rPr>
-              <w:t xml:space="preserve"> devolve a </w:t>
-            </w:r>
-            <w:r>
-              <w:rPr>
-                <w:rFonts w:ascii="Consolas" w:hAnsi="Consolas"/>
-                <w:b w:val="0"/>
-                <w:i w:val="0"/>
-                <w:color w:val="2A4A7F"/>
-                <w:sz w:val="20"/>
-              </w:rPr>
-              <w:t>available</w:t>
-            </w:r>
-            <w:r>
-              <w:rPr>
-                <w:b w:val="0"/>
-                <w:i w:val="0"/>
-                <w:color w:val="1F2328"/>
-                <w:sz w:val="21"/>
-              </w:rPr>
-              <w:t xml:space="preserve"> jobs presos em </w:t>
-            </w:r>
-            <w:r>
-              <w:rPr>
-                <w:rFonts w:ascii="Consolas" w:hAnsi="Consolas"/>
-                <w:b w:val="0"/>
-                <w:i w:val="0"/>
-                <w:color w:val="2A4A7F"/>
-                <w:sz w:val="20"/>
-              </w:rPr>
-              <w:t>executing</w:t>
-            </w:r>
-            <w:r>
-              <w:rPr>
-                <w:b w:val="0"/>
-                <w:i w:val="0"/>
-                <w:color w:val="1F2328"/>
-                <w:sz w:val="21"/>
-              </w:rPr>
-              <w:t xml:space="preserve"> após queda do nó</w:t>
-            </w:r>
-          </w:p>
-          <w:p>
-            <w:pPr>
-              <w:keepNext/>
-              <w:spacing w:before="80" w:after="0"/>
-            </w:pPr>
-            <w:r>
-              <w:rPr>
-                <w:b/>
-                <w:i w:val="0"/>
-                <w:color w:val="4A6FA5"/>
-                <w:sz w:val="22"/>
-              </w:rPr>
-              <w:t xml:space="preserve">Verificar   </w:t>
-            </w:r>
-            <w:r>
-              <w:rPr>
-                <w:rFonts w:ascii="Consolas" w:hAnsi="Consolas"/>
-                <w:b w:val="0"/>
-                <w:i w:val="0"/>
-                <w:color w:val="1F2328"/>
-                <w:sz w:val="19"/>
-              </w:rPr>
-              <w:t>mix test test/factory/queue/worker_test.exs</w:t>
-            </w:r>
-          </w:p>
-        </w:tc>
-      </w:tr>
-    </w:tbl>
-    <w:p>
-      <w:pPr>
-        <w:spacing w:before="0" w:after="120"/>
-      </w:pPr>
-    </w:p>
-    <w:tbl>
-      <w:tblPr>
-        <w:tblW w:type="auto" w:w="0"/>
-        <w:jc w:val="center"/>
-        <w:tblLayout w:type="fixed"/>
-        <w:tblLook w:firstColumn="1" w:firstRow="1" w:lastColumn="0" w:lastRow="0" w:noHBand="0" w:noVBand="1" w:val="04A0"/>
-        <w:tblBorders>
-          <w:top w:val="nil"/>
-          <w:left w:val="nil"/>
-          <w:bottom w:val="nil"/>
-          <w:right w:val="nil"/>
-          <w:insideH w:val="nil"/>
-          <w:insideV w:val="nil"/>
-        </w:tblBorders>
-      </w:tblPr>
-      <w:tblGrid>
-        <w:gridCol w:w="11622"/>
-        <w:gridCol w:w="3402"/>
-      </w:tblGrid>
-      <w:tr>
-        <w:trPr>
-          <w:cantSplit/>
-        </w:trPr>
-        <w:tc>
-          <w:tcPr>
-            <w:tcW w:type="dxa" w:w="11622"/>
-            <w:shd w:val="clear" w:color="auto" w:fill="1B2A41"/>
-            <w:tcMar>
-              <w:top w:w="158" w:type="dxa"/>
-              <w:left w:w="158" w:type="dxa"/>
-              <w:bottom w:w="158" w:type="dxa"/>
-              <w:right w:w="158" w:type="dxa"/>
-            </w:tcMar>
-          </w:tcPr>
-          <w:p>
-            <w:pPr>
-              <w:keepNext/>
               <w:spacing w:before="0" w:after="0"/>
             </w:pPr>
             <w:r>
@@ -1711,36 +1175,66 @@
                 <w:rFonts w:ascii="Consolas" w:hAnsi="Consolas"/>
                 <w:b/>
                 <w:i w:val="0"/>
-                <w:color w:val="E9A23B"/>
-                <w:sz w:val="24"/>
+                <w:color w:val="4A6FA5"/>
+                <w:sz w:val="23"/>
               </w:rPr>
-              <w:t xml:space="preserve">FAB-503   </w:t>
-            </w:r>
-            <w:r>
-              <w:rPr>
-                <w:b/>
-                <w:i w:val="0"/>
-                <w:color w:val="FFFFFF"/>
-                <w:sz w:val="27"/>
-              </w:rPr>
-              <w:t>Tarefas em paralelo sem disputar arquivo</w:t>
+              <w:t>FAB-503</w:t>
             </w:r>
           </w:p>
         </w:tc>
         <w:tc>
           <w:tcPr>
-            <w:tcW w:type="dxa" w:w="3402"/>
-            <w:shd w:val="clear" w:color="auto" w:fill="2A9D8F"/>
+            <w:tcW w:type="dxa" w:w="10772"/>
+            <w:shd w:val="clear" w:color="auto" w:fill="F2F4F7"/>
             <w:tcMar>
-              <w:top w:w="158" w:type="dxa"/>
-              <w:left w:w="158" w:type="dxa"/>
-              <w:bottom w:w="158" w:type="dxa"/>
-              <w:right w:w="158" w:type="dxa"/>
+              <w:top w:w="68" w:type="dxa"/>
+              <w:left w:w="68" w:type="dxa"/>
+              <w:bottom w:w="68" w:type="dxa"/>
+              <w:right w:w="68" w:type="dxa"/>
             </w:tcMar>
           </w:tcPr>
           <w:p>
             <w:pPr>
-              <w:keepNext/>
+              <w:spacing w:before="0" w:after="20"/>
+            </w:pPr>
+            <w:r>
+              <w:rPr>
+                <w:b/>
+                <w:i w:val="0"/>
+                <w:color w:val="1B2A41"/>
+                <w:sz w:val="23"/>
+              </w:rPr>
+              <w:t>Tarefas em paralelo sem disputar arquivo</w:t>
+            </w:r>
+          </w:p>
+          <w:p>
+            <w:pPr>
+              <w:spacing w:before="0" w:after="0"/>
+            </w:pPr>
+            <w:r>
+              <w:rPr>
+                <w:b w:val="0"/>
+                <w:i w:val="0"/>
+                <w:color w:val="4A5160"/>
+                <w:sz w:val="20"/>
+              </w:rPr>
+              <w:t>As áreas declaradas de cada tarefa funcionam como exclusão mútua; o número em voo respeita o perfil de 8 GB.</w:t>
+            </w:r>
+          </w:p>
+        </w:tc>
+        <w:tc>
+          <w:tcPr>
+            <w:tcW w:type="dxa" w:w="2551"/>
+            <w:shd w:val="clear" w:color="auto" w:fill="2A9D8F"/>
+            <w:tcMar>
+              <w:top w:w="68" w:type="dxa"/>
+              <w:left w:w="68" w:type="dxa"/>
+              <w:bottom w:w="68" w:type="dxa"/>
+              <w:right w:w="68" w:type="dxa"/>
+            </w:tcMar>
+          </w:tcPr>
+          <w:p>
+            <w:pPr>
               <w:spacing w:before="0" w:after="0"/>
               <w:jc w:val="center"/>
             </w:pPr>
@@ -1749,7 +1243,7 @@
                 <w:b/>
                 <w:i w:val="0"/>
                 <w:color w:val="FFFFFF"/>
-                <w:sz w:val="25"/>
+                <w:sz w:val="23"/>
               </w:rPr>
               <w:t>✓ Concluída</w:t>
             </w:r>
@@ -1762,295 +1256,17 @@
         </w:trPr>
         <w:tc>
           <w:tcPr>
-            <w:tcW w:type="dxa" w:w="15024"/>
-            <w:gridSpan w:val="2"/>
-            <w:shd w:val="clear" w:color="auto" w:fill="F2F4F7"/>
+            <w:tcW w:type="dxa" w:w="1701"/>
+            <w:shd w:val="clear" w:color="auto" w:fill="FFFFFF"/>
             <w:tcMar>
-              <w:top w:w="198" w:type="dxa"/>
-              <w:left w:w="198" w:type="dxa"/>
-              <w:bottom w:w="198" w:type="dxa"/>
-              <w:right w:w="198" w:type="dxa"/>
+              <w:top w:w="68" w:type="dxa"/>
+              <w:left w:w="68" w:type="dxa"/>
+              <w:bottom w:w="68" w:type="dxa"/>
+              <w:right w:w="68" w:type="dxa"/>
             </w:tcMar>
           </w:tcPr>
           <w:p>
             <w:pPr>
-              <w:keepNext/>
-              <w:spacing w:before="0" w:after="80"/>
-            </w:pPr>
-            <w:r>
-              <w:rPr>
-                <w:b/>
-                <w:i w:val="0"/>
-                <w:color w:val="4A6FA5"/>
-                <w:sz w:val="22"/>
-              </w:rPr>
-              <w:t xml:space="preserve">O que é   </w:t>
-            </w:r>
-            <w:r>
-              <w:rPr>
-                <w:b w:val="0"/>
-                <w:i w:val="0"/>
-                <w:color w:val="1F2328"/>
-                <w:sz w:val="23"/>
-              </w:rPr>
-              <w:t>Permite várias tarefas em paralelo sem que duas editem o mesmo arquivo. As áreas declaradas de cada tarefa funcionam como exclusão mútua em dois pontos: antes de despachar e dentro da ferramenta de escrita. O número de agentes simultâneos respeita o perfil da máquina (8 GB).</w:t>
-            </w:r>
-          </w:p>
-          <w:p>
-            <w:pPr>
-              <w:keepNext/>
-              <w:spacing w:before="0" w:after="80"/>
-            </w:pPr>
-            <w:r>
-              <w:rPr>
-                <w:b/>
-                <w:i w:val="0"/>
-                <w:color w:val="4A6FA5"/>
-                <w:sz w:val="22"/>
-              </w:rPr>
-              <w:t xml:space="preserve">Por que   </w:t>
-            </w:r>
-            <w:r>
-              <w:rPr>
-                <w:b w:val="0"/>
-                <w:i w:val="0"/>
-                <w:color w:val="1F2328"/>
-                <w:sz w:val="23"/>
-              </w:rPr>
-              <w:t>Garante R6 (paralelismo seguro) e R9 (cabe na máquina-alvo): a regra é do sistema, não uma instrução que um prompt mal escrito poderia furar.</w:t>
-            </w:r>
-          </w:p>
-          <w:p>
-            <w:pPr>
-              <w:pStyle w:val="ListBullet"/>
-              <w:keepNext/>
-              <w:spacing w:after="20"/>
-            </w:pPr>
-            <w:r>
-              <w:rPr>
-                <w:rFonts w:ascii="Consolas" w:hAnsi="Consolas"/>
-                <w:b w:val="0"/>
-                <w:i w:val="0"/>
-                <w:color w:val="2A4A7F"/>
-                <w:sz w:val="20"/>
-              </w:rPr>
-              <w:t>Factory.Queue.Exclusion.batch/2</w:t>
-            </w:r>
-            <w:r>
-              <w:rPr>
-                <w:b w:val="0"/>
-                <w:i w:val="0"/>
-                <w:color w:val="1F2328"/>
-                <w:sz w:val="21"/>
-              </w:rPr>
-              <w:t xml:space="preserve"> delega a </w:t>
-            </w:r>
-            <w:r>
-              <w:rPr>
-                <w:rFonts w:ascii="Consolas" w:hAnsi="Consolas"/>
-                <w:b w:val="0"/>
-                <w:i w:val="0"/>
-                <w:color w:val="2A4A7F"/>
-                <w:sz w:val="20"/>
-              </w:rPr>
-              <w:t>Scheduler.next_steps/2</w:t>
-            </w:r>
-            <w:r>
-              <w:rPr>
-                <w:b w:val="0"/>
-                <w:i w:val="0"/>
-                <w:color w:val="1F2328"/>
-                <w:sz w:val="21"/>
-              </w:rPr>
-              <w:t xml:space="preserve"> e reconfere as garantias, levantando erro se alguma quebrar</w:t>
-            </w:r>
-          </w:p>
-          <w:p>
-            <w:pPr>
-              <w:pStyle w:val="ListBullet"/>
-              <w:keepNext/>
-              <w:spacing w:after="20"/>
-            </w:pPr>
-            <w:r>
-              <w:rPr>
-                <w:b w:val="0"/>
-                <w:i w:val="0"/>
-                <w:color w:val="1F2328"/>
-                <w:sz w:val="21"/>
-              </w:rPr>
-              <w:t>Regra: até N construtores com áreas disjuntas, verificador só com projeto quieto, revisor junto de qualquer um</w:t>
-            </w:r>
-          </w:p>
-          <w:p>
-            <w:pPr>
-              <w:pStyle w:val="ListBullet"/>
-              <w:keepNext/>
-              <w:spacing w:after="20"/>
-            </w:pPr>
-            <w:r>
-              <w:rPr>
-                <w:rFonts w:ascii="Consolas" w:hAnsi="Consolas"/>
-                <w:b w:val="0"/>
-                <w:i w:val="0"/>
-                <w:color w:val="2A4A7F"/>
-                <w:sz w:val="20"/>
-              </w:rPr>
-              <w:t>Factory.Queue.Exclusion.allow?/2</w:t>
-            </w:r>
-            <w:r>
-              <w:rPr>
-                <w:b w:val="0"/>
-                <w:i w:val="0"/>
-                <w:color w:val="1F2328"/>
-                <w:sz w:val="21"/>
-              </w:rPr>
-              <w:t xml:space="preserve"> é chamada por </w:t>
-            </w:r>
-            <w:r>
-              <w:rPr>
-                <w:rFonts w:ascii="Consolas" w:hAnsi="Consolas"/>
-                <w:b w:val="0"/>
-                <w:i w:val="0"/>
-                <w:color w:val="2A4A7F"/>
-                <w:sz w:val="20"/>
-              </w:rPr>
-              <w:t>Factory.Tools.Files.write/4</w:t>
-            </w:r>
-            <w:r>
-              <w:rPr>
-                <w:b w:val="0"/>
-                <w:i w:val="0"/>
-                <w:color w:val="1F2328"/>
-                <w:sz w:val="21"/>
-              </w:rPr>
-              <w:t xml:space="preserve"> e </w:t>
-            </w:r>
-            <w:r>
-              <w:rPr>
-                <w:rFonts w:ascii="Consolas" w:hAnsi="Consolas"/>
-                <w:b w:val="0"/>
-                <w:i w:val="0"/>
-                <w:color w:val="2A4A7F"/>
-                <w:sz w:val="20"/>
-              </w:rPr>
-              <w:t>edit/5</w:t>
-            </w:r>
-            <w:r>
-              <w:rPr>
-                <w:b w:val="0"/>
-                <w:i w:val="0"/>
-                <w:color w:val="1F2328"/>
-                <w:sz w:val="21"/>
-              </w:rPr>
-              <w:t xml:space="preserve">, que devolvem </w:t>
-            </w:r>
-            <w:r>
-              <w:rPr>
-                <w:rFonts w:ascii="Consolas" w:hAnsi="Consolas"/>
-                <w:b w:val="0"/>
-                <w:i w:val="0"/>
-                <w:color w:val="2A4A7F"/>
-                <w:sz w:val="20"/>
-              </w:rPr>
-              <w:t>{:error, :outside_areas}</w:t>
-            </w:r>
-          </w:p>
-          <w:p>
-            <w:pPr>
-              <w:pStyle w:val="ListBullet"/>
-              <w:keepNext/>
-              <w:spacing w:after="20"/>
-            </w:pPr>
-            <w:r>
-              <w:rPr>
-                <w:rFonts w:ascii="Consolas" w:hAnsi="Consolas"/>
-                <w:b w:val="0"/>
-                <w:i w:val="0"/>
-                <w:color w:val="2A4A7F"/>
-                <w:sz w:val="20"/>
-              </w:rPr>
-              <w:t>all_disjoint?/1</w:t>
-            </w:r>
-            <w:r>
-              <w:rPr>
-                <w:b w:val="0"/>
-                <w:i w:val="0"/>
-                <w:color w:val="1F2328"/>
-                <w:sz w:val="21"/>
-              </w:rPr>
-              <w:t xml:space="preserve"> checa a interseção arquivo a arquivo</w:t>
-            </w:r>
-          </w:p>
-          <w:p>
-            <w:pPr>
-              <w:keepNext/>
-              <w:spacing w:before="80" w:after="0"/>
-            </w:pPr>
-            <w:r>
-              <w:rPr>
-                <w:b/>
-                <w:i w:val="0"/>
-                <w:color w:val="4A6FA5"/>
-                <w:sz w:val="22"/>
-              </w:rPr>
-              <w:t xml:space="preserve">Verificar   </w:t>
-            </w:r>
-            <w:r>
-              <w:rPr>
-                <w:rFonts w:ascii="Consolas" w:hAnsi="Consolas"/>
-                <w:b w:val="0"/>
-                <w:i w:val="0"/>
-                <w:color w:val="1F2328"/>
-                <w:sz w:val="19"/>
-              </w:rPr>
-              <w:t>mix test test/factory/queue/exclusion_test.exs</w:t>
-            </w:r>
-          </w:p>
-        </w:tc>
-      </w:tr>
-    </w:tbl>
-    <w:p>
-      <w:pPr>
-        <w:spacing w:before="0" w:after="120"/>
-      </w:pPr>
-    </w:p>
-    <w:tbl>
-      <w:tblPr>
-        <w:tblW w:type="auto" w:w="0"/>
-        <w:jc w:val="center"/>
-        <w:tblLayout w:type="fixed"/>
-        <w:tblLook w:firstColumn="1" w:firstRow="1" w:lastColumn="0" w:lastRow="0" w:noHBand="0" w:noVBand="1" w:val="04A0"/>
-        <w:tblBorders>
-          <w:top w:val="nil"/>
-          <w:left w:val="nil"/>
-          <w:bottom w:val="nil"/>
-          <w:right w:val="nil"/>
-          <w:insideH w:val="nil"/>
-          <w:insideV w:val="nil"/>
-        </w:tblBorders>
-      </w:tblPr>
-      <w:tblGrid>
-        <w:gridCol w:w="11622"/>
-        <w:gridCol w:w="3402"/>
-      </w:tblGrid>
-      <w:tr>
-        <w:trPr>
-          <w:cantSplit/>
-        </w:trPr>
-        <w:tc>
-          <w:tcPr>
-            <w:tcW w:type="dxa" w:w="11622"/>
-            <w:shd w:val="clear" w:color="auto" w:fill="1B2A41"/>
-            <w:tcMar>
-              <w:top w:w="158" w:type="dxa"/>
-              <w:left w:w="158" w:type="dxa"/>
-              <w:bottom w:w="158" w:type="dxa"/>
-              <w:right w:w="158" w:type="dxa"/>
-            </w:tcMar>
-          </w:tcPr>
-          <w:p>
-            <w:pPr>
-              <w:keepNext/>
               <w:spacing w:before="0" w:after="0"/>
             </w:pPr>
             <w:r>
@@ -2058,36 +1274,66 @@
                 <w:rFonts w:ascii="Consolas" w:hAnsi="Consolas"/>
                 <w:b/>
                 <w:i w:val="0"/>
-                <w:color w:val="E9A23B"/>
-                <w:sz w:val="24"/>
+                <w:color w:val="4A6FA5"/>
+                <w:sz w:val="23"/>
               </w:rPr>
-              <w:t xml:space="preserve">FAB-504   </w:t>
-            </w:r>
-            <w:r>
-              <w:rPr>
-                <w:b/>
-                <w:i w:val="0"/>
-                <w:color w:val="FFFFFF"/>
-                <w:sz w:val="27"/>
-              </w:rPr>
-              <w:t>Reconhecer o limite de uso do fornecedor e retomar</w:t>
+              <w:t>FAB-504</w:t>
             </w:r>
           </w:p>
         </w:tc>
         <w:tc>
           <w:tcPr>
-            <w:tcW w:type="dxa" w:w="3402"/>
-            <w:shd w:val="clear" w:color="auto" w:fill="2A9D8F"/>
+            <w:tcW w:type="dxa" w:w="10772"/>
+            <w:shd w:val="clear" w:color="auto" w:fill="FFFFFF"/>
             <w:tcMar>
-              <w:top w:w="158" w:type="dxa"/>
-              <w:left w:w="158" w:type="dxa"/>
-              <w:bottom w:w="158" w:type="dxa"/>
-              <w:right w:w="158" w:type="dxa"/>
+              <w:top w:w="68" w:type="dxa"/>
+              <w:left w:w="68" w:type="dxa"/>
+              <w:bottom w:w="68" w:type="dxa"/>
+              <w:right w:w="68" w:type="dxa"/>
             </w:tcMar>
           </w:tcPr>
           <w:p>
             <w:pPr>
-              <w:keepNext/>
+              <w:spacing w:before="0" w:after="20"/>
+            </w:pPr>
+            <w:r>
+              <w:rPr>
+                <w:b/>
+                <w:i w:val="0"/>
+                <w:color w:val="1B2A41"/>
+                <w:sz w:val="23"/>
+              </w:rPr>
+              <w:t>Reconhecer o limite de uso do fornecedor e retomar</w:t>
+            </w:r>
+          </w:p>
+          <w:p>
+            <w:pPr>
+              <w:spacing w:before="0" w:after="0"/>
+            </w:pPr>
+            <w:r>
+              <w:rPr>
+                <w:b w:val="0"/>
+                <w:i w:val="0"/>
+                <w:color w:val="4A5160"/>
+                <w:sz w:val="20"/>
+              </w:rPr>
+              <w:t>Ao bater na cota, pausar sem perder nada, dormir até a reabertura anunciada e rearmar sozinho.</w:t>
+            </w:r>
+          </w:p>
+        </w:tc>
+        <w:tc>
+          <w:tcPr>
+            <w:tcW w:type="dxa" w:w="2551"/>
+            <w:shd w:val="clear" w:color="auto" w:fill="2A9D8F"/>
+            <w:tcMar>
+              <w:top w:w="68" w:type="dxa"/>
+              <w:left w:w="68" w:type="dxa"/>
+              <w:bottom w:w="68" w:type="dxa"/>
+              <w:right w:w="68" w:type="dxa"/>
+            </w:tcMar>
+          </w:tcPr>
+          <w:p>
+            <w:pPr>
               <w:spacing w:before="0" w:after="0"/>
               <w:jc w:val="center"/>
             </w:pPr>
@@ -2096,7 +1342,7 @@
                 <w:b/>
                 <w:i w:val="0"/>
                 <w:color w:val="FFFFFF"/>
-                <w:sz w:val="25"/>
+                <w:sz w:val="23"/>
               </w:rPr>
               <w:t>✓ Concluída</w:t>
             </w:r>
@@ -2109,238 +1355,17 @@
         </w:trPr>
         <w:tc>
           <w:tcPr>
-            <w:tcW w:type="dxa" w:w="15024"/>
-            <w:gridSpan w:val="2"/>
+            <w:tcW w:type="dxa" w:w="1701"/>
             <w:shd w:val="clear" w:color="auto" w:fill="F2F4F7"/>
             <w:tcMar>
-              <w:top w:w="198" w:type="dxa"/>
-              <w:left w:w="198" w:type="dxa"/>
-              <w:bottom w:w="198" w:type="dxa"/>
-              <w:right w:w="198" w:type="dxa"/>
+              <w:top w:w="68" w:type="dxa"/>
+              <w:left w:w="68" w:type="dxa"/>
+              <w:bottom w:w="68" w:type="dxa"/>
+              <w:right w:w="68" w:type="dxa"/>
             </w:tcMar>
           </w:tcPr>
           <w:p>
             <w:pPr>
-              <w:keepNext/>
-              <w:spacing w:before="0" w:after="80"/>
-            </w:pPr>
-            <w:r>
-              <w:rPr>
-                <w:b/>
-                <w:i w:val="0"/>
-                <w:color w:val="4A6FA5"/>
-                <w:sz w:val="22"/>
-              </w:rPr>
-              <w:t xml:space="preserve">O que é   </w:t>
-            </w:r>
-            <w:r>
-              <w:rPr>
-                <w:b w:val="0"/>
-                <w:i w:val="0"/>
-                <w:color w:val="1F2328"/>
-                <w:sz w:val="23"/>
-              </w:rPr>
-              <w:t>Trata o limite de uso da assinatura como um estado do sistema, não como falha de um despacho. Ao bater na cota, o sistema pausa as filas sem cancelar nada, dorme até o horário de reabertura anunciado e retoma sozinho.</w:t>
-            </w:r>
-          </w:p>
-          <w:p>
-            <w:pPr>
-              <w:keepNext/>
-              <w:spacing w:before="0" w:after="80"/>
-            </w:pPr>
-            <w:r>
-              <w:rPr>
-                <w:b/>
-                <w:i w:val="0"/>
-                <w:color w:val="4A6FA5"/>
-                <w:sz w:val="22"/>
-              </w:rPr>
-              <w:t xml:space="preserve">Por que   </w:t>
-            </w:r>
-            <w:r>
-              <w:rPr>
-                <w:b w:val="0"/>
-                <w:i w:val="0"/>
-                <w:color w:val="1F2328"/>
-                <w:sz w:val="23"/>
-              </w:rPr>
-              <w:t>Sob assinatura o recurso escasso é cota, não dinheiro; sem isso, cada parede de cota seria julgada como reprovação e queimaria ciclos.</w:t>
-            </w:r>
-          </w:p>
-          <w:p>
-            <w:pPr>
-              <w:pStyle w:val="ListBullet"/>
-              <w:keepNext/>
-              <w:spacing w:after="20"/>
-            </w:pPr>
-            <w:r>
-              <w:rPr>
-                <w:b w:val="0"/>
-                <w:i w:val="0"/>
-                <w:color w:val="1F2328"/>
-                <w:sz w:val="21"/>
-              </w:rPr>
-              <w:t xml:space="preserve">Os adaptadores convertem a resposta do fornecedor em </w:t>
-            </w:r>
-            <w:r>
-              <w:rPr>
-                <w:rFonts w:ascii="Consolas" w:hAnsi="Consolas"/>
-                <w:b w:val="0"/>
-                <w:i w:val="0"/>
-                <w:color w:val="2A4A7F"/>
-                <w:sz w:val="20"/>
-              </w:rPr>
-              <w:t>{:error, {:quota, reopens_at}}</w:t>
-            </w:r>
-          </w:p>
-          <w:p>
-            <w:pPr>
-              <w:pStyle w:val="ListBullet"/>
-              <w:keepNext/>
-              <w:spacing w:after="20"/>
-            </w:pPr>
-            <w:r>
-              <w:rPr>
-                <w:rFonts w:ascii="Consolas" w:hAnsi="Consolas"/>
-                <w:b w:val="0"/>
-                <w:i w:val="0"/>
-                <w:color w:val="2A4A7F"/>
-                <w:sz w:val="20"/>
-              </w:rPr>
-              <w:t>Factory.Quota.hit/2</w:t>
-            </w:r>
-            <w:r>
-              <w:rPr>
-                <w:b w:val="0"/>
-                <w:i w:val="0"/>
-                <w:color w:val="1F2328"/>
-                <w:sz w:val="21"/>
-              </w:rPr>
-              <w:t xml:space="preserve"> pausa as filas Oban sem tocar em </w:t>
-            </w:r>
-            <w:r>
-              <w:rPr>
-                <w:rFonts w:ascii="Consolas" w:hAnsi="Consolas"/>
-                <w:b w:val="0"/>
-                <w:i w:val="0"/>
-                <w:color w:val="2A4A7F"/>
-                <w:sz w:val="20"/>
-              </w:rPr>
-              <w:t>oban_jobs</w:t>
-            </w:r>
-          </w:p>
-          <w:p>
-            <w:pPr>
-              <w:pStyle w:val="ListBullet"/>
-              <w:keepNext/>
-              <w:spacing w:after="20"/>
-            </w:pPr>
-            <w:r>
-              <w:rPr>
-                <w:b w:val="0"/>
-                <w:i w:val="0"/>
-                <w:color w:val="1F2328"/>
-                <w:sz w:val="21"/>
-              </w:rPr>
-              <w:t>Um timer rearma no horário de reabertura + margem; sem horário legível, backoff exponencial limitado</w:t>
-            </w:r>
-          </w:p>
-          <w:p>
-            <w:pPr>
-              <w:pStyle w:val="ListBullet"/>
-              <w:keepNext/>
-              <w:spacing w:after="20"/>
-            </w:pPr>
-            <w:r>
-              <w:rPr>
-                <w:rFonts w:ascii="Consolas" w:hAnsi="Consolas"/>
-                <w:b w:val="0"/>
-                <w:i w:val="0"/>
-                <w:color w:val="2A4A7F"/>
-                <w:sz w:val="20"/>
-              </w:rPr>
-              <w:t>reopen_time/1</w:t>
-            </w:r>
-            <w:r>
-              <w:rPr>
-                <w:b w:val="0"/>
-                <w:i w:val="0"/>
-                <w:color w:val="1F2328"/>
-                <w:sz w:val="21"/>
-              </w:rPr>
-              <w:t xml:space="preserve"> aceita também texto como '5:30pm (America/Sao_Paulo)'</w:t>
-            </w:r>
-          </w:p>
-          <w:p>
-            <w:pPr>
-              <w:keepNext/>
-              <w:spacing w:before="80" w:after="0"/>
-            </w:pPr>
-            <w:r>
-              <w:rPr>
-                <w:b/>
-                <w:i w:val="0"/>
-                <w:color w:val="4A6FA5"/>
-                <w:sz w:val="22"/>
-              </w:rPr>
-              <w:t xml:space="preserve">Verificar   </w:t>
-            </w:r>
-            <w:r>
-              <w:rPr>
-                <w:rFonts w:ascii="Consolas" w:hAnsi="Consolas"/>
-                <w:b w:val="0"/>
-                <w:i w:val="0"/>
-                <w:color w:val="1F2328"/>
-                <w:sz w:val="19"/>
-              </w:rPr>
-              <w:t>mix test test/factory/quota_test.exs</w:t>
-            </w:r>
-          </w:p>
-        </w:tc>
-      </w:tr>
-    </w:tbl>
-    <w:p>
-      <w:pPr>
-        <w:spacing w:before="0" w:after="120"/>
-      </w:pPr>
-    </w:p>
-    <w:tbl>
-      <w:tblPr>
-        <w:tblW w:type="auto" w:w="0"/>
-        <w:jc w:val="center"/>
-        <w:tblLayout w:type="fixed"/>
-        <w:tblLook w:firstColumn="1" w:firstRow="1" w:lastColumn="0" w:lastRow="0" w:noHBand="0" w:noVBand="1" w:val="04A0"/>
-        <w:tblBorders>
-          <w:top w:val="nil"/>
-          <w:left w:val="nil"/>
-          <w:bottom w:val="nil"/>
-          <w:right w:val="nil"/>
-          <w:insideH w:val="nil"/>
-          <w:insideV w:val="nil"/>
-        </w:tblBorders>
-      </w:tblPr>
-      <w:tblGrid>
-        <w:gridCol w:w="11622"/>
-        <w:gridCol w:w="3402"/>
-      </w:tblGrid>
-      <w:tr>
-        <w:trPr>
-          <w:cantSplit/>
-        </w:trPr>
-        <w:tc>
-          <w:tcPr>
-            <w:tcW w:type="dxa" w:w="11622"/>
-            <w:shd w:val="clear" w:color="auto" w:fill="1B2A41"/>
-            <w:tcMar>
-              <w:top w:w="158" w:type="dxa"/>
-              <w:left w:w="158" w:type="dxa"/>
-              <w:bottom w:w="158" w:type="dxa"/>
-              <w:right w:w="158" w:type="dxa"/>
-            </w:tcMar>
-          </w:tcPr>
-          <w:p>
-            <w:pPr>
-              <w:keepNext/>
               <w:spacing w:before="0" w:after="0"/>
             </w:pPr>
             <w:r>
@@ -2348,36 +1373,66 @@
                 <w:rFonts w:ascii="Consolas" w:hAnsi="Consolas"/>
                 <w:b/>
                 <w:i w:val="0"/>
-                <w:color w:val="E9A23B"/>
-                <w:sz w:val="24"/>
+                <w:color w:val="4A6FA5"/>
+                <w:sz w:val="23"/>
               </w:rPr>
-              <w:t xml:space="preserve">FAB-505   </w:t>
-            </w:r>
-            <w:r>
-              <w:rPr>
-                <w:b/>
-                <w:i w:val="0"/>
-                <w:color w:val="FFFFFF"/>
-                <w:sz w:val="27"/>
-              </w:rPr>
-              <w:t>Recuperar trabalho interrompido</w:t>
+              <w:t>FAB-505</w:t>
             </w:r>
           </w:p>
         </w:tc>
         <w:tc>
           <w:tcPr>
-            <w:tcW w:type="dxa" w:w="3402"/>
-            <w:shd w:val="clear" w:color="auto" w:fill="2A9D8F"/>
+            <w:tcW w:type="dxa" w:w="10772"/>
+            <w:shd w:val="clear" w:color="auto" w:fill="F2F4F7"/>
             <w:tcMar>
-              <w:top w:w="158" w:type="dxa"/>
-              <w:left w:w="158" w:type="dxa"/>
-              <w:bottom w:w="158" w:type="dxa"/>
-              <w:right w:w="158" w:type="dxa"/>
+              <w:top w:w="68" w:type="dxa"/>
+              <w:left w:w="68" w:type="dxa"/>
+              <w:bottom w:w="68" w:type="dxa"/>
+              <w:right w:w="68" w:type="dxa"/>
             </w:tcMar>
           </w:tcPr>
           <w:p>
             <w:pPr>
-              <w:keepNext/>
+              <w:spacing w:before="0" w:after="20"/>
+            </w:pPr>
+            <w:r>
+              <w:rPr>
+                <w:b/>
+                <w:i w:val="0"/>
+                <w:color w:val="1B2A41"/>
+                <w:sz w:val="23"/>
+              </w:rPr>
+              <w:t>Recuperar trabalho interrompido</w:t>
+            </w:r>
+          </w:p>
+          <w:p>
+            <w:pPr>
+              <w:spacing w:before="0" w:after="0"/>
+            </w:pPr>
+            <w:r>
+              <w:rPr>
+                <w:b w:val="0"/>
+                <w:i w:val="0"/>
+                <w:color w:val="4A5160"/>
+                <w:sz w:val="20"/>
+              </w:rPr>
+              <w:t>Ao subir depois de uma queda, achar o trabalho parcial sem dono e commitá-lo em nome da tarefa.</w:t>
+            </w:r>
+          </w:p>
+        </w:tc>
+        <w:tc>
+          <w:tcPr>
+            <w:tcW w:type="dxa" w:w="2551"/>
+            <w:shd w:val="clear" w:color="auto" w:fill="2A9D8F"/>
+            <w:tcMar>
+              <w:top w:w="68" w:type="dxa"/>
+              <w:left w:w="68" w:type="dxa"/>
+              <w:bottom w:w="68" w:type="dxa"/>
+              <w:right w:w="68" w:type="dxa"/>
+            </w:tcMar>
+          </w:tcPr>
+          <w:p>
+            <w:pPr>
               <w:spacing w:before="0" w:after="0"/>
               <w:jc w:val="center"/>
             </w:pPr>
@@ -2386,7 +1441,7 @@
                 <w:b/>
                 <w:i w:val="0"/>
                 <w:color w:val="FFFFFF"/>
-                <w:sz w:val="25"/>
+                <w:sz w:val="23"/>
               </w:rPr>
               <w:t>✓ Concluída</w:t>
             </w:r>
@@ -2399,277 +1454,100 @@
         </w:trPr>
         <w:tc>
           <w:tcPr>
-            <w:tcW w:type="dxa" w:w="15024"/>
-            <w:gridSpan w:val="2"/>
-            <w:shd w:val="clear" w:color="auto" w:fill="F2F4F7"/>
+            <w:tcW w:type="dxa" w:w="1701"/>
+            <w:shd w:val="clear" w:color="auto" w:fill="FFFFFF"/>
             <w:tcMar>
-              <w:top w:w="198" w:type="dxa"/>
-              <w:left w:w="198" w:type="dxa"/>
-              <w:bottom w:w="198" w:type="dxa"/>
-              <w:right w:w="198" w:type="dxa"/>
+              <w:top w:w="68" w:type="dxa"/>
+              <w:left w:w="68" w:type="dxa"/>
+              <w:bottom w:w="68" w:type="dxa"/>
+              <w:right w:w="68" w:type="dxa"/>
             </w:tcMar>
           </w:tcPr>
           <w:p>
             <w:pPr>
-              <w:keepNext/>
-              <w:spacing w:before="0" w:after="80"/>
+              <w:spacing w:before="0" w:after="0"/>
+            </w:pPr>
+            <w:r>
+              <w:rPr>
+                <w:rFonts w:ascii="Consolas" w:hAnsi="Consolas"/>
+                <w:b/>
+                <w:i w:val="0"/>
+                <w:color w:val="4A6FA5"/>
+                <w:sz w:val="23"/>
+              </w:rPr>
+              <w:t>FAB-506</w:t>
+            </w:r>
+          </w:p>
+        </w:tc>
+        <w:tc>
+          <w:tcPr>
+            <w:tcW w:type="dxa" w:w="10772"/>
+            <w:shd w:val="clear" w:color="auto" w:fill="FFFFFF"/>
+            <w:tcMar>
+              <w:top w:w="68" w:type="dxa"/>
+              <w:left w:w="68" w:type="dxa"/>
+              <w:bottom w:w="68" w:type="dxa"/>
+              <w:right w:w="68" w:type="dxa"/>
+            </w:tcMar>
+          </w:tcPr>
+          <w:p>
+            <w:pPr>
+              <w:spacing w:before="0" w:after="20"/>
             </w:pPr>
             <w:r>
               <w:rPr>
                 <w:b/>
                 <w:i w:val="0"/>
-                <w:color w:val="4A6FA5"/>
-                <w:sz w:val="22"/>
+                <w:color w:val="1B2A41"/>
+                <w:sz w:val="23"/>
               </w:rPr>
-              <w:t xml:space="preserve">O que é   </w:t>
+              <w:t>MARCO E5 — três em paralelo, e matar uma não derruba as outras</w:t>
             </w:r>
+          </w:p>
+          <w:p>
+            <w:pPr>
+              <w:spacing w:before="0" w:after="0"/>
+            </w:pPr>
             <w:r>
               <w:rPr>
                 <w:b w:val="0"/>
                 <w:i w:val="0"/>
-                <w:color w:val="1F2328"/>
-                <w:sz w:val="23"/>
+                <w:color w:val="4A5160"/>
+                <w:sz w:val="20"/>
               </w:rPr>
-              <w:t>Recupera trabalho interrompido quando o sistema sobe depois de uma queda. Cruza o banco (tarefas em estado transitório) com o Registry (agentes vivos) e com o git (arquivos alterados e não commitados), e commita o trabalho parcial em nome da tarefa certa.</w:t>
+              <w:t>Teste permanente com processos reais: três agentes em voo, um é morto, os outros seguem e o morto volta à fila.</w:t>
             </w:r>
           </w:p>
+        </w:tc>
+        <w:tc>
+          <w:tcPr>
+            <w:tcW w:type="dxa" w:w="2551"/>
+            <w:shd w:val="clear" w:color="auto" w:fill="2A9D8F"/>
+            <w:tcMar>
+              <w:top w:w="68" w:type="dxa"/>
+              <w:left w:w="68" w:type="dxa"/>
+              <w:bottom w:w="68" w:type="dxa"/>
+              <w:right w:w="68" w:type="dxa"/>
+            </w:tcMar>
+          </w:tcPr>
           <w:p>
             <w:pPr>
-              <w:keepNext/>
-              <w:spacing w:before="0" w:after="80"/>
+              <w:spacing w:before="0" w:after="0"/>
+              <w:jc w:val="center"/>
             </w:pPr>
             <w:r>
               <w:rPr>
                 <w:b/>
                 <w:i w:val="0"/>
-                <w:color w:val="4A6FA5"/>
-                <w:sz w:val="22"/>
-              </w:rPr>
-              <w:t xml:space="preserve">Por que   </w:t>
-            </w:r>
-            <w:r>
-              <w:rPr>
-                <w:b w:val="0"/>
-                <w:i w:val="0"/>
-                <w:color w:val="1F2328"/>
+                <w:color w:val="FFFFFF"/>
                 <w:sz w:val="23"/>
               </w:rPr>
-              <w:t>Garante R13: nada se perde em silêncio. Um portão que morreu deixou veredito desconhecido, nunca favorável, então volta para execução.</w:t>
-            </w:r>
-          </w:p>
-          <w:p>
-            <w:pPr>
-              <w:pStyle w:val="ListBullet"/>
-              <w:keepNext/>
-              <w:spacing w:after="20"/>
-            </w:pPr>
-            <w:r>
-              <w:rPr>
-                <w:rFonts w:ascii="Consolas" w:hAnsi="Consolas"/>
-                <w:b w:val="0"/>
-                <w:i w:val="0"/>
-                <w:color w:val="2A4A7F"/>
-                <w:sz w:val="20"/>
-              </w:rPr>
-              <w:t>Factory.Recovery.reconcile/1</w:t>
-            </w:r>
-            <w:r>
-              <w:rPr>
-                <w:b w:val="0"/>
-                <w:i w:val="0"/>
-                <w:color w:val="1F2328"/>
-                <w:sz w:val="21"/>
-              </w:rPr>
-              <w:t xml:space="preserve"> acha tarefas em </w:t>
-            </w:r>
-            <w:r>
-              <w:rPr>
-                <w:rFonts w:ascii="Consolas" w:hAnsi="Consolas"/>
-                <w:b w:val="0"/>
-                <w:i w:val="0"/>
-                <w:color w:val="2A4A7F"/>
-                <w:sz w:val="20"/>
-              </w:rPr>
-              <w:t>in_progress</w:t>
-            </w:r>
-            <w:r>
-              <w:rPr>
-                <w:b w:val="0"/>
-                <w:i w:val="0"/>
-                <w:color w:val="1F2328"/>
-                <w:sz w:val="21"/>
-              </w:rPr>
-              <w:t>/</w:t>
-            </w:r>
-            <w:r>
-              <w:rPr>
-                <w:rFonts w:ascii="Consolas" w:hAnsi="Consolas"/>
-                <w:b w:val="0"/>
-                <w:i w:val="0"/>
-                <w:color w:val="2A4A7F"/>
-                <w:sz w:val="20"/>
-              </w:rPr>
-              <w:t>in_testing</w:t>
-            </w:r>
-            <w:r>
-              <w:rPr>
-                <w:b w:val="0"/>
-                <w:i w:val="0"/>
-                <w:color w:val="1F2328"/>
-                <w:sz w:val="21"/>
-              </w:rPr>
-              <w:t>/</w:t>
-            </w:r>
-            <w:r>
-              <w:rPr>
-                <w:rFonts w:ascii="Consolas" w:hAnsi="Consolas"/>
-                <w:b w:val="0"/>
-                <w:i w:val="0"/>
-                <w:color w:val="2A4A7F"/>
-                <w:sz w:val="20"/>
-              </w:rPr>
-              <w:t>in_review</w:t>
-            </w:r>
-            <w:r>
-              <w:rPr>
-                <w:b w:val="0"/>
-                <w:i w:val="0"/>
-                <w:color w:val="1F2328"/>
-                <w:sz w:val="21"/>
-              </w:rPr>
-              <w:t xml:space="preserve"> sem agente vivo (órfãs)</w:t>
-            </w:r>
-          </w:p>
-          <w:p>
-            <w:pPr>
-              <w:pStyle w:val="ListBullet"/>
-              <w:keepNext/>
-              <w:spacing w:after="20"/>
-            </w:pPr>
-            <w:r>
-              <w:rPr>
-                <w:rFonts w:ascii="Consolas" w:hAnsi="Consolas"/>
-                <w:b w:val="0"/>
-                <w:i w:val="0"/>
-                <w:color w:val="2A4A7F"/>
-                <w:sz w:val="20"/>
-              </w:rPr>
-              <w:t>in_progress</w:t>
-            </w:r>
-            <w:r>
-              <w:rPr>
-                <w:b w:val="0"/>
-                <w:i w:val="0"/>
-                <w:color w:val="1F2328"/>
-                <w:sz w:val="21"/>
-              </w:rPr>
-              <w:t xml:space="preserve"> fica como está (já é despachável como construtor); teste e revisão voltam a </w:t>
-            </w:r>
-            <w:r>
-              <w:rPr>
-                <w:rFonts w:ascii="Consolas" w:hAnsi="Consolas"/>
-                <w:b w:val="0"/>
-                <w:i w:val="0"/>
-                <w:color w:val="2A4A7F"/>
-                <w:sz w:val="20"/>
-              </w:rPr>
-              <w:t>in_progress</w:t>
-            </w:r>
-            <w:r>
-              <w:rPr>
-                <w:b w:val="0"/>
-                <w:i w:val="0"/>
-                <w:color w:val="1F2328"/>
-                <w:sz w:val="21"/>
-              </w:rPr>
-              <w:t xml:space="preserve"> com resultado </w:t>
-            </w:r>
-            <w:r>
-              <w:rPr>
-                <w:rFonts w:ascii="Consolas" w:hAnsi="Consolas"/>
-                <w:b w:val="0"/>
-                <w:i w:val="0"/>
-                <w:color w:val="2A4A7F"/>
-                <w:sz w:val="20"/>
-              </w:rPr>
-              <w:t>recovery</w:t>
-            </w:r>
-          </w:p>
-          <w:p>
-            <w:pPr>
-              <w:pStyle w:val="ListBullet"/>
-              <w:keepNext/>
-              <w:spacing w:after="20"/>
-            </w:pPr>
-            <w:r>
-              <w:rPr>
-                <w:b w:val="0"/>
-                <w:i w:val="0"/>
-                <w:color w:val="1F2328"/>
-                <w:sz w:val="21"/>
-              </w:rPr>
-              <w:t xml:space="preserve">Mudanças não commitadas nas áreas da órfã são commitadas via </w:t>
-            </w:r>
-            <w:r>
-              <w:rPr>
-                <w:rFonts w:ascii="Consolas" w:hAnsi="Consolas"/>
-                <w:b w:val="0"/>
-                <w:i w:val="0"/>
-                <w:color w:val="2A4A7F"/>
-                <w:sz w:val="20"/>
-              </w:rPr>
-              <w:t>Factory.Publishing.Git.commit/3</w:t>
-            </w:r>
-          </w:p>
-          <w:p>
-            <w:pPr>
-              <w:pStyle w:val="ListBullet"/>
-              <w:keepNext/>
-              <w:spacing w:after="20"/>
-            </w:pPr>
-            <w:r>
-              <w:rPr>
-                <w:b w:val="0"/>
-                <w:i w:val="0"/>
-                <w:color w:val="1F2328"/>
-                <w:sz w:val="21"/>
-              </w:rPr>
-              <w:t>Sempre devolve um relatório, mesmo vazio: limpeza que só fala quando acha algo não se distingue de uma quebrada</w:t>
-            </w:r>
-          </w:p>
-          <w:p>
-            <w:pPr>
-              <w:keepNext/>
-              <w:spacing w:before="80" w:after="0"/>
-            </w:pPr>
-            <w:r>
-              <w:rPr>
-                <w:b/>
-                <w:i w:val="0"/>
-                <w:color w:val="4A6FA5"/>
-                <w:sz w:val="22"/>
-              </w:rPr>
-              <w:t xml:space="preserve">Verificar   </w:t>
-            </w:r>
-            <w:r>
-              <w:rPr>
-                <w:rFonts w:ascii="Consolas" w:hAnsi="Consolas"/>
-                <w:b w:val="0"/>
-                <w:i w:val="0"/>
-                <w:color w:val="1F2328"/>
-                <w:sz w:val="19"/>
-              </w:rPr>
-              <w:t>mix test test/factory/recovery_test.exs</w:t>
+              <w:t>✓ Concluída</w:t>
             </w:r>
           </w:p>
         </w:tc>
       </w:tr>
     </w:tbl>
-    <w:p>
-      <w:pPr>
-        <w:spacing w:before="0" w:after="120"/>
-      </w:pPr>
-    </w:p>
     <w:p>
       <w:pPr>
         <w:pageBreakBefore/>
@@ -3351,7 +2229,7 @@
                 <w:color w:val="1B2A41"/>
                 <w:sz w:val="56"/>
               </w:rPr>
-              <w:t>1,67</w:t>
+              <w:t>10</w:t>
             </w:r>
           </w:p>
           <w:p>
@@ -3365,7 +2243,7 @@
                 <w:color w:val="6B7480"/>
                 <w:sz w:val="22"/>
               </w:rPr>
-              <w:t>execuções por item</w:t>
+              <w:t>commits nesta etapa</w:t>
             </w:r>
           </w:p>
           <w:p>
@@ -3379,7 +2257,7 @@
                 <w:color w:val="2A9D8F"/>
                 <w:sz w:val="21"/>
               </w:rPr>
-              <w:t>critério: até 2</w:t>
+              <w:t>6 tarefas concluídas</w:t>
             </w:r>
           </w:p>
         </w:tc>
@@ -3427,20 +2305,6 @@
             </a:graphic>
           </wp:inline>
         </w:drawing>
-      </w:r>
-    </w:p>
-    <w:p>
-      <w:pPr>
-        <w:spacing w:before="40" w:after="80"/>
-      </w:pPr>
-      <w:r>
-        <w:rPr>
-          <w:b w:val="0"/>
-          <w:i w:val="0"/>
-          <w:color w:val="6B7480"/>
-          <w:sz w:val="21"/>
-        </w:rPr>
-        <w:t>Execuções por item: quantas vezes um agente precisou construir cada item até ele ser aprovado pelos dois portões.</w:t>
       </w:r>
     </w:p>
     <w:p>

--- a/apresentacao-orientador/relatorios-por-etapa/E5-paralelismo.docx
+++ b/apresentacao-orientador/relatorios-por-etapa/E5-paralelismo.docx
@@ -1632,7 +1632,7 @@
                 <w:b/>
                 <w:i w:val="0"/>
                 <w:color w:val="FFFFFF"/>
-                <w:sz w:val="32"/>
+                <w:sz w:val="30"/>
               </w:rPr>
               <w:t>Três tarefas em paralelo; encerrar uma no meio não afeta as outras, e ela volta à fila.</w:t>
             </w:r>
@@ -1642,33 +1642,33 @@
     </w:tbl>
     <w:p>
       <w:pPr>
-        <w:spacing w:before="0" w:after="160"/>
+        <w:spacing w:before="0" w:after="80"/>
       </w:pPr>
     </w:p>
     <w:p>
       <w:pPr>
-        <w:spacing w:before="0" w:after="80"/>
+        <w:spacing w:before="0" w:after="40"/>
       </w:pPr>
       <w:r>
         <w:rPr>
           <w:b/>
           <w:i w:val="0"/>
           <w:color w:val="1B2A41"/>
-          <w:sz w:val="28"/>
+          <w:sz w:val="26"/>
         </w:rPr>
         <w:t>O que o teste faz, passo a passo</w:t>
       </w:r>
     </w:p>
     <w:p>
       <w:pPr>
-        <w:spacing w:before="0" w:after="60"/>
+        <w:spacing w:before="0" w:after="40"/>
       </w:pPr>
       <w:r>
         <w:rPr>
           <w:b/>
           <w:i w:val="0"/>
           <w:color w:val="E9A23B"/>
-          <w:sz w:val="26"/>
+          <w:sz w:val="24"/>
         </w:rPr>
         <w:t xml:space="preserve">1.  </w:t>
       </w:r>
@@ -1678,7 +1678,7 @@
           <w:b w:val="0"/>
           <w:i w:val="0"/>
           <w:color w:val="2A4A7F"/>
-          <w:sz w:val="23"/>
+          <w:sz w:val="21"/>
         </w:rPr>
         <w:t>Queue.Exclusion.batch/2</w:t>
       </w:r>
@@ -1687,21 +1687,21 @@
           <w:b w:val="0"/>
           <w:i w:val="0"/>
           <w:color w:val="1F2328"/>
-          <w:sz w:val="24"/>
+          <w:sz w:val="22"/>
         </w:rPr>
         <w:t xml:space="preserve"> libera 3 construtores com áreas disjuntas; o Registry confirma os três em voo</w:t>
       </w:r>
     </w:p>
     <w:p>
       <w:pPr>
-        <w:spacing w:before="0" w:after="60"/>
+        <w:spacing w:before="0" w:after="40"/>
       </w:pPr>
       <w:r>
         <w:rPr>
           <w:b/>
           <w:i w:val="0"/>
           <w:color w:val="E9A23B"/>
-          <w:sz w:val="26"/>
+          <w:sz w:val="24"/>
         </w:rPr>
         <w:t xml:space="preserve">2.  </w:t>
       </w:r>
@@ -1710,7 +1710,7 @@
           <w:b w:val="0"/>
           <w:i w:val="0"/>
           <w:color w:val="1F2328"/>
-          <w:sz w:val="24"/>
+          <w:sz w:val="22"/>
         </w:rPr>
         <w:t xml:space="preserve">A e B esperam um sinal; C escreve trabalho parcial em </w:t>
       </w:r>
@@ -1720,7 +1720,7 @@
           <w:b w:val="0"/>
           <w:i w:val="0"/>
           <w:color w:val="2A4A7F"/>
-          <w:sz w:val="23"/>
+          <w:sz w:val="21"/>
         </w:rPr>
         <w:t>c.txt</w:t>
       </w:r>
@@ -1729,7 +1729,7 @@
           <w:b w:val="0"/>
           <w:i w:val="0"/>
           <w:color w:val="1F2328"/>
-          <w:sz w:val="24"/>
+          <w:sz w:val="22"/>
         </w:rPr>
         <w:t xml:space="preserve"> e trava — e é morto com </w:t>
       </w:r>
@@ -1739,21 +1739,21 @@
           <w:b w:val="0"/>
           <w:i w:val="0"/>
           <w:color w:val="2A4A7F"/>
-          <w:sz w:val="23"/>
+          <w:sz w:val="21"/>
         </w:rPr>
         <w:t>stop_agent/1</w:t>
       </w:r>
     </w:p>
     <w:p>
       <w:pPr>
-        <w:spacing w:before="0" w:after="60"/>
+        <w:spacing w:before="0" w:after="40"/>
       </w:pPr>
       <w:r>
         <w:rPr>
           <w:b/>
           <w:i w:val="0"/>
           <w:color w:val="E9A23B"/>
-          <w:sz w:val="26"/>
+          <w:sz w:val="24"/>
         </w:rPr>
         <w:t xml:space="preserve">3.  </w:t>
       </w:r>
@@ -1762,7 +1762,7 @@
           <w:b w:val="0"/>
           <w:i w:val="0"/>
           <w:color w:val="1F2328"/>
-          <w:sz w:val="24"/>
+          <w:sz w:val="22"/>
         </w:rPr>
         <w:t xml:space="preserve">A e B chegam a </w:t>
       </w:r>
@@ -1772,7 +1772,7 @@
           <w:b w:val="0"/>
           <w:i w:val="0"/>
           <w:color w:val="2A4A7F"/>
-          <w:sz w:val="23"/>
+          <w:sz w:val="21"/>
         </w:rPr>
         <w:t>in_testing</w:t>
       </w:r>
@@ -1781,7 +1781,7 @@
           <w:b w:val="0"/>
           <w:i w:val="0"/>
           <w:color w:val="1F2328"/>
-          <w:sz w:val="24"/>
+          <w:sz w:val="22"/>
         </w:rPr>
         <w:t xml:space="preserve">; C volta à fila com motivo, em </w:t>
       </w:r>
@@ -1791,7 +1791,7 @@
           <w:b w:val="0"/>
           <w:i w:val="0"/>
           <w:color w:val="2A4A7F"/>
-          <w:sz w:val="23"/>
+          <w:sz w:val="21"/>
         </w:rPr>
         <w:t>in_progress</w:t>
       </w:r>
@@ -1800,21 +1800,21 @@
           <w:b w:val="0"/>
           <w:i w:val="0"/>
           <w:color w:val="1F2328"/>
-          <w:sz w:val="24"/>
+          <w:sz w:val="22"/>
         </w:rPr>
         <w:t>, despachável como construtor</w:t>
       </w:r>
     </w:p>
     <w:p>
       <w:pPr>
-        <w:spacing w:before="0" w:after="60"/>
+        <w:spacing w:before="0" w:after="40"/>
       </w:pPr>
       <w:r>
         <w:rPr>
           <w:b/>
           <w:i w:val="0"/>
           <w:color w:val="E9A23B"/>
-          <w:sz w:val="26"/>
+          <w:sz w:val="24"/>
         </w:rPr>
         <w:t xml:space="preserve">4.  </w:t>
       </w:r>
@@ -1823,7 +1823,7 @@
           <w:b w:val="0"/>
           <w:i w:val="0"/>
           <w:color w:val="1F2328"/>
-          <w:sz w:val="24"/>
+          <w:sz w:val="22"/>
         </w:rPr>
         <w:t xml:space="preserve">Nenhum consumo perdido (1 linha para A e B, 0 para C); </w:t>
       </w:r>
@@ -1833,7 +1833,7 @@
           <w:b w:val="0"/>
           <w:i w:val="0"/>
           <w:color w:val="2A4A7F"/>
-          <w:sz w:val="23"/>
+          <w:sz w:val="21"/>
         </w:rPr>
         <w:t>Recovery.reconcile/1</w:t>
       </w:r>
@@ -1842,7 +1842,7 @@
           <w:b w:val="0"/>
           <w:i w:val="0"/>
           <w:color w:val="1F2328"/>
-          <w:sz w:val="24"/>
+          <w:sz w:val="22"/>
         </w:rPr>
         <w:t xml:space="preserve"> commita </w:t>
       </w:r>
@@ -1852,7 +1852,7 @@
           <w:b w:val="0"/>
           <w:i w:val="0"/>
           <w:color w:val="2A4A7F"/>
-          <w:sz w:val="23"/>
+          <w:sz w:val="21"/>
         </w:rPr>
         <w:t>c.txt</w:t>
       </w:r>
@@ -1861,21 +1861,21 @@
           <w:b w:val="0"/>
           <w:i w:val="0"/>
           <w:color w:val="1F2328"/>
-          <w:sz w:val="24"/>
+          <w:sz w:val="22"/>
         </w:rPr>
         <w:t xml:space="preserve"> citando a tarefa</w:t>
       </w:r>
     </w:p>
     <w:p>
       <w:pPr>
-        <w:spacing w:before="0" w:after="60"/>
+        <w:spacing w:before="0" w:after="40"/>
       </w:pPr>
       <w:r>
         <w:rPr>
           <w:b/>
           <w:i w:val="0"/>
           <w:color w:val="E9A23B"/>
-          <w:sz w:val="26"/>
+          <w:sz w:val="24"/>
         </w:rPr>
         <w:t xml:space="preserve">5.  </w:t>
       </w:r>
@@ -1884,7 +1884,7 @@
           <w:b w:val="0"/>
           <w:i w:val="0"/>
           <w:color w:val="1F2328"/>
-          <w:sz w:val="24"/>
+          <w:sz w:val="22"/>
         </w:rPr>
         <w:t xml:space="preserve">Segundo teste: um erro de cota injetado pausa as filas, o job continua </w:t>
       </w:r>
@@ -1894,7 +1894,7 @@
           <w:b w:val="0"/>
           <w:i w:val="0"/>
           <w:color w:val="2A4A7F"/>
-          <w:sz w:val="23"/>
+          <w:sz w:val="21"/>
         </w:rPr>
         <w:t>available</w:t>
       </w:r>
@@ -1903,7 +1903,7 @@
           <w:b w:val="0"/>
           <w:i w:val="0"/>
           <w:color w:val="1F2328"/>
-          <w:sz w:val="24"/>
+          <w:sz w:val="22"/>
         </w:rPr>
         <w:t xml:space="preserve"> e o rearme retoma</w:t>
       </w:r>

--- a/apresentacao-orientador/relatorios-por-etapa/E5-paralelismo.docx
+++ b/apresentacao-orientador/relatorios-por-etapa/E5-paralelismo.docx
@@ -387,17 +387,18 @@
         </w:tblBorders>
       </w:tblPr>
       <w:tblGrid>
-        <w:gridCol w:w="2504"/>
-        <w:gridCol w:w="2504"/>
-        <w:gridCol w:w="2504"/>
-        <w:gridCol w:w="2504"/>
-        <w:gridCol w:w="2504"/>
-        <w:gridCol w:w="2504"/>
+        <w:gridCol w:w="2146"/>
+        <w:gridCol w:w="2146"/>
+        <w:gridCol w:w="2146"/>
+        <w:gridCol w:w="2146"/>
+        <w:gridCol w:w="2146"/>
+        <w:gridCol w:w="2146"/>
+        <w:gridCol w:w="2146"/>
       </w:tblGrid>
       <w:tr>
         <w:tc>
           <w:tcPr>
-            <w:tcW w:type="dxa" w:w="2504"/>
+            <w:tcW w:type="dxa" w:w="2146"/>
             <w:shd w:val="clear" w:color="auto" w:fill="FFFFFF"/>
             <w:tcMar>
               <w:top w:w="85" w:type="dxa"/>
@@ -432,7 +433,7 @@
         </w:tc>
         <w:tc>
           <w:tcPr>
-            <w:tcW w:type="dxa" w:w="2504"/>
+            <w:tcW w:type="dxa" w:w="2146"/>
             <w:shd w:val="clear" w:color="auto" w:fill="FFFFFF"/>
             <w:tcMar>
               <w:top w:w="85" w:type="dxa"/>
@@ -461,13 +462,13 @@
                 <w:color w:val="1B2A41"/>
                 <w:sz w:val="23"/>
               </w:rPr>
-              <w:t>Como funciona</w:t>
+              <w:t>O problema</w:t>
             </w:r>
           </w:p>
         </w:tc>
         <w:tc>
           <w:tcPr>
-            <w:tcW w:type="dxa" w:w="2504"/>
+            <w:tcW w:type="dxa" w:w="2146"/>
             <w:shd w:val="clear" w:color="auto" w:fill="FFFFFF"/>
             <w:tcMar>
               <w:top w:w="85" w:type="dxa"/>
@@ -496,13 +497,13 @@
                 <w:color w:val="1B2A41"/>
                 <w:sz w:val="23"/>
               </w:rPr>
-              <w:t>Tarefa por tarefa</w:t>
+              <w:t>Conceitos</w:t>
             </w:r>
           </w:p>
         </w:tc>
         <w:tc>
           <w:tcPr>
-            <w:tcW w:type="dxa" w:w="2504"/>
+            <w:tcW w:type="dxa" w:w="2146"/>
             <w:shd w:val="clear" w:color="auto" w:fill="FFFFFF"/>
             <w:tcMar>
               <w:top w:w="85" w:type="dxa"/>
@@ -531,13 +532,13 @@
                 <w:color w:val="1B2A41"/>
                 <w:sz w:val="23"/>
               </w:rPr>
-              <w:t>Como se prova</w:t>
+              <w:t>As 5 peças</w:t>
             </w:r>
           </w:p>
         </w:tc>
         <w:tc>
           <w:tcPr>
-            <w:tcW w:type="dxa" w:w="2504"/>
+            <w:tcW w:type="dxa" w:w="2146"/>
             <w:shd w:val="clear" w:color="auto" w:fill="FFFFFF"/>
             <w:tcMar>
               <w:top w:w="85" w:type="dxa"/>
@@ -566,13 +567,13 @@
                 <w:color w:val="1B2A41"/>
                 <w:sz w:val="23"/>
               </w:rPr>
-              <w:t>Números</w:t>
+              <w:t>A prova</w:t>
             </w:r>
           </w:p>
         </w:tc>
         <w:tc>
           <w:tcPr>
-            <w:tcW w:type="dxa" w:w="2504"/>
+            <w:tcW w:type="dxa" w:w="2146"/>
             <w:shd w:val="clear" w:color="auto" w:fill="FFFFFF"/>
             <w:tcMar>
               <w:top w:w="85" w:type="dxa"/>
@@ -593,6 +594,41 @@
                 <w:sz w:val="28"/>
               </w:rPr>
               <w:t xml:space="preserve">6  </w:t>
+            </w:r>
+            <w:r>
+              <w:rPr>
+                <w:b/>
+                <w:i w:val="0"/>
+                <w:color w:val="1B2A41"/>
+                <w:sz w:val="23"/>
+              </w:rPr>
+              <w:t>Números</w:t>
+            </w:r>
+          </w:p>
+        </w:tc>
+        <w:tc>
+          <w:tcPr>
+            <w:tcW w:type="dxa" w:w="2146"/>
+            <w:shd w:val="clear" w:color="auto" w:fill="FFFFFF"/>
+            <w:tcMar>
+              <w:top w:w="85" w:type="dxa"/>
+              <w:left w:w="85" w:type="dxa"/>
+              <w:bottom w:w="85" w:type="dxa"/>
+              <w:right w:w="85" w:type="dxa"/>
+            </w:tcMar>
+          </w:tcPr>
+          <w:p>
+            <w:pPr>
+              <w:spacing w:before="0" w:after="0"/>
+            </w:pPr>
+            <w:r>
+              <w:rPr>
+                <w:b/>
+                <w:i w:val="0"/>
+                <w:color w:val="E9A23B"/>
+                <w:sz w:val="28"/>
+              </w:rPr>
+              <w:t xml:space="preserve">7  </w:t>
             </w:r>
             <w:r>
               <w:rPr>
@@ -634,7 +670,7 @@
           <w:color w:val="6B7480"/>
           <w:sz w:val="25"/>
         </w:rPr>
-        <w:t>O sistema é construído de baixo para cima; cada etapa acrescenta uma camada. Em destaque, a camada desta etapa.</w:t>
+        <w:t>O sistema é construído em degraus: cada etapa se apoia na anterior. A E5 acrescenta vários agentes em paralelo, com tolerância a falhas.</w:t>
       </w:r>
     </w:p>
     <w:p>
@@ -644,7 +680,7 @@
       <w:r>
         <w:drawing>
           <wp:inline xmlns:a="http://schemas.openxmlformats.org/drawingml/2006/main" xmlns:pic="http://schemas.openxmlformats.org/drawingml/2006/picture">
-            <wp:extent cx="7560000" cy="3190539"/>
+            <wp:extent cx="8640000" cy="3481473"/>
             <wp:docPr id="1" name="Picture 1"/>
             <wp:cNvGraphicFramePr>
               <a:graphicFrameLocks noChangeAspect="1"/>
@@ -665,7 +701,7 @@
                   <pic:spPr>
                     <a:xfrm>
                       <a:off x="0" y="0"/>
-                      <a:ext cx="7560000" cy="3190539"/>
+                      <a:ext cx="8640000" cy="3481473"/>
                     </a:xfrm>
                     <a:prstGeom prst="rect"/>
                   </pic:spPr>
@@ -689,7 +725,7 @@
           <w:color w:val="1B2A41"/>
           <w:sz w:val="48"/>
         </w:rPr>
-        <w:t>Como funciona</w:t>
+        <w:t>A ideia: que problema esta etapa resolve</w:t>
       </w:r>
     </w:p>
     <w:p>
@@ -703,7 +739,1062 @@
           <w:color w:val="6B7480"/>
           <w:sz w:val="25"/>
         </w:rPr>
-        <w:t>O desenho mostra as peças desta etapa e como elas conversam.</w:t>
+        <w:t>Com a linha de produção pronta (E4), as tarefas ainda rodavam uma de cada vez e tudo dependia de nada dar errado no meio.</w:t>
+      </w:r>
+    </w:p>
+    <w:tbl>
+      <w:tblPr>
+        <w:tblW w:type="auto" w:w="0"/>
+        <w:jc w:val="center"/>
+        <w:tblLayout w:type="fixed"/>
+        <w:tblLook w:firstColumn="1" w:firstRow="1" w:lastColumn="0" w:lastRow="0" w:noHBand="0" w:noVBand="1" w:val="04A0"/>
+        <w:tblBorders>
+          <w:top w:val="nil"/>
+          <w:left w:val="nil"/>
+          <w:bottom w:val="nil"/>
+          <w:right w:val="nil"/>
+          <w:insideH w:val="nil"/>
+          <w:insideV w:val="nil"/>
+        </w:tblBorders>
+      </w:tblPr>
+      <w:tblGrid>
+        <w:gridCol w:w="5386"/>
+        <w:gridCol w:w="4535"/>
+        <w:gridCol w:w="5102"/>
+      </w:tblGrid>
+      <w:tr>
+        <w:trPr>
+          <w:cantSplit/>
+        </w:trPr>
+        <w:tc>
+          <w:tcPr>
+            <w:tcW w:type="dxa" w:w="5386"/>
+            <w:shd w:val="clear" w:color="auto" w:fill="1B2A41"/>
+            <w:tcMar>
+              <w:top w:w="124" w:type="dxa"/>
+              <w:left w:w="124" w:type="dxa"/>
+              <w:bottom w:w="124" w:type="dxa"/>
+              <w:right w:w="124" w:type="dxa"/>
+            </w:tcMar>
+          </w:tcPr>
+          <w:p>
+            <w:pPr>
+              <w:spacing w:before="0" w:after="0"/>
+            </w:pPr>
+            <w:r>
+              <w:rPr>
+                <w:b/>
+                <w:i w:val="0"/>
+                <w:color w:val="FFFFFF"/>
+                <w:sz w:val="23"/>
+              </w:rPr>
+              <w:t>Problema</w:t>
+            </w:r>
+          </w:p>
+        </w:tc>
+        <w:tc>
+          <w:tcPr>
+            <w:tcW w:type="dxa" w:w="4535"/>
+            <w:shd w:val="clear" w:color="auto" w:fill="1B2A41"/>
+            <w:tcMar>
+              <w:top w:w="124" w:type="dxa"/>
+              <w:left w:w="124" w:type="dxa"/>
+              <w:bottom w:w="124" w:type="dxa"/>
+              <w:right w:w="124" w:type="dxa"/>
+            </w:tcMar>
+          </w:tcPr>
+          <w:p>
+            <w:pPr>
+              <w:spacing w:before="0" w:after="0"/>
+            </w:pPr>
+            <w:r>
+              <w:rPr>
+                <w:b/>
+                <w:i w:val="0"/>
+                <w:color w:val="FFFFFF"/>
+                <w:sz w:val="23"/>
+              </w:rPr>
+              <w:t>Sem resolver agora…</w:t>
+            </w:r>
+          </w:p>
+        </w:tc>
+        <w:tc>
+          <w:tcPr>
+            <w:tcW w:type="dxa" w:w="5102"/>
+            <w:shd w:val="clear" w:color="auto" w:fill="1B2A41"/>
+            <w:tcMar>
+              <w:top w:w="124" w:type="dxa"/>
+              <w:left w:w="124" w:type="dxa"/>
+              <w:bottom w:w="124" w:type="dxa"/>
+              <w:right w:w="124" w:type="dxa"/>
+            </w:tcMar>
+          </w:tcPr>
+          <w:p>
+            <w:pPr>
+              <w:spacing w:before="0" w:after="0"/>
+            </w:pPr>
+            <w:r>
+              <w:rPr>
+                <w:b/>
+                <w:i w:val="0"/>
+                <w:color w:val="FFFFFF"/>
+                <w:sz w:val="23"/>
+              </w:rPr>
+              <w:t>O que a etapa constrói</w:t>
+            </w:r>
+          </w:p>
+        </w:tc>
+      </w:tr>
+      <w:tr>
+        <w:trPr>
+          <w:cantSplit/>
+        </w:trPr>
+        <w:tc>
+          <w:tcPr>
+            <w:tcW w:type="dxa" w:w="5386"/>
+            <w:shd w:val="clear" w:color="auto" w:fill="F2F4F7"/>
+            <w:tcMar>
+              <w:top w:w="124" w:type="dxa"/>
+              <w:left w:w="124" w:type="dxa"/>
+              <w:bottom w:w="124" w:type="dxa"/>
+              <w:right w:w="124" w:type="dxa"/>
+            </w:tcMar>
+          </w:tcPr>
+          <w:p>
+            <w:pPr>
+              <w:spacing w:before="0" w:after="0"/>
+            </w:pPr>
+            <w:r>
+              <w:rPr>
+                <w:b/>
+                <w:i w:val="0"/>
+                <w:color w:val="1F2328"/>
+                <w:sz w:val="24"/>
+              </w:rPr>
+              <w:t>Uma tarefa por vez é lento; várias ao mesmo tempo podem editar o mesmo arquivo</w:t>
+            </w:r>
+          </w:p>
+        </w:tc>
+        <w:tc>
+          <w:tcPr>
+            <w:tcW w:type="dxa" w:w="4535"/>
+            <w:shd w:val="clear" w:color="auto" w:fill="F2F4F7"/>
+            <w:tcMar>
+              <w:top w:w="124" w:type="dxa"/>
+              <w:left w:w="124" w:type="dxa"/>
+              <w:bottom w:w="124" w:type="dxa"/>
+              <w:right w:w="124" w:type="dxa"/>
+            </w:tcMar>
+          </w:tcPr>
+          <w:p>
+            <w:pPr>
+              <w:spacing w:before="0" w:after="0"/>
+            </w:pPr>
+            <w:r>
+              <w:rPr>
+                <w:b w:val="0"/>
+                <w:i w:val="0"/>
+                <w:color w:val="6B7480"/>
+                <w:sz w:val="24"/>
+              </w:rPr>
+              <w:t>o trabalho de uma tarefa estraga o da outra, sem ninguém perceber</w:t>
+            </w:r>
+          </w:p>
+        </w:tc>
+        <w:tc>
+          <w:tcPr>
+            <w:tcW w:type="dxa" w:w="5102"/>
+            <w:shd w:val="clear" w:color="auto" w:fill="F2F4F7"/>
+            <w:tcMar>
+              <w:top w:w="124" w:type="dxa"/>
+              <w:left w:w="124" w:type="dxa"/>
+              <w:bottom w:w="124" w:type="dxa"/>
+              <w:right w:w="124" w:type="dxa"/>
+            </w:tcMar>
+          </w:tcPr>
+          <w:p>
+            <w:pPr>
+              <w:spacing w:before="0" w:after="0"/>
+            </w:pPr>
+            <w:r>
+              <w:rPr>
+                <w:b/>
+                <w:i w:val="0"/>
+                <w:color w:val="2A9D8F"/>
+                <w:sz w:val="24"/>
+              </w:rPr>
+              <w:t>áreas da tarefa como exclusão mútua + limite de agentes pelo perfil da máquina</w:t>
+            </w:r>
+          </w:p>
+        </w:tc>
+      </w:tr>
+      <w:tr>
+        <w:trPr>
+          <w:cantSplit/>
+        </w:trPr>
+        <w:tc>
+          <w:tcPr>
+            <w:tcW w:type="dxa" w:w="5386"/>
+            <w:shd w:val="clear" w:color="auto" w:fill="FFFFFF"/>
+            <w:tcMar>
+              <w:top w:w="124" w:type="dxa"/>
+              <w:left w:w="124" w:type="dxa"/>
+              <w:bottom w:w="124" w:type="dxa"/>
+              <w:right w:w="124" w:type="dxa"/>
+            </w:tcMar>
+          </w:tcPr>
+          <w:p>
+            <w:pPr>
+              <w:spacing w:before="0" w:after="0"/>
+            </w:pPr>
+            <w:r>
+              <w:rPr>
+                <w:b/>
+                <w:i w:val="0"/>
+                <w:color w:val="1F2328"/>
+                <w:sz w:val="24"/>
+              </w:rPr>
+              <w:t>Um agente pode travar ou cair no meio do trabalho</w:t>
+            </w:r>
+          </w:p>
+        </w:tc>
+        <w:tc>
+          <w:tcPr>
+            <w:tcW w:type="dxa" w:w="4535"/>
+            <w:shd w:val="clear" w:color="auto" w:fill="FFFFFF"/>
+            <w:tcMar>
+              <w:top w:w="124" w:type="dxa"/>
+              <w:left w:w="124" w:type="dxa"/>
+              <w:bottom w:w="124" w:type="dxa"/>
+              <w:right w:w="124" w:type="dxa"/>
+            </w:tcMar>
+          </w:tcPr>
+          <w:p>
+            <w:pPr>
+              <w:spacing w:before="0" w:after="0"/>
+            </w:pPr>
+            <w:r>
+              <w:rPr>
+                <w:b w:val="0"/>
+                <w:i w:val="0"/>
+                <w:color w:val="6B7480"/>
+                <w:sz w:val="24"/>
+              </w:rPr>
+              <w:t>uma queda derruba as outras tarefas junto</w:t>
+            </w:r>
+          </w:p>
+        </w:tc>
+        <w:tc>
+          <w:tcPr>
+            <w:tcW w:type="dxa" w:w="5102"/>
+            <w:shd w:val="clear" w:color="auto" w:fill="FFFFFF"/>
+            <w:tcMar>
+              <w:top w:w="124" w:type="dxa"/>
+              <w:left w:w="124" w:type="dxa"/>
+              <w:bottom w:w="124" w:type="dxa"/>
+              <w:right w:w="124" w:type="dxa"/>
+            </w:tcMar>
+          </w:tcPr>
+          <w:p>
+            <w:pPr>
+              <w:spacing w:before="0" w:after="0"/>
+            </w:pPr>
+            <w:r>
+              <w:rPr>
+                <w:b/>
+                <w:i w:val="0"/>
+                <w:color w:val="2A9D8F"/>
+                <w:sz w:val="24"/>
+              </w:rPr>
+              <w:t>um processo isolado e supervisionado por tarefa</w:t>
+            </w:r>
+          </w:p>
+        </w:tc>
+      </w:tr>
+      <w:tr>
+        <w:trPr>
+          <w:cantSplit/>
+        </w:trPr>
+        <w:tc>
+          <w:tcPr>
+            <w:tcW w:type="dxa" w:w="5386"/>
+            <w:shd w:val="clear" w:color="auto" w:fill="F2F4F7"/>
+            <w:tcMar>
+              <w:top w:w="124" w:type="dxa"/>
+              <w:left w:w="124" w:type="dxa"/>
+              <w:bottom w:w="124" w:type="dxa"/>
+              <w:right w:w="124" w:type="dxa"/>
+            </w:tcMar>
+          </w:tcPr>
+          <w:p>
+            <w:pPr>
+              <w:spacing w:before="0" w:after="0"/>
+            </w:pPr>
+            <w:r>
+              <w:rPr>
+                <w:b/>
+                <w:i w:val="0"/>
+                <w:color w:val="1F2328"/>
+                <w:sz w:val="24"/>
+              </w:rPr>
+              <w:t>Trabalho guardado só na memória some numa queda</w:t>
+            </w:r>
+          </w:p>
+        </w:tc>
+        <w:tc>
+          <w:tcPr>
+            <w:tcW w:type="dxa" w:w="4535"/>
+            <w:shd w:val="clear" w:color="auto" w:fill="F2F4F7"/>
+            <w:tcMar>
+              <w:top w:w="124" w:type="dxa"/>
+              <w:left w:w="124" w:type="dxa"/>
+              <w:bottom w:w="124" w:type="dxa"/>
+              <w:right w:w="124" w:type="dxa"/>
+            </w:tcMar>
+          </w:tcPr>
+          <w:p>
+            <w:pPr>
+              <w:spacing w:before="0" w:after="0"/>
+            </w:pPr>
+            <w:r>
+              <w:rPr>
+                <w:b w:val="0"/>
+                <w:i w:val="0"/>
+                <w:color w:val="6B7480"/>
+                <w:sz w:val="24"/>
+              </w:rPr>
+              <w:t>tarefa "em execução" sem ninguém executando</w:t>
+            </w:r>
+          </w:p>
+        </w:tc>
+        <w:tc>
+          <w:tcPr>
+            <w:tcW w:type="dxa" w:w="5102"/>
+            <w:shd w:val="clear" w:color="auto" w:fill="F2F4F7"/>
+            <w:tcMar>
+              <w:top w:w="124" w:type="dxa"/>
+              <w:left w:w="124" w:type="dxa"/>
+              <w:bottom w:w="124" w:type="dxa"/>
+              <w:right w:w="124" w:type="dxa"/>
+            </w:tcMar>
+          </w:tcPr>
+          <w:p>
+            <w:pPr>
+              <w:spacing w:before="0" w:after="0"/>
+            </w:pPr>
+            <w:r>
+              <w:rPr>
+                <w:b/>
+                <w:i w:val="0"/>
+                <w:color w:val="2A9D8F"/>
+                <w:sz w:val="24"/>
+              </w:rPr>
+              <w:t>fila no banco, gravada na mesma transação da mudança de estado</w:t>
+            </w:r>
+          </w:p>
+        </w:tc>
+      </w:tr>
+      <w:tr>
+        <w:trPr>
+          <w:cantSplit/>
+        </w:trPr>
+        <w:tc>
+          <w:tcPr>
+            <w:tcW w:type="dxa" w:w="5386"/>
+            <w:shd w:val="clear" w:color="auto" w:fill="FFFFFF"/>
+            <w:tcMar>
+              <w:top w:w="124" w:type="dxa"/>
+              <w:left w:w="124" w:type="dxa"/>
+              <w:bottom w:w="124" w:type="dxa"/>
+              <w:right w:w="124" w:type="dxa"/>
+            </w:tcMar>
+          </w:tcPr>
+          <w:p>
+            <w:pPr>
+              <w:spacing w:before="0" w:after="0"/>
+            </w:pPr>
+            <w:r>
+              <w:rPr>
+                <w:b/>
+                <w:i w:val="0"/>
+                <w:color w:val="1F2328"/>
+                <w:sz w:val="24"/>
+              </w:rPr>
+              <w:t>Sob assinatura, a cota de uso acaba no meio do dia</w:t>
+            </w:r>
+          </w:p>
+        </w:tc>
+        <w:tc>
+          <w:tcPr>
+            <w:tcW w:type="dxa" w:w="4535"/>
+            <w:shd w:val="clear" w:color="auto" w:fill="FFFFFF"/>
+            <w:tcMar>
+              <w:top w:w="124" w:type="dxa"/>
+              <w:left w:w="124" w:type="dxa"/>
+              <w:bottom w:w="124" w:type="dxa"/>
+              <w:right w:w="124" w:type="dxa"/>
+            </w:tcMar>
+          </w:tcPr>
+          <w:p>
+            <w:pPr>
+              <w:spacing w:before="0" w:after="0"/>
+            </w:pPr>
+            <w:r>
+              <w:rPr>
+                <w:b w:val="0"/>
+                <w:i w:val="0"/>
+                <w:color w:val="6B7480"/>
+                <w:sz w:val="24"/>
+              </w:rPr>
+              <w:t>cada despacho seria julgado como reprovação e queimaria ciclos</w:t>
+            </w:r>
+          </w:p>
+        </w:tc>
+        <w:tc>
+          <w:tcPr>
+            <w:tcW w:type="dxa" w:w="5102"/>
+            <w:shd w:val="clear" w:color="auto" w:fill="FFFFFF"/>
+            <w:tcMar>
+              <w:top w:w="124" w:type="dxa"/>
+              <w:left w:w="124" w:type="dxa"/>
+              <w:bottom w:w="124" w:type="dxa"/>
+              <w:right w:w="124" w:type="dxa"/>
+            </w:tcMar>
+          </w:tcPr>
+          <w:p>
+            <w:pPr>
+              <w:spacing w:before="0" w:after="0"/>
+            </w:pPr>
+            <w:r>
+              <w:rPr>
+                <w:b/>
+                <w:i w:val="0"/>
+                <w:color w:val="2A9D8F"/>
+                <w:sz w:val="24"/>
+              </w:rPr>
+              <w:t>a parede de cota vira estado do sistema: pausa, dorme e rearma sozinho</w:t>
+            </w:r>
+          </w:p>
+        </w:tc>
+      </w:tr>
+      <w:tr>
+        <w:trPr>
+          <w:cantSplit/>
+        </w:trPr>
+        <w:tc>
+          <w:tcPr>
+            <w:tcW w:type="dxa" w:w="5386"/>
+            <w:shd w:val="clear" w:color="auto" w:fill="F2F4F7"/>
+            <w:tcMar>
+              <w:top w:w="124" w:type="dxa"/>
+              <w:left w:w="124" w:type="dxa"/>
+              <w:bottom w:w="124" w:type="dxa"/>
+              <w:right w:w="124" w:type="dxa"/>
+            </w:tcMar>
+          </w:tcPr>
+          <w:p>
+            <w:pPr>
+              <w:spacing w:before="0" w:after="0"/>
+            </w:pPr>
+            <w:r>
+              <w:rPr>
+                <w:b/>
+                <w:i w:val="0"/>
+                <w:color w:val="1F2328"/>
+                <w:sz w:val="24"/>
+              </w:rPr>
+              <w:t>Um agente morto deixa arquivos escritos e não commitados</w:t>
+            </w:r>
+          </w:p>
+        </w:tc>
+        <w:tc>
+          <w:tcPr>
+            <w:tcW w:type="dxa" w:w="4535"/>
+            <w:shd w:val="clear" w:color="auto" w:fill="F2F4F7"/>
+            <w:tcMar>
+              <w:top w:w="124" w:type="dxa"/>
+              <w:left w:w="124" w:type="dxa"/>
+              <w:bottom w:w="124" w:type="dxa"/>
+              <w:right w:w="124" w:type="dxa"/>
+            </w:tcMar>
+          </w:tcPr>
+          <w:p>
+            <w:pPr>
+              <w:spacing w:before="0" w:after="0"/>
+            </w:pPr>
+            <w:r>
+              <w:rPr>
+                <w:b w:val="0"/>
+                <w:i w:val="0"/>
+                <w:color w:val="6B7480"/>
+                <w:sz w:val="24"/>
+              </w:rPr>
+              <w:t>trabalho sem dono; tarefa presa em teste ou revisão</w:t>
+            </w:r>
+          </w:p>
+        </w:tc>
+        <w:tc>
+          <w:tcPr>
+            <w:tcW w:type="dxa" w:w="5102"/>
+            <w:shd w:val="clear" w:color="auto" w:fill="F2F4F7"/>
+            <w:tcMar>
+              <w:top w:w="124" w:type="dxa"/>
+              <w:left w:w="124" w:type="dxa"/>
+              <w:bottom w:w="124" w:type="dxa"/>
+              <w:right w:w="124" w:type="dxa"/>
+            </w:tcMar>
+          </w:tcPr>
+          <w:p>
+            <w:pPr>
+              <w:spacing w:before="0" w:after="0"/>
+            </w:pPr>
+            <w:r>
+              <w:rPr>
+                <w:b/>
+                <w:i w:val="0"/>
+                <w:color w:val="2A9D8F"/>
+                <w:sz w:val="24"/>
+              </w:rPr>
+              <w:t>saneamento que devolve o estado e commita o parcial em nome da tarefa</w:t>
+            </w:r>
+          </w:p>
+        </w:tc>
+      </w:tr>
+    </w:tbl>
+    <w:p>
+      <w:pPr>
+        <w:pageBreakBefore/>
+        <w:spacing w:before="0" w:after="40"/>
+      </w:pPr>
+      <w:r>
+        <w:rPr>
+          <w:rFonts w:ascii="Cambria" w:hAnsi="Cambria"/>
+          <w:b/>
+          <w:i w:val="0"/>
+          <w:color w:val="1B2A41"/>
+          <w:sz w:val="48"/>
+        </w:rPr>
+        <w:t>Conceitos em 1 minuto</w:t>
+      </w:r>
+    </w:p>
+    <w:p>
+      <w:pPr>
+        <w:spacing w:before="0" w:after="200"/>
+      </w:pPr>
+      <w:r>
+        <w:rPr>
+          <w:b w:val="0"/>
+          <w:i w:val="0"/>
+          <w:color w:val="6B7480"/>
+          <w:sz w:val="25"/>
+        </w:rPr>
+        <w:t>Os termos que aparecem nesta etapa, explicados antes de serem usados.</w:t>
+      </w:r>
+    </w:p>
+    <w:tbl>
+      <w:tblPr>
+        <w:tblW w:type="auto" w:w="0"/>
+        <w:jc w:val="center"/>
+        <w:tblLayout w:type="fixed"/>
+        <w:tblLook w:firstColumn="1" w:firstRow="1" w:lastColumn="0" w:lastRow="0" w:noHBand="0" w:noVBand="1" w:val="04A0"/>
+        <w:tblBorders>
+          <w:top w:val="nil"/>
+          <w:left w:val="nil"/>
+          <w:bottom w:val="nil"/>
+          <w:right w:val="nil"/>
+          <w:insideH w:val="nil"/>
+          <w:insideV w:val="nil"/>
+        </w:tblBorders>
+      </w:tblPr>
+      <w:tblGrid>
+        <w:gridCol w:w="3402"/>
+        <w:gridCol w:w="11622"/>
+      </w:tblGrid>
+      <w:tr>
+        <w:trPr>
+          <w:cantSplit/>
+        </w:trPr>
+        <w:tc>
+          <w:tcPr>
+            <w:tcW w:type="dxa" w:w="3402"/>
+            <w:shd w:val="clear" w:color="auto" w:fill="1B2A41"/>
+            <w:tcMar>
+              <w:top w:w="124" w:type="dxa"/>
+              <w:left w:w="124" w:type="dxa"/>
+              <w:bottom w:w="124" w:type="dxa"/>
+              <w:right w:w="124" w:type="dxa"/>
+            </w:tcMar>
+          </w:tcPr>
+          <w:p>
+            <w:pPr>
+              <w:spacing w:before="0" w:after="0"/>
+            </w:pPr>
+            <w:r>
+              <w:rPr>
+                <w:b/>
+                <w:i w:val="0"/>
+                <w:color w:val="FFFFFF"/>
+                <w:sz w:val="25"/>
+              </w:rPr>
+              <w:t>Processo (Elixir)</w:t>
+            </w:r>
+          </w:p>
+        </w:tc>
+        <w:tc>
+          <w:tcPr>
+            <w:tcW w:type="dxa" w:w="11622"/>
+            <w:shd w:val="clear" w:color="auto" w:fill="F2F4F7"/>
+            <w:tcMar>
+              <w:top w:w="124" w:type="dxa"/>
+              <w:left w:w="124" w:type="dxa"/>
+              <w:bottom w:w="124" w:type="dxa"/>
+              <w:right w:w="124" w:type="dxa"/>
+            </w:tcMar>
+          </w:tcPr>
+          <w:p>
+            <w:pPr>
+              <w:spacing w:before="0" w:after="0"/>
+            </w:pPr>
+            <w:r>
+              <w:rPr>
+                <w:b w:val="0"/>
+                <w:i w:val="0"/>
+                <w:color w:val="1F2328"/>
+                <w:sz w:val="24"/>
+              </w:rPr>
+              <w:t>Unidade de execução leve e isolada da máquina virtual do Elixir. Não divide memória com os outros: se morre, só ele morre.</w:t>
+            </w:r>
+          </w:p>
+        </w:tc>
+      </w:tr>
+      <w:tr>
+        <w:trPr>
+          <w:cantSplit/>
+        </w:trPr>
+        <w:tc>
+          <w:tcPr>
+            <w:tcW w:type="dxa" w:w="3402"/>
+            <w:shd w:val="clear" w:color="auto" w:fill="1B2A41"/>
+            <w:tcMar>
+              <w:top w:w="124" w:type="dxa"/>
+              <w:left w:w="124" w:type="dxa"/>
+              <w:bottom w:w="124" w:type="dxa"/>
+              <w:right w:w="124" w:type="dxa"/>
+            </w:tcMar>
+          </w:tcPr>
+          <w:p>
+            <w:pPr>
+              <w:spacing w:before="0" w:after="0"/>
+            </w:pPr>
+            <w:r>
+              <w:rPr>
+                <w:b/>
+                <w:i w:val="0"/>
+                <w:color w:val="FFFFFF"/>
+                <w:sz w:val="25"/>
+              </w:rPr>
+              <w:t>Supervisor</w:t>
+            </w:r>
+          </w:p>
+        </w:tc>
+        <w:tc>
+          <w:tcPr>
+            <w:tcW w:type="dxa" w:w="11622"/>
+            <w:shd w:val="clear" w:color="auto" w:fill="FFFFFF"/>
+            <w:tcMar>
+              <w:top w:w="124" w:type="dxa"/>
+              <w:left w:w="124" w:type="dxa"/>
+              <w:bottom w:w="124" w:type="dxa"/>
+              <w:right w:w="124" w:type="dxa"/>
+            </w:tcMar>
+          </w:tcPr>
+          <w:p>
+            <w:pPr>
+              <w:spacing w:before="0" w:after="0"/>
+            </w:pPr>
+            <w:r>
+              <w:rPr>
+                <w:b w:val="0"/>
+                <w:i w:val="0"/>
+                <w:color w:val="1F2328"/>
+                <w:sz w:val="24"/>
+              </w:rPr>
+              <w:t>Processo cuja função é ser dono de outros processos e saber quando eles morrem. Aqui ele NÃO reinicia o agente às cegas: só avisa.</w:t>
+            </w:r>
+          </w:p>
+        </w:tc>
+      </w:tr>
+      <w:tr>
+        <w:trPr>
+          <w:cantSplit/>
+        </w:trPr>
+        <w:tc>
+          <w:tcPr>
+            <w:tcW w:type="dxa" w:w="3402"/>
+            <w:shd w:val="clear" w:color="auto" w:fill="1B2A41"/>
+            <w:tcMar>
+              <w:top w:w="124" w:type="dxa"/>
+              <w:left w:w="124" w:type="dxa"/>
+              <w:bottom w:w="124" w:type="dxa"/>
+              <w:right w:w="124" w:type="dxa"/>
+            </w:tcMar>
+          </w:tcPr>
+          <w:p>
+            <w:pPr>
+              <w:spacing w:before="0" w:after="0"/>
+            </w:pPr>
+            <w:r>
+              <w:rPr>
+                <w:b/>
+                <w:i w:val="0"/>
+                <w:color w:val="FFFFFF"/>
+                <w:sz w:val="25"/>
+              </w:rPr>
+              <w:t>Registro (Registry)</w:t>
+            </w:r>
+          </w:p>
+        </w:tc>
+        <w:tc>
+          <w:tcPr>
+            <w:tcW w:type="dxa" w:w="11622"/>
+            <w:shd w:val="clear" w:color="auto" w:fill="F2F4F7"/>
+            <w:tcMar>
+              <w:top w:w="124" w:type="dxa"/>
+              <w:left w:w="124" w:type="dxa"/>
+              <w:bottom w:w="124" w:type="dxa"/>
+              <w:right w:w="124" w:type="dxa"/>
+            </w:tcMar>
+          </w:tcPr>
+          <w:p>
+            <w:pPr>
+              <w:spacing w:before="0" w:after="0"/>
+            </w:pPr>
+            <w:r>
+              <w:rPr>
+                <w:b w:val="0"/>
+                <w:i w:val="0"/>
+                <w:color w:val="1F2328"/>
+                <w:sz w:val="24"/>
+              </w:rPr>
+              <w:t>Catálogo de endereços: acha o agente de uma tarefa pelo nome {:agent, tarefa}. Quando o processo morre, o endereço some junto.</w:t>
+            </w:r>
+          </w:p>
+        </w:tc>
+      </w:tr>
+      <w:tr>
+        <w:trPr>
+          <w:cantSplit/>
+        </w:trPr>
+        <w:tc>
+          <w:tcPr>
+            <w:tcW w:type="dxa" w:w="3402"/>
+            <w:shd w:val="clear" w:color="auto" w:fill="1B2A41"/>
+            <w:tcMar>
+              <w:top w:w="124" w:type="dxa"/>
+              <w:left w:w="124" w:type="dxa"/>
+              <w:bottom w:w="124" w:type="dxa"/>
+              <w:right w:w="124" w:type="dxa"/>
+            </w:tcMar>
+          </w:tcPr>
+          <w:p>
+            <w:pPr>
+              <w:spacing w:before="0" w:after="0"/>
+            </w:pPr>
+            <w:r>
+              <w:rPr>
+                <w:b/>
+                <w:i w:val="0"/>
+                <w:color w:val="FFFFFF"/>
+                <w:sz w:val="25"/>
+              </w:rPr>
+              <w:t>Fila durável (Oban)</w:t>
+            </w:r>
+          </w:p>
+        </w:tc>
+        <w:tc>
+          <w:tcPr>
+            <w:tcW w:type="dxa" w:w="11622"/>
+            <w:shd w:val="clear" w:color="auto" w:fill="FFFFFF"/>
+            <w:tcMar>
+              <w:top w:w="124" w:type="dxa"/>
+              <w:left w:w="124" w:type="dxa"/>
+              <w:bottom w:w="124" w:type="dxa"/>
+              <w:right w:w="124" w:type="dxa"/>
+            </w:tcMar>
+          </w:tcPr>
+          <w:p>
+            <w:pPr>
+              <w:spacing w:before="0" w:after="0"/>
+            </w:pPr>
+            <w:r>
+              <w:rPr>
+                <w:b w:val="0"/>
+                <w:i w:val="0"/>
+                <w:color w:val="1F2328"/>
+                <w:sz w:val="24"/>
+              </w:rPr>
+              <w:t>Fila de trabalhos guardada numa tabela do próprio PostgreSQL. Sobrevive a reinício e entra na mesma transação que muda a tarefa.</w:t>
+            </w:r>
+          </w:p>
+        </w:tc>
+      </w:tr>
+      <w:tr>
+        <w:trPr>
+          <w:cantSplit/>
+        </w:trPr>
+        <w:tc>
+          <w:tcPr>
+            <w:tcW w:type="dxa" w:w="3402"/>
+            <w:shd w:val="clear" w:color="auto" w:fill="1B2A41"/>
+            <w:tcMar>
+              <w:top w:w="124" w:type="dxa"/>
+              <w:left w:w="124" w:type="dxa"/>
+              <w:bottom w:w="124" w:type="dxa"/>
+              <w:right w:w="124" w:type="dxa"/>
+            </w:tcMar>
+          </w:tcPr>
+          <w:p>
+            <w:pPr>
+              <w:spacing w:before="0" w:after="0"/>
+            </w:pPr>
+            <w:r>
+              <w:rPr>
+                <w:b/>
+                <w:i w:val="0"/>
+                <w:color w:val="FFFFFF"/>
+                <w:sz w:val="25"/>
+              </w:rPr>
+              <w:t>Exclusão mútua</w:t>
+            </w:r>
+          </w:p>
+        </w:tc>
+        <w:tc>
+          <w:tcPr>
+            <w:tcW w:type="dxa" w:w="11622"/>
+            <w:shd w:val="clear" w:color="auto" w:fill="F2F4F7"/>
+            <w:tcMar>
+              <w:top w:w="124" w:type="dxa"/>
+              <w:left w:w="124" w:type="dxa"/>
+              <w:bottom w:w="124" w:type="dxa"/>
+              <w:right w:w="124" w:type="dxa"/>
+            </w:tcMar>
+          </w:tcPr>
+          <w:p>
+            <w:pPr>
+              <w:spacing w:before="0" w:after="0"/>
+            </w:pPr>
+            <w:r>
+              <w:rPr>
+                <w:b w:val="0"/>
+                <w:i w:val="0"/>
+                <w:color w:val="1F2328"/>
+                <w:sz w:val="24"/>
+              </w:rPr>
+              <w:t>Regra que impede dois de mexerem na mesma coisa ao mesmo tempo. Aqui, a "coisa" são os arquivos declarados em áreas.</w:t>
+            </w:r>
+          </w:p>
+        </w:tc>
+      </w:tr>
+      <w:tr>
+        <w:trPr>
+          <w:cantSplit/>
+        </w:trPr>
+        <w:tc>
+          <w:tcPr>
+            <w:tcW w:type="dxa" w:w="3402"/>
+            <w:shd w:val="clear" w:color="auto" w:fill="1B2A41"/>
+            <w:tcMar>
+              <w:top w:w="124" w:type="dxa"/>
+              <w:left w:w="124" w:type="dxa"/>
+              <w:bottom w:w="124" w:type="dxa"/>
+              <w:right w:w="124" w:type="dxa"/>
+            </w:tcMar>
+          </w:tcPr>
+          <w:p>
+            <w:pPr>
+              <w:spacing w:before="0" w:after="0"/>
+            </w:pPr>
+            <w:r>
+              <w:rPr>
+                <w:b/>
+                <w:i w:val="0"/>
+                <w:color w:val="FFFFFF"/>
+                <w:sz w:val="25"/>
+              </w:rPr>
+              <w:t>Parede de cota</w:t>
+            </w:r>
+          </w:p>
+        </w:tc>
+        <w:tc>
+          <w:tcPr>
+            <w:tcW w:type="dxa" w:w="11622"/>
+            <w:shd w:val="clear" w:color="auto" w:fill="FFFFFF"/>
+            <w:tcMar>
+              <w:top w:w="124" w:type="dxa"/>
+              <w:left w:w="124" w:type="dxa"/>
+              <w:bottom w:w="124" w:type="dxa"/>
+              <w:right w:w="124" w:type="dxa"/>
+            </w:tcMar>
+          </w:tcPr>
+          <w:p>
+            <w:pPr>
+              <w:spacing w:before="0" w:after="0"/>
+            </w:pPr>
+            <w:r>
+              <w:rPr>
+                <w:b w:val="0"/>
+                <w:i w:val="0"/>
+                <w:color w:val="1F2328"/>
+                <w:sz w:val="24"/>
+              </w:rPr>
+              <w:t>O momento em que o fornecedor recusa novos pedidos até um horário de reabertura. Não é erro do trabalho: é falta de recurso.</w:t>
+            </w:r>
+          </w:p>
+        </w:tc>
+      </w:tr>
+      <w:tr>
+        <w:trPr>
+          <w:cantSplit/>
+        </w:trPr>
+        <w:tc>
+          <w:tcPr>
+            <w:tcW w:type="dxa" w:w="3402"/>
+            <w:shd w:val="clear" w:color="auto" w:fill="1B2A41"/>
+            <w:tcMar>
+              <w:top w:w="124" w:type="dxa"/>
+              <w:left w:w="124" w:type="dxa"/>
+              <w:bottom w:w="124" w:type="dxa"/>
+              <w:right w:w="124" w:type="dxa"/>
+            </w:tcMar>
+          </w:tcPr>
+          <w:p>
+            <w:pPr>
+              <w:spacing w:before="0" w:after="0"/>
+            </w:pPr>
+            <w:r>
+              <w:rPr>
+                <w:b/>
+                <w:i w:val="0"/>
+                <w:color w:val="FFFFFF"/>
+                <w:sz w:val="25"/>
+              </w:rPr>
+              <w:t>Espera crescente (backoff)</w:t>
+            </w:r>
+          </w:p>
+        </w:tc>
+        <w:tc>
+          <w:tcPr>
+            <w:tcW w:type="dxa" w:w="11622"/>
+            <w:shd w:val="clear" w:color="auto" w:fill="F2F4F7"/>
+            <w:tcMar>
+              <w:top w:w="124" w:type="dxa"/>
+              <w:left w:w="124" w:type="dxa"/>
+              <w:bottom w:w="124" w:type="dxa"/>
+              <w:right w:w="124" w:type="dxa"/>
+            </w:tcMar>
+          </w:tcPr>
+          <w:p>
+            <w:pPr>
+              <w:spacing w:before="0" w:after="0"/>
+            </w:pPr>
+            <w:r>
+              <w:rPr>
+                <w:b w:val="0"/>
+                <w:i w:val="0"/>
+                <w:color w:val="1F2328"/>
+                <w:sz w:val="24"/>
+              </w:rPr>
+              <w:t>Sem horário de reabertura, tentar de novo após 1, 2, 4, 8… minutos, com teto de 1 hora: nem martela o fornecedor, nem dorme para sempre.</w:t>
+            </w:r>
+          </w:p>
+        </w:tc>
+      </w:tr>
+      <w:tr>
+        <w:trPr>
+          <w:cantSplit/>
+        </w:trPr>
+        <w:tc>
+          <w:tcPr>
+            <w:tcW w:type="dxa" w:w="3402"/>
+            <w:shd w:val="clear" w:color="auto" w:fill="1B2A41"/>
+            <w:tcMar>
+              <w:top w:w="124" w:type="dxa"/>
+              <w:left w:w="124" w:type="dxa"/>
+              <w:bottom w:w="124" w:type="dxa"/>
+              <w:right w:w="124" w:type="dxa"/>
+            </w:tcMar>
+          </w:tcPr>
+          <w:p>
+            <w:pPr>
+              <w:spacing w:before="0" w:after="0"/>
+            </w:pPr>
+            <w:r>
+              <w:rPr>
+                <w:b/>
+                <w:i w:val="0"/>
+                <w:color w:val="FFFFFF"/>
+                <w:sz w:val="25"/>
+              </w:rPr>
+              <w:t>Tarefa órfã</w:t>
+            </w:r>
+          </w:p>
+        </w:tc>
+        <w:tc>
+          <w:tcPr>
+            <w:tcW w:type="dxa" w:w="11622"/>
+            <w:shd w:val="clear" w:color="auto" w:fill="FFFFFF"/>
+            <w:tcMar>
+              <w:top w:w="124" w:type="dxa"/>
+              <w:left w:w="124" w:type="dxa"/>
+              <w:bottom w:w="124" w:type="dxa"/>
+              <w:right w:w="124" w:type="dxa"/>
+            </w:tcMar>
+          </w:tcPr>
+          <w:p>
+            <w:pPr>
+              <w:spacing w:before="0" w:after="0"/>
+            </w:pPr>
+            <w:r>
+              <w:rPr>
+                <w:b w:val="0"/>
+                <w:i w:val="0"/>
+                <w:color w:val="1F2328"/>
+                <w:sz w:val="24"/>
+              </w:rPr>
+              <w:t>Tarefa em execução, teste ou revisão sem nenhum agente vivo trabalhando nela — sinal de que o agente morreu.</w:t>
+            </w:r>
+          </w:p>
+        </w:tc>
+      </w:tr>
+    </w:tbl>
+    <w:p>
+      <w:pPr>
+        <w:pageBreakBefore/>
+        <w:spacing w:before="0" w:after="40"/>
+      </w:pPr>
+      <w:r>
+        <w:rPr>
+          <w:rFonts w:ascii="Cambria" w:hAnsi="Cambria"/>
+          <w:b/>
+          <w:i w:val="0"/>
+          <w:color w:val="1B2A41"/>
+          <w:sz w:val="48"/>
+        </w:rPr>
+        <w:t>Peça 1 · Um processo supervisionado por tarefa</w:t>
+      </w:r>
+    </w:p>
+    <w:p>
+      <w:pPr>
+        <w:spacing w:before="0" w:after="200"/>
+      </w:pPr>
+      <w:r>
+        <w:rPr>
+          <w:b w:val="0"/>
+          <w:i w:val="0"/>
+          <w:color w:val="6B7480"/>
+          <w:sz w:val="25"/>
+        </w:rPr>
+        <w:t>Cada agente roda num processo próprio, com endereço no registro e um supervisor que percebe quando ele morre. A queda de um não toca nos outros.</w:t>
       </w:r>
     </w:p>
     <w:p>
@@ -713,7 +1804,7 @@
       <w:r>
         <w:drawing>
           <wp:inline xmlns:a="http://schemas.openxmlformats.org/drawingml/2006/main" xmlns:pic="http://schemas.openxmlformats.org/drawingml/2006/picture">
-            <wp:extent cx="8460000" cy="3689999"/>
+            <wp:extent cx="9539997" cy="2325104"/>
             <wp:docPr id="2" name="Picture 2"/>
             <wp:cNvGraphicFramePr>
               <a:graphicFrameLocks noChangeAspect="1"/>
@@ -722,7 +1813,7 @@
               <a:graphicData uri="http://schemas.openxmlformats.org/drawingml/2006/picture">
                 <pic:pic>
                   <pic:nvPicPr>
-                    <pic:cNvPr id="0" name="diag.png"/>
+                    <pic:cNvPr id="0" name="E5-supervisor.png"/>
                     <pic:cNvPicPr/>
                   </pic:nvPicPr>
                   <pic:blipFill>
@@ -734,7 +1825,7 @@
                   <pic:spPr>
                     <a:xfrm>
                       <a:off x="0" y="0"/>
-                      <a:ext cx="8460000" cy="3689999"/>
+                      <a:ext cx="9539997" cy="2325104"/>
                     </a:xfrm>
                     <a:prstGeom prst="rect"/>
                   </pic:spPr>
@@ -747,79 +1838,1192 @@
     </w:p>
     <w:p>
       <w:pPr>
-        <w:pStyle w:val="ListBullet"/>
-        <w:spacing w:after="40"/>
+        <w:spacing w:before="0" w:after="80"/>
+      </w:pPr>
+    </w:p>
+    <w:tbl>
+      <w:tblPr>
+        <w:tblW w:type="auto" w:w="0"/>
+        <w:jc w:val="center"/>
+        <w:tblLayout w:type="fixed"/>
+        <w:tblLook w:firstColumn="1" w:firstRow="1" w:lastColumn="0" w:lastRow="0" w:noHBand="0" w:noVBand="1" w:val="04A0"/>
+        <w:tblBorders>
+          <w:top w:val="nil"/>
+          <w:left w:val="nil"/>
+          <w:bottom w:val="nil"/>
+          <w:right w:val="nil"/>
+          <w:insideH w:val="nil"/>
+          <w:insideV w:val="nil"/>
+        </w:tblBorders>
+      </w:tblPr>
+      <w:tblGrid>
+        <w:gridCol w:w="9354"/>
+        <w:gridCol w:w="5669"/>
+      </w:tblGrid>
+      <w:tr>
+        <w:tc>
+          <w:tcPr>
+            <w:tcW w:type="dxa" w:w="9354"/>
+            <w:shd w:val="clear" w:color="auto" w:fill="F2F4F7"/>
+            <w:tcMar>
+              <w:top w:w="170" w:type="dxa"/>
+              <w:left w:w="170" w:type="dxa"/>
+              <w:bottom w:w="170" w:type="dxa"/>
+              <w:right w:w="170" w:type="dxa"/>
+            </w:tcMar>
+          </w:tcPr>
+          <w:p>
+            <w:pPr>
+              <w:spacing w:before="0" w:after="60"/>
+            </w:pPr>
+            <w:r>
+              <w:rPr>
+                <w:b/>
+                <w:i w:val="0"/>
+                <w:color w:val="4A6FA5"/>
+                <w:sz w:val="21"/>
+              </w:rPr>
+              <w:t>COMO FUNCIONA</w:t>
+            </w:r>
+          </w:p>
+          <w:p>
+            <w:pPr>
+              <w:pStyle w:val="ListBullet"/>
+              <w:spacing w:after="40"/>
+            </w:pPr>
+            <w:r>
+              <w:rPr>
+                <w:b w:val="0"/>
+                <w:i w:val="0"/>
+                <w:color w:val="1F2328"/>
+                <w:sz w:val="22"/>
+              </w:rPr>
+              <w:t>start_agent/4 cria o processo sob um supervisor dinâmico "um por um": a morte de um filho não afeta os irmãos.</w:t>
+            </w:r>
+          </w:p>
+          <w:p>
+            <w:pPr>
+              <w:pStyle w:val="ListBullet"/>
+              <w:spacing w:after="40"/>
+            </w:pPr>
+            <w:r>
+              <w:rPr>
+                <w:b w:val="0"/>
+                <w:i w:val="0"/>
+                <w:color w:val="1F2328"/>
+                <w:sz w:val="22"/>
+              </w:rPr>
+              <w:t>Sem reinício cego (restart: :temporary): reiniciar criaria um agente sem a conversa e pagaria de novo o que já foi gasto. Quem decide o que fazer é o chamador, avisado com a tarefa e o motivo.</w:t>
+            </w:r>
+          </w:p>
+          <w:p>
+            <w:pPr>
+              <w:pStyle w:val="ListBullet"/>
+              <w:spacing w:after="40"/>
+            </w:pPr>
+            <w:r>
+              <w:rPr>
+                <w:b w:val="0"/>
+                <w:i w:val="0"/>
+                <w:color w:val="1F2328"/>
+                <w:sz w:val="22"/>
+              </w:rPr>
+              <w:t>O monitor é instalado ANTES de o agente começar (o agente espera um sinal): mesmo um trabalho muito rápido nunca morre sem ser notado.</w:t>
+            </w:r>
+          </w:p>
+        </w:tc>
+        <w:tc>
+          <w:tcPr>
+            <w:tcW w:type="dxa" w:w="5669"/>
+            <w:shd w:val="clear" w:color="auto" w:fill="2A9D8F"/>
+            <w:tcMar>
+              <w:top w:w="170" w:type="dxa"/>
+              <w:left w:w="170" w:type="dxa"/>
+              <w:bottom w:w="170" w:type="dxa"/>
+              <w:right w:w="170" w:type="dxa"/>
+            </w:tcMar>
+          </w:tcPr>
+          <w:p>
+            <w:pPr>
+              <w:spacing w:before="0" w:after="80"/>
+            </w:pPr>
+            <w:r>
+              <w:rPr>
+                <w:b/>
+                <w:i w:val="0"/>
+                <w:color w:val="FFFFFF"/>
+                <w:sz w:val="21"/>
+              </w:rPr>
+              <w:t>POR QUE É RELEVANTE</w:t>
+            </w:r>
+          </w:p>
+          <w:p>
+            <w:pPr>
+              <w:spacing w:before="0" w:after="0"/>
+            </w:pPr>
+            <w:r>
+              <w:rPr>
+                <w:b/>
+                <w:i w:val="0"/>
+                <w:color w:val="FFFFFF"/>
+                <w:sz w:val="24"/>
+              </w:rPr>
+              <w:t>Atende R13: o estado do trabalho mora no banco, nunca no processo — por isso um agente pode morrer a qualquer momento sem levar nada junto.</w:t>
+            </w:r>
+          </w:p>
+        </w:tc>
+      </w:tr>
+    </w:tbl>
+    <w:p>
+      <w:pPr>
+        <w:pageBreakBefore/>
+        <w:spacing w:before="0" w:after="40"/>
+      </w:pPr>
+      <w:r>
+        <w:rPr>
+          <w:rFonts w:ascii="Cambria" w:hAnsi="Cambria"/>
+          <w:b/>
+          <w:i w:val="0"/>
+          <w:color w:val="1B2A41"/>
+          <w:sz w:val="48"/>
+        </w:rPr>
+        <w:t>Peça 2 · Fila durável no banco</w:t>
+      </w:r>
+    </w:p>
+    <w:p>
+      <w:pPr>
+        <w:spacing w:before="0" w:after="200"/>
       </w:pPr>
       <w:r>
         <w:rPr>
           <w:b w:val="0"/>
           <w:i w:val="0"/>
-          <w:color w:val="1F2328"/>
-          <w:sz w:val="24"/>
+          <w:color w:val="6B7480"/>
+          <w:sz w:val="25"/>
         </w:rPr>
-        <w:t>Um processo supervisionado por tarefa, com registro dos agentes em voo (R13).</w:t>
+        <w:t>Mudar o estado da tarefa e colocar o próximo trabalho na fila acontecem na MESMA transação, no mesmo PostgreSQL.</w:t>
       </w:r>
     </w:p>
     <w:p>
       <w:pPr>
-        <w:pStyle w:val="ListBullet"/>
-        <w:spacing w:after="40"/>
+        <w:jc w:val="center"/>
+      </w:pPr>
+      <w:r>
+        <w:drawing>
+          <wp:inline xmlns:a="http://schemas.openxmlformats.org/drawingml/2006/main" xmlns:pic="http://schemas.openxmlformats.org/drawingml/2006/picture">
+            <wp:extent cx="7188325" cy="2304000"/>
+            <wp:docPr id="3" name="Picture 3"/>
+            <wp:cNvGraphicFramePr>
+              <a:graphicFrameLocks noChangeAspect="1"/>
+            </wp:cNvGraphicFramePr>
+            <a:graphic>
+              <a:graphicData uri="http://schemas.openxmlformats.org/drawingml/2006/picture">
+                <pic:pic>
+                  <pic:nvPicPr>
+                    <pic:cNvPr id="0" name="E5-fila.png"/>
+                    <pic:cNvPicPr/>
+                  </pic:nvPicPr>
+                  <pic:blipFill>
+                    <a:blip r:embed="rId13"/>
+                    <a:stretch>
+                      <a:fillRect/>
+                    </a:stretch>
+                  </pic:blipFill>
+                  <pic:spPr>
+                    <a:xfrm>
+                      <a:off x="0" y="0"/>
+                      <a:ext cx="7188325" cy="2304000"/>
+                    </a:xfrm>
+                    <a:prstGeom prst="rect"/>
+                  </pic:spPr>
+                </pic:pic>
+              </a:graphicData>
+            </a:graphic>
+          </wp:inline>
+        </w:drawing>
+      </w:r>
+    </w:p>
+    <w:p>
+      <w:pPr>
+        <w:spacing w:before="0" w:after="80"/>
+      </w:pPr>
+    </w:p>
+    <w:tbl>
+      <w:tblPr>
+        <w:tblW w:type="auto" w:w="0"/>
+        <w:jc w:val="center"/>
+        <w:tblLayout w:type="fixed"/>
+        <w:tblLook w:firstColumn="1" w:firstRow="1" w:lastColumn="0" w:lastRow="0" w:noHBand="0" w:noVBand="1" w:val="04A0"/>
+        <w:tblBorders>
+          <w:top w:val="nil"/>
+          <w:left w:val="nil"/>
+          <w:bottom w:val="nil"/>
+          <w:right w:val="nil"/>
+          <w:insideH w:val="nil"/>
+          <w:insideV w:val="nil"/>
+        </w:tblBorders>
+      </w:tblPr>
+      <w:tblGrid>
+        <w:gridCol w:w="9354"/>
+        <w:gridCol w:w="5669"/>
+      </w:tblGrid>
+      <w:tr>
+        <w:tc>
+          <w:tcPr>
+            <w:tcW w:type="dxa" w:w="9354"/>
+            <w:shd w:val="clear" w:color="auto" w:fill="F2F4F7"/>
+            <w:tcMar>
+              <w:top w:w="170" w:type="dxa"/>
+              <w:left w:w="170" w:type="dxa"/>
+              <w:bottom w:w="170" w:type="dxa"/>
+              <w:right w:w="170" w:type="dxa"/>
+            </w:tcMar>
+          </w:tcPr>
+          <w:p>
+            <w:pPr>
+              <w:spacing w:before="0" w:after="60"/>
+            </w:pPr>
+            <w:r>
+              <w:rPr>
+                <w:b/>
+                <w:i w:val="0"/>
+                <w:color w:val="4A6FA5"/>
+                <w:sz w:val="21"/>
+              </w:rPr>
+              <w:t>COMO FUNCIONA</w:t>
+            </w:r>
+          </w:p>
+          <w:p>
+            <w:pPr>
+              <w:pStyle w:val="ListBullet"/>
+              <w:spacing w:after="40"/>
+            </w:pPr>
+            <w:r>
+              <w:rPr>
+                <w:b w:val="0"/>
+                <w:i w:val="0"/>
+                <w:color w:val="1F2328"/>
+                <w:sz w:val="22"/>
+              </w:rPr>
+              <w:t>Worker.dispatch/3 junta numa transação a mudança de estado (da E4) e a inserção do trabalho na fila: nunca existe tarefa "em execução" sem trabalho enfileirado.</w:t>
+            </w:r>
+          </w:p>
+          <w:p>
+            <w:pPr>
+              <w:pStyle w:val="ListBullet"/>
+              <w:spacing w:after="40"/>
+            </w:pPr>
+            <w:r>
+              <w:rPr>
+                <w:b w:val="0"/>
+                <w:i w:val="0"/>
+                <w:color w:val="1F2328"/>
+                <w:sz w:val="22"/>
+              </w:rPr>
+              <w:t>Três filas, uma por papel: construtor (até 2 ao mesmo tempo), verificador (1, porque roda a bateria inteira) e revisor (1).</w:t>
+            </w:r>
+          </w:p>
+          <w:p>
+            <w:pPr>
+              <w:pStyle w:val="ListBullet"/>
+              <w:spacing w:after="40"/>
+            </w:pPr>
+            <w:r>
+              <w:rPr>
+                <w:b w:val="0"/>
+                <w:i w:val="0"/>
+                <w:color w:val="1F2328"/>
+                <w:sz w:val="22"/>
+              </w:rPr>
+              <w:t>Um trabalho por tarefa e papel, sem retentativa automática da fila: refazer é decisão da linha de produção, que conta as tentativas.</w:t>
+            </w:r>
+          </w:p>
+          <w:p>
+            <w:pPr>
+              <w:pStyle w:val="ListBullet"/>
+              <w:spacing w:after="40"/>
+            </w:pPr>
+            <w:r>
+              <w:rPr>
+                <w:b w:val="0"/>
+                <w:i w:val="0"/>
+                <w:color w:val="1F2328"/>
+                <w:sz w:val="22"/>
+              </w:rPr>
+              <w:t>Se o nó cai no meio, um resgate devolve à fila o trabalho que ficou preso "executando".</w:t>
+            </w:r>
+          </w:p>
+        </w:tc>
+        <w:tc>
+          <w:tcPr>
+            <w:tcW w:type="dxa" w:w="5669"/>
+            <w:shd w:val="clear" w:color="auto" w:fill="2A9D8F"/>
+            <w:tcMar>
+              <w:top w:w="170" w:type="dxa"/>
+              <w:left w:w="170" w:type="dxa"/>
+              <w:bottom w:w="170" w:type="dxa"/>
+              <w:right w:w="170" w:type="dxa"/>
+            </w:tcMar>
+          </w:tcPr>
+          <w:p>
+            <w:pPr>
+              <w:spacing w:before="0" w:after="80"/>
+            </w:pPr>
+            <w:r>
+              <w:rPr>
+                <w:b/>
+                <w:i w:val="0"/>
+                <w:color w:val="FFFFFF"/>
+                <w:sz w:val="21"/>
+              </w:rPr>
+              <w:t>POR QUE É RELEVANTE</w:t>
+            </w:r>
+          </w:p>
+          <w:p>
+            <w:pPr>
+              <w:spacing w:before="0" w:after="0"/>
+            </w:pPr>
+            <w:r>
+              <w:rPr>
+                <w:b/>
+                <w:i w:val="0"/>
+                <w:color w:val="FFFFFF"/>
+                <w:sz w:val="24"/>
+              </w:rPr>
+              <w:t>Trabalho enfileirado sobrevive a um reinício, e o banco nunca mostra um estado impossível.</w:t>
+            </w:r>
+          </w:p>
+        </w:tc>
+      </w:tr>
+    </w:tbl>
+    <w:p>
+      <w:pPr>
+        <w:pageBreakBefore/>
+        <w:spacing w:before="0" w:after="40"/>
+      </w:pPr>
+      <w:r>
+        <w:rPr>
+          <w:rFonts w:ascii="Cambria" w:hAnsi="Cambria"/>
+          <w:b/>
+          <w:i w:val="0"/>
+          <w:color w:val="1B2A41"/>
+          <w:sz w:val="48"/>
+        </w:rPr>
+        <w:t>O trabalhador da fila</w:t>
+      </w:r>
+    </w:p>
+    <w:p>
+      <w:pPr>
+        <w:spacing w:before="0" w:after="200"/>
       </w:pPr>
       <w:r>
         <w:rPr>
           <w:b w:val="0"/>
           <w:i w:val="0"/>
-          <w:color w:val="1F2328"/>
-          <w:sz w:val="24"/>
+          <w:color w:val="6B7480"/>
+          <w:sz w:val="25"/>
         </w:rPr>
-        <w:t>Fila durável no banco (Oban): enfileirar e mudar o estado da tarefa na mesma transação.</w:t>
+        <w:t>Quem tira um trabalho da fila sobe o agente, espera o resultado e aplica o julgamento do papel — ou adia, se o agente bateu na parede de cota.</w:t>
       </w:r>
     </w:p>
     <w:p>
       <w:pPr>
-        <w:pStyle w:val="ListBullet"/>
-        <w:spacing w:after="40"/>
+        <w:jc w:val="center"/>
+      </w:pPr>
+      <w:r>
+        <w:drawing>
+          <wp:inline xmlns:a="http://schemas.openxmlformats.org/drawingml/2006/main" xmlns:pic="http://schemas.openxmlformats.org/drawingml/2006/picture">
+            <wp:extent cx="9539998" cy="2002659"/>
+            <wp:docPr id="4" name="Picture 4"/>
+            <wp:cNvGraphicFramePr>
+              <a:graphicFrameLocks noChangeAspect="1"/>
+            </wp:cNvGraphicFramePr>
+            <a:graphic>
+              <a:graphicData uri="http://schemas.openxmlformats.org/drawingml/2006/picture">
+                <pic:pic>
+                  <pic:nvPicPr>
+                    <pic:cNvPr id="0" name="E5-worker.png"/>
+                    <pic:cNvPicPr/>
+                  </pic:nvPicPr>
+                  <pic:blipFill>
+                    <a:blip r:embed="rId14"/>
+                    <a:stretch>
+                      <a:fillRect/>
+                    </a:stretch>
+                  </pic:blipFill>
+                  <pic:spPr>
+                    <a:xfrm>
+                      <a:off x="0" y="0"/>
+                      <a:ext cx="9539998" cy="2002659"/>
+                    </a:xfrm>
+                    <a:prstGeom prst="rect"/>
+                  </pic:spPr>
+                </pic:pic>
+              </a:graphicData>
+            </a:graphic>
+          </wp:inline>
+        </w:drawing>
+      </w:r>
+    </w:p>
+    <w:p>
+      <w:pPr>
+        <w:spacing w:before="0" w:after="80"/>
+      </w:pPr>
+    </w:p>
+    <w:tbl>
+      <w:tblPr>
+        <w:tblW w:type="auto" w:w="0"/>
+        <w:jc w:val="center"/>
+        <w:tblLayout w:type="fixed"/>
+        <w:tblLook w:firstColumn="1" w:firstRow="1" w:lastColumn="0" w:lastRow="0" w:noHBand="0" w:noVBand="1" w:val="04A0"/>
+        <w:tblBorders>
+          <w:top w:val="nil"/>
+          <w:left w:val="nil"/>
+          <w:bottom w:val="nil"/>
+          <w:right w:val="nil"/>
+          <w:insideH w:val="nil"/>
+          <w:insideV w:val="nil"/>
+        </w:tblBorders>
+      </w:tblPr>
+      <w:tblGrid>
+        <w:gridCol w:w="9354"/>
+        <w:gridCol w:w="5669"/>
+      </w:tblGrid>
+      <w:tr>
+        <w:tc>
+          <w:tcPr>
+            <w:tcW w:type="dxa" w:w="9354"/>
+            <w:shd w:val="clear" w:color="auto" w:fill="F2F4F7"/>
+            <w:tcMar>
+              <w:top w:w="170" w:type="dxa"/>
+              <w:left w:w="170" w:type="dxa"/>
+              <w:bottom w:w="170" w:type="dxa"/>
+              <w:right w:w="170" w:type="dxa"/>
+            </w:tcMar>
+          </w:tcPr>
+          <w:p>
+            <w:pPr>
+              <w:spacing w:before="0" w:after="60"/>
+            </w:pPr>
+            <w:r>
+              <w:rPr>
+                <w:b/>
+                <w:i w:val="0"/>
+                <w:color w:val="4A6FA5"/>
+                <w:sz w:val="21"/>
+              </w:rPr>
+              <w:t>COMO FUNCIONA</w:t>
+            </w:r>
+          </w:p>
+          <w:p>
+            <w:pPr>
+              <w:pStyle w:val="ListBullet"/>
+              <w:spacing w:after="40"/>
+            </w:pPr>
+            <w:r>
+              <w:rPr>
+                <w:b w:val="0"/>
+                <w:i w:val="0"/>
+                <w:color w:val="1F2328"/>
+                <w:sz w:val="22"/>
+              </w:rPr>
+              <w:t>Construtor: não é julgado; a tarefa segue para teste. Verificador: o sistema roda os critérios (E4). Revisor: conformidade e achados lidos dos relatórios estruturados.</w:t>
+            </w:r>
+          </w:p>
+          <w:p>
+            <w:pPr>
+              <w:pStyle w:val="ListBullet"/>
+              <w:spacing w:after="40"/>
+            </w:pPr>
+            <w:r>
+              <w:rPr>
+                <w:b w:val="0"/>
+                <w:i w:val="0"/>
+                <w:color w:val="1F2328"/>
+                <w:sz w:val="22"/>
+              </w:rPr>
+              <w:t>O fim do despacho grava, numa transação, o novo estado, o relatório do ciclo, o despacho, os consumos e o próximo trabalho.</w:t>
+            </w:r>
+          </w:p>
+          <w:p>
+            <w:pPr>
+              <w:pStyle w:val="ListBullet"/>
+              <w:spacing w:after="40"/>
+            </w:pPr>
+            <w:r>
+              <w:rPr>
+                <w:b w:val="0"/>
+                <w:i w:val="0"/>
+                <w:color w:val="1F2328"/>
+                <w:sz w:val="22"/>
+              </w:rPr>
+              <w:t>Parede de cota: o MESMO trabalho é adiado até a reabertura, sem julgar e sem gastar tentativa. Morte do agente: o motivo é registrado e a tarefa continua despachável.</w:t>
+            </w:r>
+          </w:p>
+        </w:tc>
+        <w:tc>
+          <w:tcPr>
+            <w:tcW w:type="dxa" w:w="5669"/>
+            <w:shd w:val="clear" w:color="auto" w:fill="2A9D8F"/>
+            <w:tcMar>
+              <w:top w:w="170" w:type="dxa"/>
+              <w:left w:w="170" w:type="dxa"/>
+              <w:bottom w:w="170" w:type="dxa"/>
+              <w:right w:w="170" w:type="dxa"/>
+            </w:tcMar>
+          </w:tcPr>
+          <w:p>
+            <w:pPr>
+              <w:spacing w:before="0" w:after="80"/>
+            </w:pPr>
+            <w:r>
+              <w:rPr>
+                <w:b/>
+                <w:i w:val="0"/>
+                <w:color w:val="FFFFFF"/>
+                <w:sz w:val="21"/>
+              </w:rPr>
+              <w:t>POR QUE É RELEVANTE</w:t>
+            </w:r>
+          </w:p>
+          <w:p>
+            <w:pPr>
+              <w:spacing w:before="0" w:after="0"/>
+            </w:pPr>
+            <w:r>
+              <w:rPr>
+                <w:b/>
+                <w:i w:val="0"/>
+                <w:color w:val="FFFFFF"/>
+                <w:sz w:val="24"/>
+              </w:rPr>
+              <w:t>A falta de cota nunca vira reprovação, e a morte de um agente nunca vira aprovação.</w:t>
+            </w:r>
+          </w:p>
+        </w:tc>
+      </w:tr>
+    </w:tbl>
+    <w:p>
+      <w:pPr>
+        <w:pageBreakBefore/>
+        <w:spacing w:before="0" w:after="40"/>
+      </w:pPr>
+      <w:r>
+        <w:rPr>
+          <w:rFonts w:ascii="Cambria" w:hAnsi="Cambria"/>
+          <w:b/>
+          <w:i w:val="0"/>
+          <w:color w:val="1B2A41"/>
+          <w:sz w:val="48"/>
+        </w:rPr>
+        <w:t>Peça 3 · Tarefas em paralelo sem disputar arquivo</w:t>
+      </w:r>
+    </w:p>
+    <w:p>
+      <w:pPr>
+        <w:spacing w:before="0" w:after="200"/>
       </w:pPr>
       <w:r>
         <w:rPr>
           <w:b w:val="0"/>
           <w:i w:val="0"/>
-          <w:color w:val="1F2328"/>
-          <w:sz w:val="24"/>
+          <w:color w:val="6B7480"/>
+          <w:sz w:val="25"/>
         </w:rPr>
-        <w:t>As áreas de cada tarefa são exclusão mútua; o número em voo segue o perfil de 8 GB (R6, R9).</w:t>
+        <w:t>As áreas declaradas de cada tarefa são a exclusão mútua do paralelismo, conferida em dois pontos independentes.</w:t>
       </w:r>
     </w:p>
     <w:p>
       <w:pPr>
-        <w:pStyle w:val="ListBullet"/>
-        <w:spacing w:after="40"/>
+        <w:jc w:val="center"/>
+      </w:pPr>
+      <w:r>
+        <w:drawing>
+          <wp:inline xmlns:a="http://schemas.openxmlformats.org/drawingml/2006/main" xmlns:pic="http://schemas.openxmlformats.org/drawingml/2006/picture">
+            <wp:extent cx="5329651" cy="2592000"/>
+            <wp:docPr id="5" name="Picture 5"/>
+            <wp:cNvGraphicFramePr>
+              <a:graphicFrameLocks noChangeAspect="1"/>
+            </wp:cNvGraphicFramePr>
+            <a:graphic>
+              <a:graphicData uri="http://schemas.openxmlformats.org/drawingml/2006/picture">
+                <pic:pic>
+                  <pic:nvPicPr>
+                    <pic:cNvPr id="0" name="E5-exclusao.png"/>
+                    <pic:cNvPicPr/>
+                  </pic:nvPicPr>
+                  <pic:blipFill>
+                    <a:blip r:embed="rId15"/>
+                    <a:stretch>
+                      <a:fillRect/>
+                    </a:stretch>
+                  </pic:blipFill>
+                  <pic:spPr>
+                    <a:xfrm>
+                      <a:off x="0" y="0"/>
+                      <a:ext cx="5329651" cy="2592000"/>
+                    </a:xfrm>
+                    <a:prstGeom prst="rect"/>
+                  </pic:spPr>
+                </pic:pic>
+              </a:graphicData>
+            </a:graphic>
+          </wp:inline>
+        </w:drawing>
+      </w:r>
+    </w:p>
+    <w:p>
+      <w:pPr>
+        <w:spacing w:before="0" w:after="80"/>
+      </w:pPr>
+    </w:p>
+    <w:tbl>
+      <w:tblPr>
+        <w:tblW w:type="auto" w:w="0"/>
+        <w:jc w:val="center"/>
+        <w:tblLayout w:type="fixed"/>
+        <w:tblLook w:firstColumn="1" w:firstRow="1" w:lastColumn="0" w:lastRow="0" w:noHBand="0" w:noVBand="1" w:val="04A0"/>
+        <w:tblBorders>
+          <w:top w:val="nil"/>
+          <w:left w:val="nil"/>
+          <w:bottom w:val="nil"/>
+          <w:right w:val="nil"/>
+          <w:insideH w:val="nil"/>
+          <w:insideV w:val="nil"/>
+        </w:tblBorders>
+      </w:tblPr>
+      <w:tblGrid>
+        <w:gridCol w:w="9354"/>
+        <w:gridCol w:w="5669"/>
+      </w:tblGrid>
+      <w:tr>
+        <w:tc>
+          <w:tcPr>
+            <w:tcW w:type="dxa" w:w="9354"/>
+            <w:shd w:val="clear" w:color="auto" w:fill="F2F4F7"/>
+            <w:tcMar>
+              <w:top w:w="170" w:type="dxa"/>
+              <w:left w:w="170" w:type="dxa"/>
+              <w:bottom w:w="170" w:type="dxa"/>
+              <w:right w:w="170" w:type="dxa"/>
+            </w:tcMar>
+          </w:tcPr>
+          <w:p>
+            <w:pPr>
+              <w:spacing w:before="0" w:after="60"/>
+            </w:pPr>
+            <w:r>
+              <w:rPr>
+                <w:b/>
+                <w:i w:val="0"/>
+                <w:color w:val="4A6FA5"/>
+                <w:sz w:val="21"/>
+              </w:rPr>
+              <w:t>COMO FUNCIONA</w:t>
+            </w:r>
+          </w:p>
+          <w:p>
+            <w:pPr>
+              <w:pStyle w:val="ListBullet"/>
+              <w:spacing w:after="40"/>
+            </w:pPr>
+            <w:r>
+              <w:rPr>
+                <w:b w:val="0"/>
+                <w:i w:val="0"/>
+                <w:color w:val="1F2328"/>
+                <w:sz w:val="22"/>
+              </w:rPr>
+              <w:t>Ponto 1 — Exclusion.batch/2 pede o lote ao escalonador da E4 e confere de novo as três garantias (áreas disjuntas, até N construtores, verificador sozinho). Se alguma quebrar, para com erro em vez de seguir.</w:t>
+            </w:r>
+          </w:p>
+          <w:p>
+            <w:pPr>
+              <w:pStyle w:val="ListBullet"/>
+              <w:spacing w:after="40"/>
+            </w:pPr>
+            <w:r>
+              <w:rPr>
+                <w:b w:val="0"/>
+                <w:i w:val="0"/>
+                <w:color w:val="1F2328"/>
+                <w:sz w:val="22"/>
+              </w:rPr>
+              <w:t>Ponto 2 — as ferramentas de escrita do sistema recebem as áreas como argumento obrigatório e recusam caminho fora delas (outside_areas).</w:t>
+            </w:r>
+          </w:p>
+          <w:p>
+            <w:pPr>
+              <w:pStyle w:val="ListBullet"/>
+              <w:spacing w:after="40"/>
+            </w:pPr>
+            <w:r>
+              <w:rPr>
+                <w:b w:val="0"/>
+                <w:i w:val="0"/>
+                <w:color w:val="1F2328"/>
+                <w:sz w:val="22"/>
+              </w:rPr>
+              <w:t>O limite N vem de um único número na configuração: 2 construtores, dimensionado para a máquina de 8 GB.</w:t>
+            </w:r>
+          </w:p>
+        </w:tc>
+        <w:tc>
+          <w:tcPr>
+            <w:tcW w:type="dxa" w:w="5669"/>
+            <w:shd w:val="clear" w:color="auto" w:fill="2A9D8F"/>
+            <w:tcMar>
+              <w:top w:w="170" w:type="dxa"/>
+              <w:left w:w="170" w:type="dxa"/>
+              <w:bottom w:w="170" w:type="dxa"/>
+              <w:right w:w="170" w:type="dxa"/>
+            </w:tcMar>
+          </w:tcPr>
+          <w:p>
+            <w:pPr>
+              <w:spacing w:before="0" w:after="80"/>
+            </w:pPr>
+            <w:r>
+              <w:rPr>
+                <w:b/>
+                <w:i w:val="0"/>
+                <w:color w:val="FFFFFF"/>
+                <w:sz w:val="21"/>
+              </w:rPr>
+              <w:t>POR QUE É RELEVANTE</w:t>
+            </w:r>
+          </w:p>
+          <w:p>
+            <w:pPr>
+              <w:spacing w:before="0" w:after="0"/>
+            </w:pPr>
+            <w:r>
+              <w:rPr>
+                <w:b/>
+                <w:i w:val="0"/>
+                <w:color w:val="FFFFFF"/>
+                <w:sz w:val="24"/>
+              </w:rPr>
+              <w:t>Atende R6: a regra é do sistema, não uma instrução que um prompt mal escrito poderia furar.</w:t>
+            </w:r>
+          </w:p>
+        </w:tc>
+      </w:tr>
+    </w:tbl>
+    <w:p>
+      <w:pPr>
+        <w:pageBreakBefore/>
+        <w:spacing w:before="0" w:after="40"/>
+      </w:pPr>
+      <w:r>
+        <w:rPr>
+          <w:rFonts w:ascii="Cambria" w:hAnsi="Cambria"/>
+          <w:b/>
+          <w:i w:val="0"/>
+          <w:color w:val="1B2A41"/>
+          <w:sz w:val="48"/>
+        </w:rPr>
+        <w:t>Peça 4 · Parede de cota: dormir e rearmar sozinho</w:t>
+      </w:r>
+    </w:p>
+    <w:p>
+      <w:pPr>
+        <w:spacing w:before="0" w:after="200"/>
       </w:pPr>
       <w:r>
         <w:rPr>
           <w:b w:val="0"/>
           <w:i w:val="0"/>
-          <w:color w:val="1F2328"/>
-          <w:sz w:val="24"/>
+          <w:color w:val="6B7480"/>
+          <w:sz w:val="25"/>
         </w:rPr>
-        <w:t>Parede de cota do fornecedor reconhecida: o sistema dorme até a reabertura e rearma sozinho.</w:t>
+        <w:t>Quando a cota acaba, o sistema pausa as filas sem cancelar nada, dorme até a reabertura anunciada e retoma sozinho.</w:t>
       </w:r>
     </w:p>
     <w:p>
       <w:pPr>
-        <w:pStyle w:val="ListBullet"/>
-        <w:spacing w:after="40"/>
+        <w:jc w:val="center"/>
+      </w:pPr>
+      <w:r>
+        <w:drawing>
+          <wp:inline xmlns:a="http://schemas.openxmlformats.org/drawingml/2006/main" xmlns:pic="http://schemas.openxmlformats.org/drawingml/2006/picture">
+            <wp:extent cx="9540000" cy="1980000"/>
+            <wp:docPr id="6" name="Picture 6"/>
+            <wp:cNvGraphicFramePr>
+              <a:graphicFrameLocks noChangeAspect="1"/>
+            </wp:cNvGraphicFramePr>
+            <a:graphic>
+              <a:graphicData uri="http://schemas.openxmlformats.org/drawingml/2006/picture">
+                <pic:pic>
+                  <pic:nvPicPr>
+                    <pic:cNvPr id="0" name="E5-cota.png"/>
+                    <pic:cNvPicPr/>
+                  </pic:nvPicPr>
+                  <pic:blipFill>
+                    <a:blip r:embed="rId16"/>
+                    <a:stretch>
+                      <a:fillRect/>
+                    </a:stretch>
+                  </pic:blipFill>
+                  <pic:spPr>
+                    <a:xfrm>
+                      <a:off x="0" y="0"/>
+                      <a:ext cx="9540000" cy="1980000"/>
+                    </a:xfrm>
+                    <a:prstGeom prst="rect"/>
+                  </pic:spPr>
+                </pic:pic>
+              </a:graphicData>
+            </a:graphic>
+          </wp:inline>
+        </w:drawing>
+      </w:r>
+    </w:p>
+    <w:p>
+      <w:pPr>
+        <w:spacing w:before="0" w:after="80"/>
+      </w:pPr>
+    </w:p>
+    <w:tbl>
+      <w:tblPr>
+        <w:tblW w:type="auto" w:w="0"/>
+        <w:jc w:val="center"/>
+        <w:tblLayout w:type="fixed"/>
+        <w:tblLook w:firstColumn="1" w:firstRow="1" w:lastColumn="0" w:lastRow="0" w:noHBand="0" w:noVBand="1" w:val="04A0"/>
+        <w:tblBorders>
+          <w:top w:val="nil"/>
+          <w:left w:val="nil"/>
+          <w:bottom w:val="nil"/>
+          <w:right w:val="nil"/>
+          <w:insideH w:val="nil"/>
+          <w:insideV w:val="nil"/>
+        </w:tblBorders>
+      </w:tblPr>
+      <w:tblGrid>
+        <w:gridCol w:w="9354"/>
+        <w:gridCol w:w="5669"/>
+      </w:tblGrid>
+      <w:tr>
+        <w:tc>
+          <w:tcPr>
+            <w:tcW w:type="dxa" w:w="9354"/>
+            <w:shd w:val="clear" w:color="auto" w:fill="F2F4F7"/>
+            <w:tcMar>
+              <w:top w:w="170" w:type="dxa"/>
+              <w:left w:w="170" w:type="dxa"/>
+              <w:bottom w:w="170" w:type="dxa"/>
+              <w:right w:w="170" w:type="dxa"/>
+            </w:tcMar>
+          </w:tcPr>
+          <w:p>
+            <w:pPr>
+              <w:spacing w:before="0" w:after="60"/>
+            </w:pPr>
+            <w:r>
+              <w:rPr>
+                <w:b/>
+                <w:i w:val="0"/>
+                <w:color w:val="4A6FA5"/>
+                <w:sz w:val="21"/>
+              </w:rPr>
+              <w:t>COMO FUNCIONA</w:t>
+            </w:r>
+          </w:p>
+          <w:p>
+            <w:pPr>
+              <w:pStyle w:val="ListBullet"/>
+              <w:spacing w:after="40"/>
+            </w:pPr>
+            <w:r>
+              <w:rPr>
+                <w:b w:val="0"/>
+                <w:i w:val="0"/>
+                <w:color w:val="1F2328"/>
+                <w:sz w:val="22"/>
+              </w:rPr>
+              <w:t>O laço do agente reconhece a resposta de cota esgotada e avisa Factory.Quota, que pausa as filas — os trabalhos continuam na tabela, disponíveis.</w:t>
+            </w:r>
+          </w:p>
+          <w:p>
+            <w:pPr>
+              <w:pStyle w:val="ListBullet"/>
+              <w:spacing w:after="40"/>
+            </w:pPr>
+            <w:r>
+              <w:rPr>
+                <w:b w:val="0"/>
+                <w:i w:val="0"/>
+                <w:color w:val="1F2328"/>
+                <w:sz w:val="22"/>
+              </w:rPr>
+              <w:t>O horário vem estruturado ou em texto ("5:30pm (America/Sao_Paulo)"); o rearme é marcado para ele + 2 minutos de margem.</w:t>
+            </w:r>
+          </w:p>
+          <w:p>
+            <w:pPr>
+              <w:pStyle w:val="ListBullet"/>
+              <w:spacing w:after="40"/>
+            </w:pPr>
+            <w:r>
+              <w:rPr>
+                <w:b w:val="0"/>
+                <w:i w:val="0"/>
+                <w:color w:val="1F2328"/>
+                <w:sz w:val="22"/>
+              </w:rPr>
+              <w:t>Sem horário legível: espera crescente, de 1 minuto até no máximo 1 hora.</w:t>
+            </w:r>
+          </w:p>
+        </w:tc>
+        <w:tc>
+          <w:tcPr>
+            <w:tcW w:type="dxa" w:w="5669"/>
+            <w:shd w:val="clear" w:color="auto" w:fill="2A9D8F"/>
+            <w:tcMar>
+              <w:top w:w="170" w:type="dxa"/>
+              <w:left w:w="170" w:type="dxa"/>
+              <w:bottom w:w="170" w:type="dxa"/>
+              <w:right w:w="170" w:type="dxa"/>
+            </w:tcMar>
+          </w:tcPr>
+          <w:p>
+            <w:pPr>
+              <w:spacing w:before="0" w:after="80"/>
+            </w:pPr>
+            <w:r>
+              <w:rPr>
+                <w:b/>
+                <w:i w:val="0"/>
+                <w:color w:val="FFFFFF"/>
+                <w:sz w:val="21"/>
+              </w:rPr>
+              <w:t>POR QUE É RELEVANTE</w:t>
+            </w:r>
+          </w:p>
+          <w:p>
+            <w:pPr>
+              <w:spacing w:before="0" w:after="0"/>
+            </w:pPr>
+            <w:r>
+              <w:rPr>
+                <w:b/>
+                <w:i w:val="0"/>
+                <w:color w:val="FFFFFF"/>
+                <w:sz w:val="24"/>
+              </w:rPr>
+              <w:t>Sob assinatura o recurso escasso é a cota. Tratá-la como estado do sistema evita queimar ciclos de retrabalho por algo que não é defeito.</w:t>
+            </w:r>
+          </w:p>
+        </w:tc>
+      </w:tr>
+    </w:tbl>
+    <w:p>
+      <w:pPr>
+        <w:pageBreakBefore/>
+        <w:spacing w:before="0" w:after="40"/>
+      </w:pPr>
+      <w:r>
+        <w:rPr>
+          <w:rFonts w:ascii="Cambria" w:hAnsi="Cambria"/>
+          <w:b/>
+          <w:i w:val="0"/>
+          <w:color w:val="1B2A41"/>
+          <w:sz w:val="48"/>
+        </w:rPr>
+        <w:t>Peça 5 · Recuperar trabalho interrompido</w:t>
+      </w:r>
+    </w:p>
+    <w:p>
+      <w:pPr>
+        <w:spacing w:before="0" w:after="200"/>
       </w:pPr>
       <w:r>
         <w:rPr>
           <w:b w:val="0"/>
           <w:i w:val="0"/>
-          <w:color w:val="1F2328"/>
-          <w:sz w:val="24"/>
+          <w:color w:val="6B7480"/>
+          <w:sz w:val="25"/>
         </w:rPr>
-        <w:t>Na subida após uma queda, o trabalho parcial é commitado em nome da tarefa certa.</w:t>
+        <w:t>Depois de uma queda, o saneamento cruza o banco (quem estava em andamento) com o registro (quem está vivo) e com o git (o que foi escrito e não commitado).</w:t>
       </w:r>
     </w:p>
+    <w:p>
+      <w:pPr>
+        <w:jc w:val="center"/>
+      </w:pPr>
+      <w:r>
+        <w:drawing>
+          <wp:inline xmlns:a="http://schemas.openxmlformats.org/drawingml/2006/main" xmlns:pic="http://schemas.openxmlformats.org/drawingml/2006/picture">
+            <wp:extent cx="4704511" cy="2664000"/>
+            <wp:docPr id="7" name="Picture 7"/>
+            <wp:cNvGraphicFramePr>
+              <a:graphicFrameLocks noChangeAspect="1"/>
+            </wp:cNvGraphicFramePr>
+            <a:graphic>
+              <a:graphicData uri="http://schemas.openxmlformats.org/drawingml/2006/picture">
+                <pic:pic>
+                  <pic:nvPicPr>
+                    <pic:cNvPr id="0" name="E5-recuperacao.png"/>
+                    <pic:cNvPicPr/>
+                  </pic:nvPicPr>
+                  <pic:blipFill>
+                    <a:blip r:embed="rId17"/>
+                    <a:stretch>
+                      <a:fillRect/>
+                    </a:stretch>
+                  </pic:blipFill>
+                  <pic:spPr>
+                    <a:xfrm>
+                      <a:off x="0" y="0"/>
+                      <a:ext cx="4704511" cy="2664000"/>
+                    </a:xfrm>
+                    <a:prstGeom prst="rect"/>
+                  </pic:spPr>
+                </pic:pic>
+              </a:graphicData>
+            </a:graphic>
+          </wp:inline>
+        </w:drawing>
+      </w:r>
+    </w:p>
+    <w:p>
+      <w:pPr>
+        <w:spacing w:before="0" w:after="80"/>
+      </w:pPr>
+    </w:p>
+    <w:tbl>
+      <w:tblPr>
+        <w:tblW w:type="auto" w:w="0"/>
+        <w:jc w:val="center"/>
+        <w:tblLayout w:type="fixed"/>
+        <w:tblLook w:firstColumn="1" w:firstRow="1" w:lastColumn="0" w:lastRow="0" w:noHBand="0" w:noVBand="1" w:val="04A0"/>
+        <w:tblBorders>
+          <w:top w:val="nil"/>
+          <w:left w:val="nil"/>
+          <w:bottom w:val="nil"/>
+          <w:right w:val="nil"/>
+          <w:insideH w:val="nil"/>
+          <w:insideV w:val="nil"/>
+        </w:tblBorders>
+      </w:tblPr>
+      <w:tblGrid>
+        <w:gridCol w:w="9354"/>
+        <w:gridCol w:w="5669"/>
+      </w:tblGrid>
+      <w:tr>
+        <w:tc>
+          <w:tcPr>
+            <w:tcW w:type="dxa" w:w="9354"/>
+            <w:shd w:val="clear" w:color="auto" w:fill="F2F4F7"/>
+            <w:tcMar>
+              <w:top w:w="170" w:type="dxa"/>
+              <w:left w:w="170" w:type="dxa"/>
+              <w:bottom w:w="170" w:type="dxa"/>
+              <w:right w:w="170" w:type="dxa"/>
+            </w:tcMar>
+          </w:tcPr>
+          <w:p>
+            <w:pPr>
+              <w:spacing w:before="0" w:after="60"/>
+            </w:pPr>
+            <w:r>
+              <w:rPr>
+                <w:b/>
+                <w:i w:val="0"/>
+                <w:color w:val="4A6FA5"/>
+                <w:sz w:val="21"/>
+              </w:rPr>
+              <w:t>COMO FUNCIONA</w:t>
+            </w:r>
+          </w:p>
+          <w:p>
+            <w:pPr>
+              <w:pStyle w:val="ListBullet"/>
+              <w:spacing w:after="40"/>
+            </w:pPr>
+            <w:r>
+              <w:rPr>
+                <w:b w:val="0"/>
+                <w:i w:val="0"/>
+                <w:color w:val="1F2328"/>
+                <w:sz w:val="22"/>
+              </w:rPr>
+              <w:t>Órfã em execução fica como está: já é despachável de novo como construtor.</w:t>
+            </w:r>
+          </w:p>
+          <w:p>
+            <w:pPr>
+              <w:pStyle w:val="ListBullet"/>
+              <w:spacing w:after="40"/>
+            </w:pPr>
+            <w:r>
+              <w:rPr>
+                <w:b w:val="0"/>
+                <w:i w:val="0"/>
+                <w:color w:val="1F2328"/>
+                <w:sz w:val="22"/>
+              </w:rPr>
+              <w:t>Órfã em teste ou revisão volta para execução com motivo "recovery": um portão que morreu deixou veredito desconhecido, nunca favorável.</w:t>
+            </w:r>
+          </w:p>
+          <w:p>
+            <w:pPr>
+              <w:pStyle w:val="ListBullet"/>
+              <w:spacing w:after="40"/>
+            </w:pPr>
+            <w:r>
+              <w:rPr>
+                <w:b w:val="0"/>
+                <w:i w:val="0"/>
+                <w:color w:val="1F2328"/>
+                <w:sz w:val="22"/>
+              </w:rPr>
+              <w:t>Arquivos não commitados dentro das áreas da órfã são commitados em nome dela — nunca descartados em silêncio. E o relatório sai sempre, mesmo vazio.</w:t>
+            </w:r>
+          </w:p>
+        </w:tc>
+        <w:tc>
+          <w:tcPr>
+            <w:tcW w:type="dxa" w:w="5669"/>
+            <w:shd w:val="clear" w:color="auto" w:fill="2A9D8F"/>
+            <w:tcMar>
+              <w:top w:w="170" w:type="dxa"/>
+              <w:left w:w="170" w:type="dxa"/>
+              <w:bottom w:w="170" w:type="dxa"/>
+              <w:right w:w="170" w:type="dxa"/>
+            </w:tcMar>
+          </w:tcPr>
+          <w:p>
+            <w:pPr>
+              <w:spacing w:before="0" w:after="80"/>
+            </w:pPr>
+            <w:r>
+              <w:rPr>
+                <w:b/>
+                <w:i w:val="0"/>
+                <w:color w:val="FFFFFF"/>
+                <w:sz w:val="21"/>
+              </w:rPr>
+              <w:t>POR QUE É RELEVANTE</w:t>
+            </w:r>
+          </w:p>
+          <w:p>
+            <w:pPr>
+              <w:spacing w:before="0" w:after="0"/>
+            </w:pPr>
+            <w:r>
+              <w:rPr>
+                <w:b/>
+                <w:i w:val="0"/>
+                <w:color w:val="FFFFFF"/>
+                <w:sz w:val="24"/>
+              </w:rPr>
+              <w:t>Atende R13 junto com a Peça 1: nenhum trabalho se perde e nenhum arquivo fica sem dono. Limpeza que só fala quando acha algo não se distingue de uma quebrada.</w:t>
+            </w:r>
+          </w:p>
+        </w:tc>
+      </w:tr>
+    </w:tbl>
     <w:p>
       <w:pPr>
         <w:pageBreakBefore/>
@@ -1416,7 +3620,7 @@
                 <w:color w:val="4A5160"/>
                 <w:sz w:val="20"/>
               </w:rPr>
-              <w:t>Ao subir depois de uma queda, achar o trabalho parcial sem dono e commitá-lo em nome da tarefa.</w:t>
+              <w:t>Depois de uma queda, achar as tarefas órfãs, devolver o estado delas e commitar o trabalho parcial em nome da tarefa.</w:t>
             </w:r>
           </w:p>
         </w:tc>
@@ -1575,75 +3779,61 @@
           <w:color w:val="6B7480"/>
           <w:sz w:val="25"/>
         </w:rPr>
-        <w:t>A entrega combinada no plano, demonstrada por um teste ou execução real.</w:t>
+        <w:t>Entrega combinada: Três tarefas em paralelo; encerrar uma no meio não afeta as outras, e ela volta à fila.</w:t>
       </w:r>
     </w:p>
-    <w:tbl>
-      <w:tblPr>
-        <w:tblW w:type="auto" w:w="0"/>
-        <w:jc w:val="center"/>
-        <w:tblLayout w:type="fixed"/>
-        <w:tblLook w:firstColumn="1" w:firstRow="1" w:lastColumn="0" w:lastRow="0" w:noHBand="0" w:noVBand="1" w:val="04A0"/>
-        <w:tblBorders>
-          <w:top w:val="nil"/>
-          <w:left w:val="nil"/>
-          <w:bottom w:val="nil"/>
-          <w:right w:val="nil"/>
-          <w:insideH w:val="nil"/>
-          <w:insideV w:val="nil"/>
-        </w:tblBorders>
-      </w:tblPr>
-      <w:tblGrid>
-        <w:gridCol w:w="15024"/>
-      </w:tblGrid>
-      <w:tr>
-        <w:tc>
-          <w:tcPr>
-            <w:tcW w:type="dxa" w:w="15024"/>
-            <w:shd w:val="clear" w:color="auto" w:fill="1B2A41"/>
-            <w:tcMar>
-              <w:top w:w="255" w:type="dxa"/>
-              <w:left w:w="255" w:type="dxa"/>
-              <w:bottom w:w="255" w:type="dxa"/>
-              <w:right w:w="255" w:type="dxa"/>
-            </w:tcMar>
-          </w:tcPr>
-          <w:p>
-            <w:pPr>
-              <w:spacing w:before="0" w:after="80"/>
-            </w:pPr>
-            <w:r>
-              <w:rPr>
-                <w:b/>
-                <w:i w:val="0"/>
-                <w:color w:val="FFFFFF"/>
-                <w:sz w:val="21"/>
-              </w:rPr>
-              <w:t>ENTREGA COMBINADA</w:t>
-            </w:r>
-          </w:p>
-          <w:p>
-            <w:pPr>
-              <w:spacing w:before="0" w:after="0"/>
-            </w:pPr>
-            <w:r>
-              <w:rPr>
-                <w:rFonts w:ascii="Cambria" w:hAnsi="Cambria"/>
-                <w:b/>
-                <w:i w:val="0"/>
-                <w:color w:val="FFFFFF"/>
-                <w:sz w:val="30"/>
-              </w:rPr>
-              <w:t>Três tarefas em paralelo; encerrar uma no meio não afeta as outras, e ela volta à fila.</w:t>
-            </w:r>
-          </w:p>
-        </w:tc>
-      </w:tr>
-    </w:tbl>
     <w:p>
       <w:pPr>
         <w:spacing w:before="0" w:after="80"/>
       </w:pPr>
+      <w:r>
+        <w:rPr>
+          <w:b w:val="0"/>
+          <w:i w:val="0"/>
+          <w:color w:val="1F2328"/>
+          <w:sz w:val="23"/>
+        </w:rPr>
+        <w:t>O arquivo test/factory/milestone_e5_test.exs é um teste automático permanente com processos de verdade: três em voo, um morto com Process.exit. Roda em toda verificação, sem rede e sem cota — se a queda de um agente afetar os outros ou deixar trabalho sem dono, ele quebra.</w:t>
+      </w:r>
+    </w:p>
+    <w:p>
+      <w:pPr>
+        <w:jc w:val="center"/>
+      </w:pPr>
+      <w:r>
+        <w:drawing>
+          <wp:inline xmlns:a="http://schemas.openxmlformats.org/drawingml/2006/main" xmlns:pic="http://schemas.openxmlformats.org/drawingml/2006/picture">
+            <wp:extent cx="6638041" cy="1224000"/>
+            <wp:docPr id="8" name="Picture 8"/>
+            <wp:cNvGraphicFramePr>
+              <a:graphicFrameLocks noChangeAspect="1"/>
+            </wp:cNvGraphicFramePr>
+            <a:graphic>
+              <a:graphicData uri="http://schemas.openxmlformats.org/drawingml/2006/picture">
+                <pic:pic>
+                  <pic:nvPicPr>
+                    <pic:cNvPr id="0" name="E5-marco.png"/>
+                    <pic:cNvPicPr/>
+                  </pic:nvPicPr>
+                  <pic:blipFill>
+                    <a:blip r:embed="rId18"/>
+                    <a:stretch>
+                      <a:fillRect/>
+                    </a:stretch>
+                  </pic:blipFill>
+                  <pic:spPr>
+                    <a:xfrm>
+                      <a:off x="0" y="0"/>
+                      <a:ext cx="6638041" cy="1224000"/>
+                    </a:xfrm>
+                    <a:prstGeom prst="rect"/>
+                  </pic:spPr>
+                </pic:pic>
+              </a:graphicData>
+            </a:graphic>
+          </wp:inline>
+        </w:drawing>
+      </w:r>
     </w:p>
     <w:p>
       <w:pPr>
@@ -1674,22 +3864,12 @@
       </w:r>
       <w:r>
         <w:rPr>
-          <w:rFonts w:ascii="Consolas" w:hAnsi="Consolas"/>
-          <w:b w:val="0"/>
-          <w:i w:val="0"/>
-          <w:color w:val="2A4A7F"/>
-          <w:sz w:val="21"/>
-        </w:rPr>
-        <w:t>Queue.Exclusion.batch/2</w:t>
-      </w:r>
-      <w:r>
-        <w:rPr>
           <w:b w:val="0"/>
           <w:i w:val="0"/>
           <w:color w:val="1F2328"/>
           <w:sz w:val="22"/>
         </w:rPr>
-        <w:t xml:space="preserve"> libera 3 construtores com áreas disjuntas; o Registry confirma os três em voo</w:t>
+        <w:t>Três tarefas com áreas disjuntas (a.txt, b.txt, c.txt): o lote libera os três construtores e o registro confirma três agentes em voo ao mesmo tempo.</w:t>
       </w:r>
     </w:p>
     <w:p>
@@ -1712,36 +3892,7 @@
           <w:color w:val="1F2328"/>
           <w:sz w:val="22"/>
         </w:rPr>
-        <w:t xml:space="preserve">A e B esperam um sinal; C escreve trabalho parcial em </w:t>
-      </w:r>
-      <w:r>
-        <w:rPr>
-          <w:rFonts w:ascii="Consolas" w:hAnsi="Consolas"/>
-          <w:b w:val="0"/>
-          <w:i w:val="0"/>
-          <w:color w:val="2A4A7F"/>
-          <w:sz w:val="21"/>
-        </w:rPr>
-        <w:t>c.txt</w:t>
-      </w:r>
-      <w:r>
-        <w:rPr>
-          <w:b w:val="0"/>
-          <w:i w:val="0"/>
-          <w:color w:val="1F2328"/>
-          <w:sz w:val="22"/>
-        </w:rPr>
-        <w:t xml:space="preserve"> e trava — e é morto com </w:t>
-      </w:r>
-      <w:r>
-        <w:rPr>
-          <w:rFonts w:ascii="Consolas" w:hAnsi="Consolas"/>
-          <w:b w:val="0"/>
-          <w:i w:val="0"/>
-          <w:color w:val="2A4A7F"/>
-          <w:sz w:val="21"/>
-        </w:rPr>
-        <w:t>stop_agent/1</w:t>
+        <w:t>A e B terminam o ciclo e vão para "em teste", com um consumo gravado cada. C escreve c.txt pela metade e trava — e é morto de verdade.</w:t>
       </w:r>
     </w:p>
     <w:p>
@@ -1764,45 +3915,7 @@
           <w:color w:val="1F2328"/>
           <w:sz w:val="22"/>
         </w:rPr>
-        <w:t xml:space="preserve">A e B chegam a </w:t>
-      </w:r>
-      <w:r>
-        <w:rPr>
-          <w:rFonts w:ascii="Consolas" w:hAnsi="Consolas"/>
-          <w:b w:val="0"/>
-          <w:i w:val="0"/>
-          <w:color w:val="2A4A7F"/>
-          <w:sz w:val="21"/>
-        </w:rPr>
-        <w:t>in_testing</w:t>
-      </w:r>
-      <w:r>
-        <w:rPr>
-          <w:b w:val="0"/>
-          <w:i w:val="0"/>
-          <w:color w:val="1F2328"/>
-          <w:sz w:val="22"/>
-        </w:rPr>
-        <w:t xml:space="preserve">; C volta à fila com motivo, em </w:t>
-      </w:r>
-      <w:r>
-        <w:rPr>
-          <w:rFonts w:ascii="Consolas" w:hAnsi="Consolas"/>
-          <w:b w:val="0"/>
-          <w:i w:val="0"/>
-          <w:color w:val="2A4A7F"/>
-          <w:sz w:val="21"/>
-        </w:rPr>
-        <w:t>in_progress</w:t>
-      </w:r>
-      <w:r>
-        <w:rPr>
-          <w:b w:val="0"/>
-          <w:i w:val="0"/>
-          <w:color w:val="1F2328"/>
-          <w:sz w:val="22"/>
-        </w:rPr>
-        <w:t>, despachável como construtor</w:t>
+        <w:t>Matar C não afeta A e B. C volta à fila com o motivo da morte, em "em execução" (já despachável) e sem nenhum consumo gravado pela metade.</w:t>
       </w:r>
     </w:p>
     <w:p>
@@ -1825,45 +3938,7 @@
           <w:color w:val="1F2328"/>
           <w:sz w:val="22"/>
         </w:rPr>
-        <w:t xml:space="preserve">Nenhum consumo perdido (1 linha para A e B, 0 para C); </w:t>
-      </w:r>
-      <w:r>
-        <w:rPr>
-          <w:rFonts w:ascii="Consolas" w:hAnsi="Consolas"/>
-          <w:b w:val="0"/>
-          <w:i w:val="0"/>
-          <w:color w:val="2A4A7F"/>
-          <w:sz w:val="21"/>
-        </w:rPr>
-        <w:t>Recovery.reconcile/1</w:t>
-      </w:r>
-      <w:r>
-        <w:rPr>
-          <w:b w:val="0"/>
-          <w:i w:val="0"/>
-          <w:color w:val="1F2328"/>
-          <w:sz w:val="22"/>
-        </w:rPr>
-        <w:t xml:space="preserve"> commita </w:t>
-      </w:r>
-      <w:r>
-        <w:rPr>
-          <w:rFonts w:ascii="Consolas" w:hAnsi="Consolas"/>
-          <w:b w:val="0"/>
-          <w:i w:val="0"/>
-          <w:color w:val="2A4A7F"/>
-          <w:sz w:val="21"/>
-        </w:rPr>
-        <w:t>c.txt</w:t>
-      </w:r>
-      <w:r>
-        <w:rPr>
-          <w:b w:val="0"/>
-          <w:i w:val="0"/>
-          <w:color w:val="1F2328"/>
-          <w:sz w:val="22"/>
-        </w:rPr>
-        <w:t xml:space="preserve"> citando a tarefa</w:t>
+        <w:t>Simulando a subida depois da queda, o saneamento acha C órfã e commita c.txt com uma mensagem que cita a tarefa e "recovery": git status fica vazio. Sem nada a fazer, ele ainda devolve relatório.</w:t>
       </w:r>
     </w:p>
     <w:p>
@@ -1886,26 +3961,7 @@
           <w:color w:val="1F2328"/>
           <w:sz w:val="22"/>
         </w:rPr>
-        <w:t xml:space="preserve">Segundo teste: um erro de cota injetado pausa as filas, o job continua </w:t>
-      </w:r>
-      <w:r>
-        <w:rPr>
-          <w:rFonts w:ascii="Consolas" w:hAnsi="Consolas"/>
-          <w:b w:val="0"/>
-          <w:i w:val="0"/>
-          <w:color w:val="2A4A7F"/>
-          <w:sz w:val="21"/>
-        </w:rPr>
-        <w:t>available</w:t>
-      </w:r>
-      <w:r>
-        <w:rPr>
-          <w:b w:val="0"/>
-          <w:i w:val="0"/>
-          <w:color w:val="1F2328"/>
-          <w:sz w:val="22"/>
-        </w:rPr>
-        <w:t xml:space="preserve"> e o rearme retoma</w:t>
+        <w:t>Segundo teste: um erro de cota injetado pausa as filas, o trabalho enfileirado continua disponível e o rearme retoma sem cancelar nada.</w:t>
       </w:r>
     </w:p>
     <w:p>
@@ -2276,7 +4332,7 @@
         <w:drawing>
           <wp:inline xmlns:a="http://schemas.openxmlformats.org/drawingml/2006/main" xmlns:pic="http://schemas.openxmlformats.org/drawingml/2006/picture">
             <wp:extent cx="8280000" cy="2408727"/>
-            <wp:docPr id="3" name="Picture 3"/>
+            <wp:docPr id="9" name="Picture 9"/>
             <wp:cNvGraphicFramePr>
               <a:graphicFrameLocks noChangeAspect="1"/>
             </wp:cNvGraphicFramePr>
@@ -2288,7 +4344,7 @@
                     <pic:cNvPicPr/>
                   </pic:nvPicPr>
                   <pic:blipFill>
-                    <a:blip r:embed="rId13"/>
+                    <a:blip r:embed="rId19"/>
                     <a:stretch>
                       <a:fillRect/>
                     </a:stretch>
@@ -2415,7 +4471,7 @@
                 <w:color w:val="6B7480"/>
                 <w:sz w:val="22"/>
               </w:rPr>
-              <w:t>atendido — teste do marco E5</w:t>
+              <w:t>atendido — lote com áreas disjuntas e recusa de escrita fora das áreas, provados no teste do marco; quem monta a rodada sozinho é o piloto (E7)</w:t>
             </w:r>
           </w:p>
         </w:tc>
@@ -2479,7 +4535,7 @@
                 <w:color w:val="6B7480"/>
                 <w:sz w:val="22"/>
               </w:rPr>
-              <w:t>parcial — busca medida; pico com 3 em paralelo a medir</w:t>
+              <w:t>parcial — limite de 2 construtores pelo perfil de 8 GB; o pico de memória com agentes em paralelo ainda será medido</w:t>
             </w:r>
           </w:p>
         </w:tc>
@@ -2543,7 +4599,7 @@
                 <w:color w:val="6B7480"/>
                 <w:sz w:val="22"/>
               </w:rPr>
-              <w:t>atendido — teste do marco E5</w:t>
+              <w:t>atendido — queda isolada, motivo registrado e trabalho parcial commitado, provados no teste do marco</w:t>
             </w:r>
           </w:p>
         </w:tc>
@@ -2579,7 +4635,35 @@
           <w:color w:val="1F2328"/>
           <w:sz w:val="24"/>
         </w:rPr>
-        <w:t>Nada pendente nesta etapa.</w:t>
+        <w:t>Nesta etapa o lote e o saneamento são chamados pelo teste do marco; quem monta a rodada e enfileira sozinho é o piloto automático (E7).</w:t>
+      </w:r>
+    </w:p>
+    <w:p>
+      <w:pPr>
+        <w:pStyle w:val="ListBullet"/>
+      </w:pPr>
+      <w:r>
+        <w:rPr>
+          <w:b w:val="0"/>
+          <w:i w:val="0"/>
+          <w:color w:val="1F2328"/>
+          <w:sz w:val="24"/>
+        </w:rPr>
+        <w:t>O saneamento roda quando chamado, ainda não automaticamente na subida do sistema.</w:t>
+      </w:r>
+    </w:p>
+    <w:p>
+      <w:pPr>
+        <w:pStyle w:val="ListBullet"/>
+      </w:pPr>
+      <w:r>
+        <w:rPr>
+          <w:b w:val="0"/>
+          <w:i w:val="0"/>
+          <w:color w:val="1F2328"/>
+          <w:sz w:val="24"/>
+        </w:rPr>
+        <w:t>Medir o pico de memória com agentes em paralelo na máquina de 8 GB (R9).</w:t>
       </w:r>
     </w:p>
     <w:p>
